--- a/discoverer-neo/docs/user-guide/manual/Discoverer-Neo-VIEWER-Guide-Quick-en.docx
+++ b/discoverer-neo/docs/user-guide/manual/Discoverer-Neo-VIEWER-Guide-Quick-en.docx
@@ -54,7 +54,7 @@
           <w:sz w:val="22"/>
           <w:szCs w:val="22"/>
         </w:rPr>
-        <w:t>Version 2.0.0</w:t>
+        <w:t>Version 2.0.1</w:t>
       </w:r>
     </w:p>
     <w:p>
@@ -74,7 +74,7 @@
     <w:sdt>
       <w:sdtPr>
         <w:alias w:val="Contents"/>
-        <w:id w:val="2032134044"/>
+        <w:id w:val="2041391981"/>
       </w:sdtPr>
       <w:sdtEndPr/>
       <w:sdtContent>
@@ -102,7 +102,7 @@
           <w:r>
             <w:fldChar w:fldCharType="separate"/>
           </w:r>
-          <w:hyperlink w:anchor="_Toc241669314" w:history="1">
+          <w:hyperlink w:anchor="_Toc241671845" w:history="1">
             <w:r>
               <w:rPr>
                 <w:rStyle w:val="Hiperligao"/>
@@ -126,7 +126,7 @@
               <w:rPr>
                 <w:noProof/>
               </w:rPr>
-              <w:instrText xml:space="preserve"> PAGEREF _Toc241669314 \h </w:instrText>
+              <w:instrText xml:space="preserve"> PAGEREF _Toc241671845 \h </w:instrText>
             </w:r>
             <w:r>
               <w:rPr>
@@ -168,7 +168,7 @@
               <w14:ligatures w14:val="standardContextual"/>
             </w:rPr>
           </w:pPr>
-          <w:hyperlink w:anchor="_Toc241669315" w:history="1">
+          <w:hyperlink w:anchor="_Toc241671846" w:history="1">
             <w:r>
               <w:rPr>
                 <w:rStyle w:val="Hiperligao"/>
@@ -192,7 +192,7 @@
               <w:rPr>
                 <w:noProof/>
               </w:rPr>
-              <w:instrText xml:space="preserve"> PAGEREF _Toc241669315 \h </w:instrText>
+              <w:instrText xml:space="preserve"> PAGEREF _Toc241671846 \h </w:instrText>
             </w:r>
             <w:r>
               <w:rPr>
@@ -234,7 +234,7 @@
               <w14:ligatures w14:val="standardContextual"/>
             </w:rPr>
           </w:pPr>
-          <w:hyperlink w:anchor="_Toc241669316" w:history="1">
+          <w:hyperlink w:anchor="_Toc241671847" w:history="1">
             <w:r>
               <w:rPr>
                 <w:rStyle w:val="Hiperligao"/>
@@ -258,7 +258,7 @@
               <w:rPr>
                 <w:noProof/>
               </w:rPr>
-              <w:instrText xml:space="preserve"> PAGEREF _Toc241669316 \h </w:instrText>
+              <w:instrText xml:space="preserve"> PAGEREF _Toc241671847 \h </w:instrText>
             </w:r>
             <w:r>
               <w:rPr>
@@ -300,7 +300,7 @@
               <w14:ligatures w14:val="standardContextual"/>
             </w:rPr>
           </w:pPr>
-          <w:hyperlink w:anchor="_Toc241669317" w:history="1">
+          <w:hyperlink w:anchor="_Toc241671848" w:history="1">
             <w:r>
               <w:rPr>
                 <w:rStyle w:val="Hiperligao"/>
@@ -324,7 +324,7 @@
               <w:rPr>
                 <w:noProof/>
               </w:rPr>
-              <w:instrText xml:space="preserve"> PAGEREF _Toc241669317 \h </w:instrText>
+              <w:instrText xml:space="preserve"> PAGEREF _Toc241671848 \h </w:instrText>
             </w:r>
             <w:r>
               <w:rPr>
@@ -366,7 +366,7 @@
               <w14:ligatures w14:val="standardContextual"/>
             </w:rPr>
           </w:pPr>
-          <w:hyperlink w:anchor="_Toc241669318" w:history="1">
+          <w:hyperlink w:anchor="_Toc241671849" w:history="1">
             <w:r>
               <w:rPr>
                 <w:rStyle w:val="Hiperligao"/>
@@ -390,7 +390,7 @@
               <w:rPr>
                 <w:noProof/>
               </w:rPr>
-              <w:instrText xml:space="preserve"> PAGEREF _Toc241669318 \h </w:instrText>
+              <w:instrText xml:space="preserve"> PAGEREF _Toc241671849 \h </w:instrText>
             </w:r>
             <w:r>
               <w:rPr>
@@ -432,7 +432,7 @@
               <w14:ligatures w14:val="standardContextual"/>
             </w:rPr>
           </w:pPr>
-          <w:hyperlink w:anchor="_Toc241669319" w:history="1">
+          <w:hyperlink w:anchor="_Toc241671850" w:history="1">
             <w:r>
               <w:rPr>
                 <w:rStyle w:val="Hiperligao"/>
@@ -456,7 +456,7 @@
               <w:rPr>
                 <w:noProof/>
               </w:rPr>
-              <w:instrText xml:space="preserve"> PAGEREF _Toc241669319 \h </w:instrText>
+              <w:instrText xml:space="preserve"> PAGEREF _Toc241671850 \h </w:instrText>
             </w:r>
             <w:r>
               <w:rPr>
@@ -504,7 +504,7 @@
       <w:pPr>
         <w:pStyle w:val="Ttulo1"/>
       </w:pPr>
-      <w:bookmarkStart w:id="0" w:name="_Toc241669314"/>
+      <w:bookmarkStart w:id="0" w:name="_Toc241671845"/>
       <w:r>
         <w:lastRenderedPageBreak/>
         <w:t>Your role in one page</w:t>
@@ -1010,7 +1010,7 @@
           <w:noProof/>
         </w:rPr>
         <w:drawing>
-          <wp:inline distT="0" distB="0" distL="0" distR="0" wp14:anchorId="1478E782" wp14:editId="7D562E74">
+          <wp:inline distT="0" distB="0" distL="0" distR="0" wp14:anchorId="3EF338A7" wp14:editId="13D1264D">
             <wp:extent cx="5715000" cy="3571875"/>
             <wp:effectExtent l="0" t="0" r="0" b="0"/>
             <wp:docPr id="465" name="01-login.png" descr="The sign-in page with Email, Password, Remember me and the Sign in button." title="The sign-in page with Email, Password, Remember me and the Sign in button."/>
@@ -1063,7 +1063,7 @@
         <w:pStyle w:val="Ttulo1"/>
         <w:pageBreakBefore/>
       </w:pPr>
-      <w:bookmarkStart w:id="1" w:name="_Toc241669315"/>
+      <w:bookmarkStart w:id="1" w:name="_Toc241671846"/>
       <w:r>
         <w:lastRenderedPageBreak/>
         <w:t>Dashboard and Maps</w:t>
@@ -1103,7 +1103,7 @@
           <w:noProof/>
         </w:rPr>
         <w:drawing>
-          <wp:inline distT="0" distB="0" distL="0" distR="0" wp14:anchorId="6E411C3D" wp14:editId="52E532FD">
+          <wp:inline distT="0" distB="0" distL="0" distR="0" wp14:anchorId="59B72453" wp14:editId="61F96183">
             <wp:extent cx="5715000" cy="3429000"/>
             <wp:effectExtent l="0" t="0" r="0" b="0"/>
             <wp:docPr id="466" name="03-maps-all.png" descr="The Maps list, All tab, where each map has only the Open icon." title="The Maps list, All tab, where each map has only the Open icon."/>
@@ -1575,7 +1575,7 @@
         <w:pStyle w:val="Ttulo1"/>
         <w:pageBreakBefore/>
       </w:pPr>
-      <w:bookmarkStart w:id="2" w:name="_Toc241669316"/>
+      <w:bookmarkStart w:id="2" w:name="_Toc241671847"/>
       <w:r>
         <w:lastRenderedPageBreak/>
         <w:t>Run and read a map</w:t>
@@ -1598,7 +1598,7 @@
           <w:noProof/>
         </w:rPr>
         <w:drawing>
-          <wp:inline distT="0" distB="0" distL="0" distR="0" wp14:anchorId="3DE2043A" wp14:editId="22C909A0">
+          <wp:inline distT="0" distB="0" distL="0" distR="0" wp14:anchorId="371EC4DE" wp14:editId="3273502A">
             <wp:extent cx="5715000" cy="3571875"/>
             <wp:effectExtent l="0" t="0" r="0" b="0"/>
             <wp:docPr id="467" name="06-viewer-results.png" descr="A completed run with Excel, CSV and PDF buttons over the results grid." title="A completed run with Excel, CSV and PDF buttons over the results grid."/>
@@ -2114,7 +2114,7 @@
         <w:pStyle w:val="Ttulo1"/>
         <w:pageBreakBefore/>
       </w:pPr>
-      <w:bookmarkStart w:id="3" w:name="_Toc241669317"/>
+      <w:bookmarkStart w:id="3" w:name="_Toc241671848"/>
       <w:r>
         <w:lastRenderedPageBreak/>
         <w:t>Runs and Exports</w:t>
@@ -2154,7 +2154,7 @@
           <w:noProof/>
         </w:rPr>
         <w:drawing>
-          <wp:inline distT="0" distB="0" distL="0" distR="0" wp14:anchorId="15830FD3" wp14:editId="6002DD2E">
+          <wp:inline distT="0" distB="0" distL="0" distR="0" wp14:anchorId="0CD73B18" wp14:editId="3802C769">
             <wp:extent cx="5715000" cy="3571875"/>
             <wp:effectExtent l="0" t="0" r="0" b="0"/>
             <wp:docPr id="468" name="07-runs.png" descr="The Runs page listing the Viewer's own runs." title="The Runs page listing the Viewer's own runs."/>
@@ -2535,7 +2535,7 @@
         <w:pStyle w:val="Ttulo1"/>
         <w:pageBreakBefore/>
       </w:pPr>
-      <w:bookmarkStart w:id="4" w:name="_Toc241669318"/>
+      <w:bookmarkStart w:id="4" w:name="_Toc241671849"/>
       <w:r>
         <w:lastRenderedPageBreak/>
         <w:t>Schedules</w:t>
@@ -2588,7 +2588,7 @@
           <w:noProof/>
         </w:rPr>
         <w:drawing>
-          <wp:inline distT="0" distB="0" distL="0" distR="0" wp14:anchorId="68EC0B25" wp14:editId="427477B0">
+          <wp:inline distT="0" distB="0" distL="0" distR="0" wp14:anchorId="5DA8C9C1" wp14:editId="2F50DD50">
             <wp:extent cx="5715000" cy="3571875"/>
             <wp:effectExtent l="0" t="0" r="0" b="0"/>
             <wp:docPr id="469" name="09-schedules.png" descr="The Schedules page with the message No schedules yet." title="The Schedules page with the message No schedules yet."/>
@@ -3054,7 +3054,7 @@
         <w:pStyle w:val="Ttulo1"/>
         <w:pageBreakBefore/>
       </w:pPr>
-      <w:bookmarkStart w:id="5" w:name="_Toc241669319"/>
+      <w:bookmarkStart w:id="5" w:name="_Toc241671850"/>
       <w:r>
         <w:lastRenderedPageBreak/>
         <w:t>Settings</w:t>
@@ -3087,7 +3087,7 @@
           <w:noProof/>
         </w:rPr>
         <w:drawing>
-          <wp:inline distT="0" distB="0" distL="0" distR="0" wp14:anchorId="09206E56" wp14:editId="3C359316">
+          <wp:inline distT="0" distB="0" distL="0" distR="0" wp14:anchorId="4C4704A1" wp14:editId="5B8961AA">
             <wp:extent cx="5715000" cy="3571875"/>
             <wp:effectExtent l="0" t="0" r="0" b="0"/>
             <wp:docPr id="470" name="04-settings.png" descr="The Settings page with the Language, Theme and Color palette cards." title="The Settings page with the Language, Theme and Color palette cards."/>
@@ -3396,7 +3396,7 @@
         <w:sz w:val="16"/>
         <w:szCs w:val="16"/>
       </w:rPr>
-      <w:t>Discoverer Neo 2.0.0 · Quick guide · VIEWER</w:t>
+      <w:t>Discoverer Neo 2.0.1 · Quick guide · VIEWER</w:t>
     </w:r>
   </w:p>
 </w:hdr>
@@ -3405,10 +3405,10 @@
 <file path=word/numbering.xml><?xml version="1.0" encoding="utf-8"?>
 <w:numbering xmlns:wpc="http://schemas.microsoft.com/office/word/2010/wordprocessingCanvas" xmlns:cx="http://schemas.microsoft.com/office/drawing/2014/chartex" xmlns:cx1="http://schemas.microsoft.com/office/drawing/2015/9/8/chartex" xmlns:cx2="http://schemas.microsoft.com/office/drawing/2015/10/21/chartex" xmlns:cx3="http://schemas.microsoft.com/office/drawing/2016/5/9/chartex" xmlns:cx4="http://schemas.microsoft.com/office/drawing/2016/5/10/chartex" xmlns:cx5="http://schemas.microsoft.com/office/drawing/2016/5/11/chartex" xmlns:cx6="http://schemas.microsoft.com/office/drawing/2016/5/12/chartex" xmlns:cx7="http://schemas.microsoft.com/office/drawing/2016/5/13/chartex" xmlns:cx8="http://schemas.microsoft.com/office/drawing/2016/5/14/chartex" xmlns:mc="http://schemas.openxmlformats.org/markup-compatibility/2006" xmlns:aink="http://schemas.microsoft.com/office/drawing/2016/ink" xmlns:am3d="http://schemas.microsoft.com/office/drawing/2017/model3d" xmlns:o="urn:schemas-microsoft-com:office:office" xmlns:oel="http://schemas.microsoft.com/office/2019/extlst" xmlns:r="http://schemas.openxmlformats.org/officeDocument/2006/relationships" xmlns:m="http://schemas.openxmlformats.org/officeDocument/2006/math" xmlns:v="urn:schemas-microsoft-com:vml" xmlns:wp14="http://schemas.microsoft.com/office/word/2010/wordprocessingDrawing" xmlns:wp="http://schemas.openxmlformats.org/drawingml/2006/wordprocessingDrawing" xmlns:w10="urn:schemas-microsoft-com:office:word" xmlns:w="http://schemas.openxmlformats.org/wordprocessingml/2006/main" xmlns:w14="http://schemas.microsoft.com/office/word/2010/wordml" xmlns:w15="http://schemas.microsoft.com/office/word/2012/wordml" xmlns:w16cex="http://schemas.microsoft.com/office/word/2018/wordml/cex" xmlns:w16cid="http://schemas.microsoft.com/office/word/2016/wordml/cid" xmlns:w16="http://schemas.microsoft.com/office/word/2018/wordml" xmlns:w16sdtdh="http://schemas.microsoft.com/office/word/2020/wordml/sdtdatahash" xmlns:w16se="http://schemas.microsoft.com/office/word/2015/wordml/symex" xmlns:wpg="http://schemas.microsoft.com/office/word/2010/wordprocessingGroup" xmlns:wpi="http://schemas.microsoft.com/office/word/2010/wordprocessingInk" xmlns:wne="http://schemas.microsoft.com/office/word/2006/wordml" xmlns:wps="http://schemas.microsoft.com/office/word/2010/wordprocessingShape" mc:Ignorable="w14 w15 w16se w16cid w16 w16cex w16sdtdh wp14">
   <w:abstractNum w:abstractNumId="0" w15:restartNumberingAfterBreak="0">
-    <w:nsid w:val="052E61A8"/>
+    <w:nsid w:val="20EA57FE"/>
     <w:multiLevelType w:val="hybridMultilevel"/>
-    <w:tmpl w:val="84AAE168"/>
-    <w:lvl w:ilvl="0" w:tplc="054C6E64">
+    <w:tmpl w:val="DF4ADCFC"/>
+    <w:lvl w:ilvl="0" w:tplc="57C232CC">
       <w:start w:val="1"/>
       <w:numFmt w:val="decimal"/>
       <w:lvlText w:val="%1."/>
@@ -3417,7 +3417,7 @@
         <w:ind w:left="360" w:hanging="300"/>
       </w:pPr>
     </w:lvl>
-    <w:lvl w:ilvl="1" w:tplc="662E5178" w:tentative="1">
+    <w:lvl w:ilvl="1" w:tplc="4DC4C4D4" w:tentative="1">
       <w:start w:val="1"/>
       <w:numFmt w:val="lowerLetter"/>
       <w:lvlText w:val="%2."/>
@@ -3426,47 +3426,47 @@
         <w:ind w:left="720" w:hanging="300"/>
       </w:pPr>
     </w:lvl>
-    <w:lvl w:ilvl="2" w:tplc="BD144F80">
+    <w:lvl w:ilvl="2" w:tplc="6E30A828">
       <w:numFmt w:val="decimal"/>
       <w:lvlText w:val=""/>
       <w:lvlJc w:val="left"/>
     </w:lvl>
-    <w:lvl w:ilvl="3" w:tplc="37FAFDF0">
+    <w:lvl w:ilvl="3" w:tplc="90F21592">
       <w:numFmt w:val="decimal"/>
       <w:lvlText w:val=""/>
       <w:lvlJc w:val="left"/>
     </w:lvl>
-    <w:lvl w:ilvl="4" w:tplc="951E09E2">
+    <w:lvl w:ilvl="4" w:tplc="F9189470">
       <w:numFmt w:val="decimal"/>
       <w:lvlText w:val=""/>
       <w:lvlJc w:val="left"/>
     </w:lvl>
-    <w:lvl w:ilvl="5" w:tplc="9D52FB9E">
+    <w:lvl w:ilvl="5" w:tplc="35CE6796">
       <w:numFmt w:val="decimal"/>
       <w:lvlText w:val=""/>
       <w:lvlJc w:val="left"/>
     </w:lvl>
-    <w:lvl w:ilvl="6" w:tplc="8206BED4">
+    <w:lvl w:ilvl="6" w:tplc="842297D0">
       <w:numFmt w:val="decimal"/>
       <w:lvlText w:val=""/>
       <w:lvlJc w:val="left"/>
     </w:lvl>
-    <w:lvl w:ilvl="7" w:tplc="3EC0CB44">
+    <w:lvl w:ilvl="7" w:tplc="94D40E1C">
       <w:numFmt w:val="decimal"/>
       <w:lvlText w:val=""/>
       <w:lvlJc w:val="left"/>
     </w:lvl>
-    <w:lvl w:ilvl="8" w:tplc="8292A55E">
+    <w:lvl w:ilvl="8" w:tplc="B62C4782">
       <w:numFmt w:val="decimal"/>
       <w:lvlText w:val=""/>
       <w:lvlJc w:val="left"/>
     </w:lvl>
   </w:abstractNum>
   <w:abstractNum w:abstractNumId="1" w15:restartNumberingAfterBreak="0">
-    <w:nsid w:val="13450250"/>
+    <w:nsid w:val="27AC3091"/>
     <w:multiLevelType w:val="hybridMultilevel"/>
-    <w:tmpl w:val="B30C6DCA"/>
-    <w:lvl w:ilvl="0" w:tplc="45CCFE88" w:tentative="1">
+    <w:tmpl w:val="EFCE49B6"/>
+    <w:lvl w:ilvl="0" w:tplc="57CA69AA" w:tentative="1">
       <w:start w:val="1"/>
       <w:numFmt w:val="bullet"/>
       <w:lvlText w:val="•"/>
@@ -3475,7 +3475,7 @@
         <w:ind w:left="360" w:hanging="260"/>
       </w:pPr>
     </w:lvl>
-    <w:lvl w:ilvl="1" w:tplc="36F24000" w:tentative="1">
+    <w:lvl w:ilvl="1" w:tplc="0D7007CC" w:tentative="1">
       <w:start w:val="1"/>
       <w:numFmt w:val="bullet"/>
       <w:lvlText w:val="–"/>
@@ -3484,47 +3484,47 @@
         <w:ind w:left="720" w:hanging="260"/>
       </w:pPr>
     </w:lvl>
-    <w:lvl w:ilvl="2" w:tplc="CDE6993E">
+    <w:lvl w:ilvl="2" w:tplc="85741E24">
       <w:numFmt w:val="decimal"/>
       <w:lvlText w:val=""/>
       <w:lvlJc w:val="left"/>
     </w:lvl>
-    <w:lvl w:ilvl="3" w:tplc="82EC2C42">
+    <w:lvl w:ilvl="3" w:tplc="BE50A46E">
       <w:numFmt w:val="decimal"/>
       <w:lvlText w:val=""/>
       <w:lvlJc w:val="left"/>
     </w:lvl>
-    <w:lvl w:ilvl="4" w:tplc="4AF4F8D2">
+    <w:lvl w:ilvl="4" w:tplc="A8C05866">
       <w:numFmt w:val="decimal"/>
       <w:lvlText w:val=""/>
       <w:lvlJc w:val="left"/>
     </w:lvl>
-    <w:lvl w:ilvl="5" w:tplc="58285D18">
+    <w:lvl w:ilvl="5" w:tplc="ABF09F12">
       <w:numFmt w:val="decimal"/>
       <w:lvlText w:val=""/>
       <w:lvlJc w:val="left"/>
     </w:lvl>
-    <w:lvl w:ilvl="6" w:tplc="F9C81B72">
+    <w:lvl w:ilvl="6" w:tplc="190E9486">
       <w:numFmt w:val="decimal"/>
       <w:lvlText w:val=""/>
       <w:lvlJc w:val="left"/>
     </w:lvl>
-    <w:lvl w:ilvl="7" w:tplc="5720FCB8">
+    <w:lvl w:ilvl="7" w:tplc="6BB0A80A">
       <w:numFmt w:val="decimal"/>
       <w:lvlText w:val=""/>
       <w:lvlJc w:val="left"/>
     </w:lvl>
-    <w:lvl w:ilvl="8" w:tplc="E9225B00">
+    <w:lvl w:ilvl="8" w:tplc="0506071E">
       <w:numFmt w:val="decimal"/>
       <w:lvlText w:val=""/>
       <w:lvlJc w:val="left"/>
     </w:lvl>
   </w:abstractNum>
   <w:abstractNum w:abstractNumId="2" w15:restartNumberingAfterBreak="0">
-    <w:nsid w:val="151C17E1"/>
+    <w:nsid w:val="31333D03"/>
     <w:multiLevelType w:val="hybridMultilevel"/>
-    <w:tmpl w:val="6C9619F2"/>
-    <w:lvl w:ilvl="0" w:tplc="BD1A2824">
+    <w:tmpl w:val="B36A8E34"/>
+    <w:lvl w:ilvl="0" w:tplc="03BA6472">
       <w:start w:val="1"/>
       <w:numFmt w:val="decimal"/>
       <w:lvlText w:val="%1."/>
@@ -3533,7 +3533,7 @@
         <w:ind w:left="360" w:hanging="300"/>
       </w:pPr>
     </w:lvl>
-    <w:lvl w:ilvl="1" w:tplc="6E0E83B8" w:tentative="1">
+    <w:lvl w:ilvl="1" w:tplc="05922FFC" w:tentative="1">
       <w:start w:val="1"/>
       <w:numFmt w:val="lowerLetter"/>
       <w:lvlText w:val="%2."/>
@@ -3542,47 +3542,47 @@
         <w:ind w:left="720" w:hanging="300"/>
       </w:pPr>
     </w:lvl>
-    <w:lvl w:ilvl="2" w:tplc="C1241314">
+    <w:lvl w:ilvl="2" w:tplc="35AC5586">
       <w:numFmt w:val="decimal"/>
       <w:lvlText w:val=""/>
       <w:lvlJc w:val="left"/>
     </w:lvl>
-    <w:lvl w:ilvl="3" w:tplc="2C8093F4">
+    <w:lvl w:ilvl="3" w:tplc="75A48458">
       <w:numFmt w:val="decimal"/>
       <w:lvlText w:val=""/>
       <w:lvlJc w:val="left"/>
     </w:lvl>
-    <w:lvl w:ilvl="4" w:tplc="6960DEE4">
+    <w:lvl w:ilvl="4" w:tplc="8A789CC6">
       <w:numFmt w:val="decimal"/>
       <w:lvlText w:val=""/>
       <w:lvlJc w:val="left"/>
     </w:lvl>
-    <w:lvl w:ilvl="5" w:tplc="81AE7B54">
+    <w:lvl w:ilvl="5" w:tplc="DECCE7DC">
       <w:numFmt w:val="decimal"/>
       <w:lvlText w:val=""/>
       <w:lvlJc w:val="left"/>
     </w:lvl>
-    <w:lvl w:ilvl="6" w:tplc="BDC258AC">
+    <w:lvl w:ilvl="6" w:tplc="5EF68B4E">
       <w:numFmt w:val="decimal"/>
       <w:lvlText w:val=""/>
       <w:lvlJc w:val="left"/>
     </w:lvl>
-    <w:lvl w:ilvl="7" w:tplc="4C3868DE">
+    <w:lvl w:ilvl="7" w:tplc="983A78E0">
       <w:numFmt w:val="decimal"/>
       <w:lvlText w:val=""/>
       <w:lvlJc w:val="left"/>
     </w:lvl>
-    <w:lvl w:ilvl="8" w:tplc="850A30C4">
+    <w:lvl w:ilvl="8" w:tplc="AE0EE28A">
       <w:numFmt w:val="decimal"/>
       <w:lvlText w:val=""/>
       <w:lvlJc w:val="left"/>
     </w:lvl>
   </w:abstractNum>
   <w:abstractNum w:abstractNumId="3" w15:restartNumberingAfterBreak="0">
-    <w:nsid w:val="3EB02384"/>
+    <w:nsid w:val="56C62418"/>
     <w:multiLevelType w:val="hybridMultilevel"/>
-    <w:tmpl w:val="94A88FEE"/>
-    <w:lvl w:ilvl="0" w:tplc="0100D380">
+    <w:tmpl w:val="AB044068"/>
+    <w:lvl w:ilvl="0" w:tplc="67A21B6C">
       <w:start w:val="1"/>
       <w:numFmt w:val="decimal"/>
       <w:lvlText w:val="%1."/>
@@ -3591,7 +3591,7 @@
         <w:ind w:left="360" w:hanging="300"/>
       </w:pPr>
     </w:lvl>
-    <w:lvl w:ilvl="1" w:tplc="63DA11B2" w:tentative="1">
+    <w:lvl w:ilvl="1" w:tplc="76C4DDA6" w:tentative="1">
       <w:start w:val="1"/>
       <w:numFmt w:val="lowerLetter"/>
       <w:lvlText w:val="%2."/>
@@ -3600,47 +3600,133 @@
         <w:ind w:left="720" w:hanging="300"/>
       </w:pPr>
     </w:lvl>
-    <w:lvl w:ilvl="2" w:tplc="418039B6">
+    <w:lvl w:ilvl="2" w:tplc="C59EBCA2">
       <w:numFmt w:val="decimal"/>
       <w:lvlText w:val=""/>
       <w:lvlJc w:val="left"/>
     </w:lvl>
-    <w:lvl w:ilvl="3" w:tplc="775EC57E">
+    <w:lvl w:ilvl="3" w:tplc="05D895C4">
       <w:numFmt w:val="decimal"/>
       <w:lvlText w:val=""/>
       <w:lvlJc w:val="left"/>
     </w:lvl>
-    <w:lvl w:ilvl="4" w:tplc="1C009374">
+    <w:lvl w:ilvl="4" w:tplc="15E69EFE">
       <w:numFmt w:val="decimal"/>
       <w:lvlText w:val=""/>
       <w:lvlJc w:val="left"/>
     </w:lvl>
-    <w:lvl w:ilvl="5" w:tplc="4ADA1D66">
+    <w:lvl w:ilvl="5" w:tplc="1ED2A7D6">
       <w:numFmt w:val="decimal"/>
       <w:lvlText w:val=""/>
       <w:lvlJc w:val="left"/>
     </w:lvl>
-    <w:lvl w:ilvl="6" w:tplc="4D72A656">
+    <w:lvl w:ilvl="6" w:tplc="31C0F49A">
       <w:numFmt w:val="decimal"/>
       <w:lvlText w:val=""/>
       <w:lvlJc w:val="left"/>
     </w:lvl>
-    <w:lvl w:ilvl="7" w:tplc="A57867F6">
+    <w:lvl w:ilvl="7" w:tplc="5A8C1A72">
       <w:numFmt w:val="decimal"/>
       <w:lvlText w:val=""/>
       <w:lvlJc w:val="left"/>
     </w:lvl>
-    <w:lvl w:ilvl="8" w:tplc="C6924D5C">
+    <w:lvl w:ilvl="8" w:tplc="099E58FE">
       <w:numFmt w:val="decimal"/>
       <w:lvlText w:val=""/>
       <w:lvlJc w:val="left"/>
     </w:lvl>
   </w:abstractNum>
   <w:abstractNum w:abstractNumId="4" w15:restartNumberingAfterBreak="0">
-    <w:nsid w:val="63050CC7"/>
+    <w:nsid w:val="5A890404"/>
     <w:multiLevelType w:val="hybridMultilevel"/>
-    <w:tmpl w:val="A7060444"/>
-    <w:lvl w:ilvl="0" w:tplc="259C4F8C">
+    <w:tmpl w:val="86D0605E"/>
+    <w:lvl w:ilvl="0" w:tplc="81FC257A" w:tentative="1">
+      <w:start w:val="1"/>
+      <w:numFmt w:val="bullet"/>
+      <w:lvlText w:val="●"/>
+      <w:lvlJc w:val="left"/>
+      <w:pPr>
+        <w:ind w:left="720" w:hanging="360"/>
+      </w:pPr>
+    </w:lvl>
+    <w:lvl w:ilvl="1" w:tplc="2A428BC2" w:tentative="1">
+      <w:start w:val="1"/>
+      <w:numFmt w:val="bullet"/>
+      <w:lvlText w:val="○"/>
+      <w:lvlJc w:val="left"/>
+      <w:pPr>
+        <w:ind w:left="1440" w:hanging="360"/>
+      </w:pPr>
+    </w:lvl>
+    <w:lvl w:ilvl="2" w:tplc="0672B8BC" w:tentative="1">
+      <w:start w:val="1"/>
+      <w:numFmt w:val="bullet"/>
+      <w:lvlText w:val="■"/>
+      <w:lvlJc w:val="left"/>
+      <w:pPr>
+        <w:ind w:left="2160" w:hanging="360"/>
+      </w:pPr>
+    </w:lvl>
+    <w:lvl w:ilvl="3" w:tplc="B5A04E2E" w:tentative="1">
+      <w:start w:val="1"/>
+      <w:numFmt w:val="bullet"/>
+      <w:lvlText w:val="●"/>
+      <w:lvlJc w:val="left"/>
+      <w:pPr>
+        <w:ind w:left="2880" w:hanging="360"/>
+      </w:pPr>
+    </w:lvl>
+    <w:lvl w:ilvl="4" w:tplc="A964E022" w:tentative="1">
+      <w:start w:val="1"/>
+      <w:numFmt w:val="bullet"/>
+      <w:lvlText w:val="○"/>
+      <w:lvlJc w:val="left"/>
+      <w:pPr>
+        <w:ind w:left="3600" w:hanging="360"/>
+      </w:pPr>
+    </w:lvl>
+    <w:lvl w:ilvl="5" w:tplc="1D406A24" w:tentative="1">
+      <w:start w:val="1"/>
+      <w:numFmt w:val="bullet"/>
+      <w:lvlText w:val="■"/>
+      <w:lvlJc w:val="left"/>
+      <w:pPr>
+        <w:ind w:left="4320" w:hanging="360"/>
+      </w:pPr>
+    </w:lvl>
+    <w:lvl w:ilvl="6" w:tplc="682261AC" w:tentative="1">
+      <w:start w:val="1"/>
+      <w:numFmt w:val="bullet"/>
+      <w:lvlText w:val="●"/>
+      <w:lvlJc w:val="left"/>
+      <w:pPr>
+        <w:ind w:left="5040" w:hanging="360"/>
+      </w:pPr>
+    </w:lvl>
+    <w:lvl w:ilvl="7" w:tplc="A0E4D99C" w:tentative="1">
+      <w:start w:val="1"/>
+      <w:numFmt w:val="bullet"/>
+      <w:lvlText w:val="●"/>
+      <w:lvlJc w:val="left"/>
+      <w:pPr>
+        <w:ind w:left="5760" w:hanging="360"/>
+      </w:pPr>
+    </w:lvl>
+    <w:lvl w:ilvl="8" w:tplc="C4849922" w:tentative="1">
+      <w:start w:val="1"/>
+      <w:numFmt w:val="bullet"/>
+      <w:lvlText w:val="●"/>
+      <w:lvlJc w:val="left"/>
+      <w:pPr>
+        <w:ind w:left="6480" w:hanging="360"/>
+      </w:pPr>
+    </w:lvl>
+  </w:abstractNum>
+  <w:abstractNum w:abstractNumId="5" w15:restartNumberingAfterBreak="0">
+    <w:nsid w:val="5CFA2859"/>
+    <w:multiLevelType w:val="hybridMultilevel"/>
+    <w:tmpl w:val="23FA8332"/>
+    <w:lvl w:ilvl="0" w:tplc="B3F67852">
       <w:start w:val="1"/>
       <w:numFmt w:val="decimal"/>
       <w:lvlText w:val="%1."/>
@@ -3649,7 +3735,7 @@
         <w:ind w:left="360" w:hanging="300"/>
       </w:pPr>
     </w:lvl>
-    <w:lvl w:ilvl="1" w:tplc="24A4FCA6" w:tentative="1">
+    <w:lvl w:ilvl="1" w:tplc="4CB2C534" w:tentative="1">
       <w:start w:val="1"/>
       <w:numFmt w:val="lowerLetter"/>
       <w:lvlText w:val="%2."/>
@@ -3658,47 +3744,47 @@
         <w:ind w:left="720" w:hanging="300"/>
       </w:pPr>
     </w:lvl>
-    <w:lvl w:ilvl="2" w:tplc="F11A2E92">
+    <w:lvl w:ilvl="2" w:tplc="E0B28750">
       <w:numFmt w:val="decimal"/>
       <w:lvlText w:val=""/>
       <w:lvlJc w:val="left"/>
     </w:lvl>
-    <w:lvl w:ilvl="3" w:tplc="1B8C44FA">
+    <w:lvl w:ilvl="3" w:tplc="95EC0B96">
       <w:numFmt w:val="decimal"/>
       <w:lvlText w:val=""/>
       <w:lvlJc w:val="left"/>
     </w:lvl>
-    <w:lvl w:ilvl="4" w:tplc="AB6E26EA">
+    <w:lvl w:ilvl="4" w:tplc="B3E27670">
       <w:numFmt w:val="decimal"/>
       <w:lvlText w:val=""/>
       <w:lvlJc w:val="left"/>
     </w:lvl>
-    <w:lvl w:ilvl="5" w:tplc="443AE53A">
+    <w:lvl w:ilvl="5" w:tplc="3BD61118">
       <w:numFmt w:val="decimal"/>
       <w:lvlText w:val=""/>
       <w:lvlJc w:val="left"/>
     </w:lvl>
-    <w:lvl w:ilvl="6" w:tplc="62840010">
+    <w:lvl w:ilvl="6" w:tplc="054ED07C">
       <w:numFmt w:val="decimal"/>
       <w:lvlText w:val=""/>
       <w:lvlJc w:val="left"/>
     </w:lvl>
-    <w:lvl w:ilvl="7" w:tplc="E4F077C4">
+    <w:lvl w:ilvl="7" w:tplc="C9B2316A">
       <w:numFmt w:val="decimal"/>
       <w:lvlText w:val=""/>
       <w:lvlJc w:val="left"/>
     </w:lvl>
-    <w:lvl w:ilvl="8" w:tplc="3F1C9484">
+    <w:lvl w:ilvl="8" w:tplc="1C4006D8">
       <w:numFmt w:val="decimal"/>
       <w:lvlText w:val=""/>
       <w:lvlJc w:val="left"/>
     </w:lvl>
   </w:abstractNum>
-  <w:abstractNum w:abstractNumId="5" w15:restartNumberingAfterBreak="0">
-    <w:nsid w:val="7BBA5F96"/>
+  <w:abstractNum w:abstractNumId="6" w15:restartNumberingAfterBreak="0">
+    <w:nsid w:val="7FF125FB"/>
     <w:multiLevelType w:val="hybridMultilevel"/>
-    <w:tmpl w:val="727216C0"/>
-    <w:lvl w:ilvl="0" w:tplc="4676A1BC">
+    <w:tmpl w:val="9194421C"/>
+    <w:lvl w:ilvl="0" w:tplc="A8762378">
       <w:start w:val="1"/>
       <w:numFmt w:val="decimal"/>
       <w:lvlText w:val="%1."/>
@@ -3707,7 +3793,7 @@
         <w:ind w:left="360" w:hanging="300"/>
       </w:pPr>
     </w:lvl>
-    <w:lvl w:ilvl="1" w:tplc="1778B26A" w:tentative="1">
+    <w:lvl w:ilvl="1" w:tplc="25ACBFE2" w:tentative="1">
       <w:start w:val="1"/>
       <w:numFmt w:val="lowerLetter"/>
       <w:lvlText w:val="%2."/>
@@ -3716,159 +3802,73 @@
         <w:ind w:left="720" w:hanging="300"/>
       </w:pPr>
     </w:lvl>
-    <w:lvl w:ilvl="2" w:tplc="12DA713A">
+    <w:lvl w:ilvl="2" w:tplc="B9CA2BA2">
       <w:numFmt w:val="decimal"/>
       <w:lvlText w:val=""/>
       <w:lvlJc w:val="left"/>
     </w:lvl>
-    <w:lvl w:ilvl="3" w:tplc="567C2F2E">
+    <w:lvl w:ilvl="3" w:tplc="3D486C4C">
       <w:numFmt w:val="decimal"/>
       <w:lvlText w:val=""/>
       <w:lvlJc w:val="left"/>
     </w:lvl>
-    <w:lvl w:ilvl="4" w:tplc="80D4EC46">
+    <w:lvl w:ilvl="4" w:tplc="2318BDEA">
       <w:numFmt w:val="decimal"/>
       <w:lvlText w:val=""/>
       <w:lvlJc w:val="left"/>
     </w:lvl>
-    <w:lvl w:ilvl="5" w:tplc="ED6CD1EC">
+    <w:lvl w:ilvl="5" w:tplc="45D42BD0">
       <w:numFmt w:val="decimal"/>
       <w:lvlText w:val=""/>
       <w:lvlJc w:val="left"/>
     </w:lvl>
-    <w:lvl w:ilvl="6" w:tplc="0A7C8770">
+    <w:lvl w:ilvl="6" w:tplc="3C7019D2">
       <w:numFmt w:val="decimal"/>
       <w:lvlText w:val=""/>
       <w:lvlJc w:val="left"/>
     </w:lvl>
-    <w:lvl w:ilvl="7" w:tplc="79CA9662">
+    <w:lvl w:ilvl="7" w:tplc="E9587B7C">
       <w:numFmt w:val="decimal"/>
       <w:lvlText w:val=""/>
       <w:lvlJc w:val="left"/>
     </w:lvl>
-    <w:lvl w:ilvl="8" w:tplc="CE704A6E">
+    <w:lvl w:ilvl="8" w:tplc="D61A656A">
       <w:numFmt w:val="decimal"/>
       <w:lvlText w:val=""/>
       <w:lvlJc w:val="left"/>
     </w:lvl>
   </w:abstractNum>
-  <w:abstractNum w:abstractNumId="6" w15:restartNumberingAfterBreak="0">
-    <w:nsid w:val="7CEB0F4B"/>
-    <w:multiLevelType w:val="hybridMultilevel"/>
-    <w:tmpl w:val="B816A19C"/>
-    <w:lvl w:ilvl="0" w:tplc="6CEC1A58" w:tentative="1">
-      <w:start w:val="1"/>
-      <w:numFmt w:val="bullet"/>
-      <w:lvlText w:val="●"/>
-      <w:lvlJc w:val="left"/>
-      <w:pPr>
-        <w:ind w:left="720" w:hanging="360"/>
-      </w:pPr>
-    </w:lvl>
-    <w:lvl w:ilvl="1" w:tplc="199A6E1C" w:tentative="1">
-      <w:start w:val="1"/>
-      <w:numFmt w:val="bullet"/>
-      <w:lvlText w:val="○"/>
-      <w:lvlJc w:val="left"/>
-      <w:pPr>
-        <w:ind w:left="1440" w:hanging="360"/>
-      </w:pPr>
-    </w:lvl>
-    <w:lvl w:ilvl="2" w:tplc="8E3C385C" w:tentative="1">
-      <w:start w:val="1"/>
-      <w:numFmt w:val="bullet"/>
-      <w:lvlText w:val="■"/>
-      <w:lvlJc w:val="left"/>
-      <w:pPr>
-        <w:ind w:left="2160" w:hanging="360"/>
-      </w:pPr>
-    </w:lvl>
-    <w:lvl w:ilvl="3" w:tplc="A3ACA10E" w:tentative="1">
-      <w:start w:val="1"/>
-      <w:numFmt w:val="bullet"/>
-      <w:lvlText w:val="●"/>
-      <w:lvlJc w:val="left"/>
-      <w:pPr>
-        <w:ind w:left="2880" w:hanging="360"/>
-      </w:pPr>
-    </w:lvl>
-    <w:lvl w:ilvl="4" w:tplc="359628DE" w:tentative="1">
-      <w:start w:val="1"/>
-      <w:numFmt w:val="bullet"/>
-      <w:lvlText w:val="○"/>
-      <w:lvlJc w:val="left"/>
-      <w:pPr>
-        <w:ind w:left="3600" w:hanging="360"/>
-      </w:pPr>
-    </w:lvl>
-    <w:lvl w:ilvl="5" w:tplc="135E68BA" w:tentative="1">
-      <w:start w:val="1"/>
-      <w:numFmt w:val="bullet"/>
-      <w:lvlText w:val="■"/>
-      <w:lvlJc w:val="left"/>
-      <w:pPr>
-        <w:ind w:left="4320" w:hanging="360"/>
-      </w:pPr>
-    </w:lvl>
-    <w:lvl w:ilvl="6" w:tplc="3B187364" w:tentative="1">
-      <w:start w:val="1"/>
-      <w:numFmt w:val="bullet"/>
-      <w:lvlText w:val="●"/>
-      <w:lvlJc w:val="left"/>
-      <w:pPr>
-        <w:ind w:left="5040" w:hanging="360"/>
-      </w:pPr>
-    </w:lvl>
-    <w:lvl w:ilvl="7" w:tplc="2F9259B4" w:tentative="1">
-      <w:start w:val="1"/>
-      <w:numFmt w:val="bullet"/>
-      <w:lvlText w:val="●"/>
-      <w:lvlJc w:val="left"/>
-      <w:pPr>
-        <w:ind w:left="5760" w:hanging="360"/>
-      </w:pPr>
-    </w:lvl>
-    <w:lvl w:ilvl="8" w:tplc="C92C3960" w:tentative="1">
-      <w:start w:val="1"/>
-      <w:numFmt w:val="bullet"/>
-      <w:lvlText w:val="●"/>
-      <w:lvlJc w:val="left"/>
-      <w:pPr>
-        <w:ind w:left="6480" w:hanging="360"/>
-      </w:pPr>
-    </w:lvl>
-  </w:abstractNum>
-  <w:num w:numId="1" w16cid:durableId="1070231125">
+  <w:num w:numId="1" w16cid:durableId="1668358727">
+    <w:abstractNumId w:val="4"/>
+    <w:lvlOverride w:ilvl="0">
+      <w:startOverride w:val="1"/>
+    </w:lvlOverride>
+  </w:num>
+  <w:num w:numId="2" w16cid:durableId="1128233103">
     <w:abstractNumId w:val="6"/>
     <w:lvlOverride w:ilvl="0">
       <w:startOverride w:val="1"/>
     </w:lvlOverride>
   </w:num>
-  <w:num w:numId="2" w16cid:durableId="1069619437">
+  <w:num w:numId="3" w16cid:durableId="1791824038">
+    <w:abstractNumId w:val="5"/>
+    <w:lvlOverride w:ilvl="0">
+      <w:startOverride w:val="1"/>
+    </w:lvlOverride>
+  </w:num>
+  <w:num w:numId="4" w16cid:durableId="1770999450">
     <w:abstractNumId w:val="0"/>
     <w:lvlOverride w:ilvl="0">
       <w:startOverride w:val="1"/>
     </w:lvlOverride>
   </w:num>
-  <w:num w:numId="3" w16cid:durableId="1991594257">
+  <w:num w:numId="5" w16cid:durableId="95949565">
     <w:abstractNumId w:val="3"/>
     <w:lvlOverride w:ilvl="0">
       <w:startOverride w:val="1"/>
     </w:lvlOverride>
   </w:num>
-  <w:num w:numId="4" w16cid:durableId="97145542">
-    <w:abstractNumId w:val="5"/>
-    <w:lvlOverride w:ilvl="0">
-      <w:startOverride w:val="1"/>
-    </w:lvlOverride>
-  </w:num>
-  <w:num w:numId="5" w16cid:durableId="1894121582">
-    <w:abstractNumId w:val="4"/>
-    <w:lvlOverride w:ilvl="0">
-      <w:startOverride w:val="1"/>
-    </w:lvlOverride>
-  </w:num>
-  <w:num w:numId="6" w16cid:durableId="759374796">
+  <w:num w:numId="6" w16cid:durableId="152375707">
     <w:abstractNumId w:val="2"/>
     <w:lvlOverride w:ilvl="0">
       <w:startOverride w:val="1"/>
@@ -4550,7 +4550,7 @@
     <w:autoRedefine/>
     <w:uiPriority w:val="39"/>
     <w:unhideWhenUsed/>
-    <w:rsid w:val="00A9629C"/>
+    <w:rsid w:val="00E87395"/>
     <w:pPr>
       <w:spacing w:after="100"/>
     </w:pPr>

--- a/discoverer-neo/docs/user-guide/manual/Discoverer-Neo-VIEWER-Guide-Quick-en.docx
+++ b/discoverer-neo/docs/user-guide/manual/Discoverer-Neo-VIEWER-Guide-Quick-en.docx
@@ -54,7 +54,7 @@
           <w:sz w:val="22"/>
           <w:szCs w:val="22"/>
         </w:rPr>
-        <w:t>Version 2.0.1</w:t>
+        <w:t>Version 2.1.0</w:t>
       </w:r>
     </w:p>
     <w:p>
@@ -74,7 +74,7 @@
     <w:sdt>
       <w:sdtPr>
         <w:alias w:val="Contents"/>
-        <w:id w:val="2041391981"/>
+        <w:id w:val="-581365100"/>
       </w:sdtPr>
       <w:sdtEndPr/>
       <w:sdtContent>
@@ -102,7 +102,7 @@
           <w:r>
             <w:fldChar w:fldCharType="separate"/>
           </w:r>
-          <w:hyperlink w:anchor="_Toc241671845" w:history="1">
+          <w:hyperlink w:anchor="_Toc241697162" w:history="1">
             <w:r>
               <w:rPr>
                 <w:rStyle w:val="Hiperligao"/>
@@ -126,7 +126,7 @@
               <w:rPr>
                 <w:noProof/>
               </w:rPr>
-              <w:instrText xml:space="preserve"> PAGEREF _Toc241671845 \h </w:instrText>
+              <w:instrText xml:space="preserve"> PAGEREF _Toc241697162 \h </w:instrText>
             </w:r>
             <w:r>
               <w:rPr>
@@ -168,7 +168,7 @@
               <w14:ligatures w14:val="standardContextual"/>
             </w:rPr>
           </w:pPr>
-          <w:hyperlink w:anchor="_Toc241671846" w:history="1">
+          <w:hyperlink w:anchor="_Toc241697163" w:history="1">
             <w:r>
               <w:rPr>
                 <w:rStyle w:val="Hiperligao"/>
@@ -192,7 +192,7 @@
               <w:rPr>
                 <w:noProof/>
               </w:rPr>
-              <w:instrText xml:space="preserve"> PAGEREF _Toc241671846 \h </w:instrText>
+              <w:instrText xml:space="preserve"> PAGEREF _Toc241697163 \h </w:instrText>
             </w:r>
             <w:r>
               <w:rPr>
@@ -234,7 +234,7 @@
               <w14:ligatures w14:val="standardContextual"/>
             </w:rPr>
           </w:pPr>
-          <w:hyperlink w:anchor="_Toc241671847" w:history="1">
+          <w:hyperlink w:anchor="_Toc241697164" w:history="1">
             <w:r>
               <w:rPr>
                 <w:rStyle w:val="Hiperligao"/>
@@ -258,7 +258,7 @@
               <w:rPr>
                 <w:noProof/>
               </w:rPr>
-              <w:instrText xml:space="preserve"> PAGEREF _Toc241671847 \h </w:instrText>
+              <w:instrText xml:space="preserve"> PAGEREF _Toc241697164 \h </w:instrText>
             </w:r>
             <w:r>
               <w:rPr>
@@ -300,7 +300,7 @@
               <w14:ligatures w14:val="standardContextual"/>
             </w:rPr>
           </w:pPr>
-          <w:hyperlink w:anchor="_Toc241671848" w:history="1">
+          <w:hyperlink w:anchor="_Toc241697165" w:history="1">
             <w:r>
               <w:rPr>
                 <w:rStyle w:val="Hiperligao"/>
@@ -324,7 +324,7 @@
               <w:rPr>
                 <w:noProof/>
               </w:rPr>
-              <w:instrText xml:space="preserve"> PAGEREF _Toc241671848 \h </w:instrText>
+              <w:instrText xml:space="preserve"> PAGEREF _Toc241697165 \h </w:instrText>
             </w:r>
             <w:r>
               <w:rPr>
@@ -366,7 +366,7 @@
               <w14:ligatures w14:val="standardContextual"/>
             </w:rPr>
           </w:pPr>
-          <w:hyperlink w:anchor="_Toc241671849" w:history="1">
+          <w:hyperlink w:anchor="_Toc241697166" w:history="1">
             <w:r>
               <w:rPr>
                 <w:rStyle w:val="Hiperligao"/>
@@ -390,7 +390,7 @@
               <w:rPr>
                 <w:noProof/>
               </w:rPr>
-              <w:instrText xml:space="preserve"> PAGEREF _Toc241671849 \h </w:instrText>
+              <w:instrText xml:space="preserve"> PAGEREF _Toc241697166 \h </w:instrText>
             </w:r>
             <w:r>
               <w:rPr>
@@ -432,7 +432,7 @@
               <w14:ligatures w14:val="standardContextual"/>
             </w:rPr>
           </w:pPr>
-          <w:hyperlink w:anchor="_Toc241671850" w:history="1">
+          <w:hyperlink w:anchor="_Toc241697167" w:history="1">
             <w:r>
               <w:rPr>
                 <w:rStyle w:val="Hiperligao"/>
@@ -456,7 +456,7 @@
               <w:rPr>
                 <w:noProof/>
               </w:rPr>
-              <w:instrText xml:space="preserve"> PAGEREF _Toc241671850 \h </w:instrText>
+              <w:instrText xml:space="preserve"> PAGEREF _Toc241697167 \h </w:instrText>
             </w:r>
             <w:r>
               <w:rPr>
@@ -504,7 +504,7 @@
       <w:pPr>
         <w:pStyle w:val="Ttulo1"/>
       </w:pPr>
-      <w:bookmarkStart w:id="0" w:name="_Toc241671845"/>
+      <w:bookmarkStart w:id="0" w:name="_Toc241697162"/>
       <w:r>
         <w:lastRenderedPageBreak/>
         <w:t>Your role in one page</w:t>
@@ -561,7 +561,7 @@
           <w:left w:w="10" w:type="dxa"/>
           <w:right w:w="10" w:type="dxa"/>
         </w:tblCellMar>
-        <w:tblLook w:val="04A0" w:firstRow="1" w:lastRow="0" w:firstColumn="1" w:lastColumn="0" w:noHBand="0" w:noVBand="1"/>
+        <w:tblLook w:val="0000" w:firstRow="0" w:lastRow="0" w:firstColumn="0" w:lastColumn="0" w:noHBand="0" w:noVBand="0"/>
       </w:tblPr>
       <w:tblGrid>
         <w:gridCol w:w="4011"/>
@@ -1010,10 +1010,10 @@
           <w:noProof/>
         </w:rPr>
         <w:drawing>
-          <wp:inline distT="0" distB="0" distL="0" distR="0" wp14:anchorId="3EF338A7" wp14:editId="13D1264D">
+          <wp:inline distT="0" distB="0" distL="0" distR="0" wp14:anchorId="223AE1F5" wp14:editId="47FB4587">
             <wp:extent cx="5715000" cy="3571875"/>
             <wp:effectExtent l="0" t="0" r="0" b="0"/>
-            <wp:docPr id="465" name="01-login.png" descr="The sign-in page with Email, Password, Remember me and the Sign in button." title="The sign-in page with Email, Password, Remember me and the Sign in button."/>
+            <wp:docPr id="429" name="01-login.png" descr="The sign-in page with Email, Password, Remember me and the Sign in button." title="The sign-in page with Email, Password, Remember me and the Sign in button."/>
             <wp:cNvGraphicFramePr>
               <a:graphicFrameLocks xmlns:a="http://schemas.openxmlformats.org/drawingml/2006/main" noChangeAspect="1"/>
             </wp:cNvGraphicFramePr>
@@ -1063,7 +1063,7 @@
         <w:pStyle w:val="Ttulo1"/>
         <w:pageBreakBefore/>
       </w:pPr>
-      <w:bookmarkStart w:id="1" w:name="_Toc241671846"/>
+      <w:bookmarkStart w:id="1" w:name="_Toc241697163"/>
       <w:r>
         <w:lastRenderedPageBreak/>
         <w:t>Dashboard and Maps</w:t>
@@ -1103,10 +1103,10 @@
           <w:noProof/>
         </w:rPr>
         <w:drawing>
-          <wp:inline distT="0" distB="0" distL="0" distR="0" wp14:anchorId="59B72453" wp14:editId="61F96183">
+          <wp:inline distT="0" distB="0" distL="0" distR="0" wp14:anchorId="0DA71780" wp14:editId="5E3D399A">
             <wp:extent cx="5715000" cy="3429000"/>
             <wp:effectExtent l="0" t="0" r="0" b="0"/>
-            <wp:docPr id="466" name="03-maps-all.png" descr="The Maps list, All tab, where each map has only the Open icon." title="The Maps list, All tab, where each map has only the Open icon."/>
+            <wp:docPr id="430" name="03-maps-all.png" descr="The Maps list, All tab, where each map has only the Open icon." title="The Maps list, All tab, where each map has only the Open icon."/>
             <wp:cNvGraphicFramePr>
               <a:graphicFrameLocks xmlns:a="http://schemas.openxmlformats.org/drawingml/2006/main" noChangeAspect="1"/>
             </wp:cNvGraphicFramePr>
@@ -1263,7 +1263,7 @@
           <w:left w:w="10" w:type="dxa"/>
           <w:right w:w="10" w:type="dxa"/>
         </w:tblCellMar>
-        <w:tblLook w:val="04A0" w:firstRow="1" w:lastRow="0" w:firstColumn="1" w:lastColumn="0" w:noHBand="0" w:noVBand="1"/>
+        <w:tblLook w:val="0000" w:firstRow="0" w:lastRow="0" w:firstColumn="0" w:lastColumn="0" w:noHBand="0" w:noVBand="0"/>
       </w:tblPr>
       <w:tblGrid>
         <w:gridCol w:w="4513"/>
@@ -1575,7 +1575,7 @@
         <w:pStyle w:val="Ttulo1"/>
         <w:pageBreakBefore/>
       </w:pPr>
-      <w:bookmarkStart w:id="2" w:name="_Toc241671847"/>
+      <w:bookmarkStart w:id="2" w:name="_Toc241697164"/>
       <w:r>
         <w:lastRenderedPageBreak/>
         <w:t>Run and read a map</w:t>
@@ -1598,10 +1598,10 @@
           <w:noProof/>
         </w:rPr>
         <w:drawing>
-          <wp:inline distT="0" distB="0" distL="0" distR="0" wp14:anchorId="371EC4DE" wp14:editId="3273502A">
+          <wp:inline distT="0" distB="0" distL="0" distR="0" wp14:anchorId="6DD7BA4F" wp14:editId="08136216">
             <wp:extent cx="5715000" cy="3571875"/>
             <wp:effectExtent l="0" t="0" r="0" b="0"/>
-            <wp:docPr id="467" name="06-viewer-results.png" descr="A completed run with Excel, CSV and PDF buttons over the results grid." title="A completed run with Excel, CSV and PDF buttons over the results grid."/>
+            <wp:docPr id="431" name="06-viewer-results.png" descr="A completed run with Excel, CSV and PDF buttons over the results grid." title="A completed run with Excel, CSV and PDF buttons over the results grid."/>
             <wp:cNvGraphicFramePr>
               <a:graphicFrameLocks xmlns:a="http://schemas.openxmlformats.org/drawingml/2006/main" noChangeAspect="1"/>
             </wp:cNvGraphicFramePr>
@@ -1791,7 +1791,7 @@
           <w:left w:w="10" w:type="dxa"/>
           <w:right w:w="10" w:type="dxa"/>
         </w:tblCellMar>
-        <w:tblLook w:val="04A0" w:firstRow="1" w:lastRow="0" w:firstColumn="1" w:lastColumn="0" w:noHBand="0" w:noVBand="1"/>
+        <w:tblLook w:val="0000" w:firstRow="0" w:lastRow="0" w:firstColumn="0" w:lastColumn="0" w:noHBand="0" w:noVBand="0"/>
       </w:tblPr>
       <w:tblGrid>
         <w:gridCol w:w="4513"/>
@@ -2114,7 +2114,7 @@
         <w:pStyle w:val="Ttulo1"/>
         <w:pageBreakBefore/>
       </w:pPr>
-      <w:bookmarkStart w:id="3" w:name="_Toc241671848"/>
+      <w:bookmarkStart w:id="3" w:name="_Toc241697165"/>
       <w:r>
         <w:lastRenderedPageBreak/>
         <w:t>Runs and Exports</w:t>
@@ -2154,10 +2154,10 @@
           <w:noProof/>
         </w:rPr>
         <w:drawing>
-          <wp:inline distT="0" distB="0" distL="0" distR="0" wp14:anchorId="0CD73B18" wp14:editId="3802C769">
+          <wp:inline distT="0" distB="0" distL="0" distR="0" wp14:anchorId="6AA6A35B" wp14:editId="15D5D133">
             <wp:extent cx="5715000" cy="3571875"/>
             <wp:effectExtent l="0" t="0" r="0" b="0"/>
-            <wp:docPr id="468" name="07-runs.png" descr="The Runs page listing the Viewer's own runs." title="The Runs page listing the Viewer's own runs."/>
+            <wp:docPr id="432" name="07-runs.png" descr="The Runs page listing the Viewer's own runs." title="The Runs page listing the Viewer's own runs."/>
             <wp:cNvGraphicFramePr>
               <a:graphicFrameLocks xmlns:a="http://schemas.openxmlformats.org/drawingml/2006/main" noChangeAspect="1"/>
             </wp:cNvGraphicFramePr>
@@ -2321,7 +2321,7 @@
           <w:left w:w="10" w:type="dxa"/>
           <w:right w:w="10" w:type="dxa"/>
         </w:tblCellMar>
-        <w:tblLook w:val="04A0" w:firstRow="1" w:lastRow="0" w:firstColumn="1" w:lastColumn="0" w:noHBand="0" w:noVBand="1"/>
+        <w:tblLook w:val="0000" w:firstRow="0" w:lastRow="0" w:firstColumn="0" w:lastColumn="0" w:noHBand="0" w:noVBand="0"/>
       </w:tblPr>
       <w:tblGrid>
         <w:gridCol w:w="4513"/>
@@ -2535,7 +2535,7 @@
         <w:pStyle w:val="Ttulo1"/>
         <w:pageBreakBefore/>
       </w:pPr>
-      <w:bookmarkStart w:id="4" w:name="_Toc241671849"/>
+      <w:bookmarkStart w:id="4" w:name="_Toc241697166"/>
       <w:r>
         <w:lastRenderedPageBreak/>
         <w:t>Schedules</w:t>
@@ -2588,10 +2588,10 @@
           <w:noProof/>
         </w:rPr>
         <w:drawing>
-          <wp:inline distT="0" distB="0" distL="0" distR="0" wp14:anchorId="5DA8C9C1" wp14:editId="2F50DD50">
+          <wp:inline distT="0" distB="0" distL="0" distR="0" wp14:anchorId="46C73DA9" wp14:editId="649555B5">
             <wp:extent cx="5715000" cy="3571875"/>
             <wp:effectExtent l="0" t="0" r="0" b="0"/>
-            <wp:docPr id="469" name="09-schedules.png" descr="The Schedules page with the message No schedules yet." title="The Schedules page with the message No schedules yet."/>
+            <wp:docPr id="433" name="09-schedules.png" descr="The Schedules page with the message No schedules yet." title="The Schedules page with the message No schedules yet."/>
             <wp:cNvGraphicFramePr>
               <a:graphicFrameLocks xmlns:a="http://schemas.openxmlformats.org/drawingml/2006/main" noChangeAspect="1"/>
             </wp:cNvGraphicFramePr>
@@ -2788,7 +2788,7 @@
           <w:left w:w="10" w:type="dxa"/>
           <w:right w:w="10" w:type="dxa"/>
         </w:tblCellMar>
-        <w:tblLook w:val="04A0" w:firstRow="1" w:lastRow="0" w:firstColumn="1" w:lastColumn="0" w:noHBand="0" w:noVBand="1"/>
+        <w:tblLook w:val="0000" w:firstRow="0" w:lastRow="0" w:firstColumn="0" w:lastColumn="0" w:noHBand="0" w:noVBand="0"/>
       </w:tblPr>
       <w:tblGrid>
         <w:gridCol w:w="4513"/>
@@ -3054,7 +3054,7 @@
         <w:pStyle w:val="Ttulo1"/>
         <w:pageBreakBefore/>
       </w:pPr>
-      <w:bookmarkStart w:id="5" w:name="_Toc241671850"/>
+      <w:bookmarkStart w:id="5" w:name="_Toc241697167"/>
       <w:r>
         <w:lastRenderedPageBreak/>
         <w:t>Settings</w:t>
@@ -3087,10 +3087,10 @@
           <w:noProof/>
         </w:rPr>
         <w:drawing>
-          <wp:inline distT="0" distB="0" distL="0" distR="0" wp14:anchorId="4C4704A1" wp14:editId="5B8961AA">
+          <wp:inline distT="0" distB="0" distL="0" distR="0" wp14:anchorId="5005EE60" wp14:editId="0E96A8C0">
             <wp:extent cx="5715000" cy="3571875"/>
             <wp:effectExtent l="0" t="0" r="0" b="0"/>
-            <wp:docPr id="470" name="04-settings.png" descr="The Settings page with the Language, Theme and Color palette cards." title="The Settings page with the Language, Theme and Color palette cards."/>
+            <wp:docPr id="434" name="04-settings.png" descr="The Settings page with the Language, Theme and Color palette cards." title="The Settings page with the Language, Theme and Color palette cards."/>
             <wp:cNvGraphicFramePr>
               <a:graphicFrameLocks xmlns:a="http://schemas.openxmlformats.org/drawingml/2006/main" noChangeAspect="1"/>
             </wp:cNvGraphicFramePr>
@@ -3396,7 +3396,7 @@
         <w:sz w:val="16"/>
         <w:szCs w:val="16"/>
       </w:rPr>
-      <w:t>Discoverer Neo 2.0.1 · Quick guide · VIEWER</w:t>
+      <w:t>Discoverer Neo 2.1.0 · Quick guide · VIEWER</w:t>
     </w:r>
   </w:p>
 </w:hdr>
@@ -3405,10 +3405,10 @@
 <file path=word/numbering.xml><?xml version="1.0" encoding="utf-8"?>
 <w:numbering xmlns:wpc="http://schemas.microsoft.com/office/word/2010/wordprocessingCanvas" xmlns:cx="http://schemas.microsoft.com/office/drawing/2014/chartex" xmlns:cx1="http://schemas.microsoft.com/office/drawing/2015/9/8/chartex" xmlns:cx2="http://schemas.microsoft.com/office/drawing/2015/10/21/chartex" xmlns:cx3="http://schemas.microsoft.com/office/drawing/2016/5/9/chartex" xmlns:cx4="http://schemas.microsoft.com/office/drawing/2016/5/10/chartex" xmlns:cx5="http://schemas.microsoft.com/office/drawing/2016/5/11/chartex" xmlns:cx6="http://schemas.microsoft.com/office/drawing/2016/5/12/chartex" xmlns:cx7="http://schemas.microsoft.com/office/drawing/2016/5/13/chartex" xmlns:cx8="http://schemas.microsoft.com/office/drawing/2016/5/14/chartex" xmlns:mc="http://schemas.openxmlformats.org/markup-compatibility/2006" xmlns:aink="http://schemas.microsoft.com/office/drawing/2016/ink" xmlns:am3d="http://schemas.microsoft.com/office/drawing/2017/model3d" xmlns:o="urn:schemas-microsoft-com:office:office" xmlns:oel="http://schemas.microsoft.com/office/2019/extlst" xmlns:r="http://schemas.openxmlformats.org/officeDocument/2006/relationships" xmlns:m="http://schemas.openxmlformats.org/officeDocument/2006/math" xmlns:v="urn:schemas-microsoft-com:vml" xmlns:wp14="http://schemas.microsoft.com/office/word/2010/wordprocessingDrawing" xmlns:wp="http://schemas.openxmlformats.org/drawingml/2006/wordprocessingDrawing" xmlns:w10="urn:schemas-microsoft-com:office:word" xmlns:w="http://schemas.openxmlformats.org/wordprocessingml/2006/main" xmlns:w14="http://schemas.microsoft.com/office/word/2010/wordml" xmlns:w15="http://schemas.microsoft.com/office/word/2012/wordml" xmlns:w16cex="http://schemas.microsoft.com/office/word/2018/wordml/cex" xmlns:w16cid="http://schemas.microsoft.com/office/word/2016/wordml/cid" xmlns:w16="http://schemas.microsoft.com/office/word/2018/wordml" xmlns:w16sdtdh="http://schemas.microsoft.com/office/word/2020/wordml/sdtdatahash" xmlns:w16se="http://schemas.microsoft.com/office/word/2015/wordml/symex" xmlns:wpg="http://schemas.microsoft.com/office/word/2010/wordprocessingGroup" xmlns:wpi="http://schemas.microsoft.com/office/word/2010/wordprocessingInk" xmlns:wne="http://schemas.microsoft.com/office/word/2006/wordml" xmlns:wps="http://schemas.microsoft.com/office/word/2010/wordprocessingShape" mc:Ignorable="w14 w15 w16se w16cid w16 w16cex w16sdtdh wp14">
   <w:abstractNum w:abstractNumId="0" w15:restartNumberingAfterBreak="0">
-    <w:nsid w:val="20EA57FE"/>
+    <w:nsid w:val="05F35D42"/>
     <w:multiLevelType w:val="hybridMultilevel"/>
-    <w:tmpl w:val="DF4ADCFC"/>
-    <w:lvl w:ilvl="0" w:tplc="57C232CC">
+    <w:tmpl w:val="12DAAECA"/>
+    <w:lvl w:ilvl="0" w:tplc="E98E8A7A">
       <w:start w:val="1"/>
       <w:numFmt w:val="decimal"/>
       <w:lvlText w:val="%1."/>
@@ -3417,7 +3417,7 @@
         <w:ind w:left="360" w:hanging="300"/>
       </w:pPr>
     </w:lvl>
-    <w:lvl w:ilvl="1" w:tplc="4DC4C4D4" w:tentative="1">
+    <w:lvl w:ilvl="1" w:tplc="DE8889B8" w:tentative="1">
       <w:start w:val="1"/>
       <w:numFmt w:val="lowerLetter"/>
       <w:lvlText w:val="%2."/>
@@ -3426,47 +3426,365 @@
         <w:ind w:left="720" w:hanging="300"/>
       </w:pPr>
     </w:lvl>
-    <w:lvl w:ilvl="2" w:tplc="6E30A828">
+    <w:lvl w:ilvl="2" w:tplc="C660F132">
       <w:numFmt w:val="decimal"/>
       <w:lvlText w:val=""/>
       <w:lvlJc w:val="left"/>
     </w:lvl>
-    <w:lvl w:ilvl="3" w:tplc="90F21592">
+    <w:lvl w:ilvl="3" w:tplc="A9885D2A">
       <w:numFmt w:val="decimal"/>
       <w:lvlText w:val=""/>
       <w:lvlJc w:val="left"/>
     </w:lvl>
-    <w:lvl w:ilvl="4" w:tplc="F9189470">
+    <w:lvl w:ilvl="4" w:tplc="9B50D100">
       <w:numFmt w:val="decimal"/>
       <w:lvlText w:val=""/>
       <w:lvlJc w:val="left"/>
     </w:lvl>
-    <w:lvl w:ilvl="5" w:tplc="35CE6796">
+    <w:lvl w:ilvl="5" w:tplc="6C0C8794">
       <w:numFmt w:val="decimal"/>
       <w:lvlText w:val=""/>
       <w:lvlJc w:val="left"/>
     </w:lvl>
-    <w:lvl w:ilvl="6" w:tplc="842297D0">
+    <w:lvl w:ilvl="6" w:tplc="B9A45258">
       <w:numFmt w:val="decimal"/>
       <w:lvlText w:val=""/>
       <w:lvlJc w:val="left"/>
     </w:lvl>
-    <w:lvl w:ilvl="7" w:tplc="94D40E1C">
+    <w:lvl w:ilvl="7" w:tplc="5E74DBD0">
       <w:numFmt w:val="decimal"/>
       <w:lvlText w:val=""/>
       <w:lvlJc w:val="left"/>
     </w:lvl>
-    <w:lvl w:ilvl="8" w:tplc="B62C4782">
+    <w:lvl w:ilvl="8" w:tplc="7DB288FA">
       <w:numFmt w:val="decimal"/>
       <w:lvlText w:val=""/>
       <w:lvlJc w:val="left"/>
     </w:lvl>
   </w:abstractNum>
   <w:abstractNum w:abstractNumId="1" w15:restartNumberingAfterBreak="0">
-    <w:nsid w:val="27AC3091"/>
+    <w:nsid w:val="21556DDA"/>
     <w:multiLevelType w:val="hybridMultilevel"/>
-    <w:tmpl w:val="EFCE49B6"/>
-    <w:lvl w:ilvl="0" w:tplc="57CA69AA" w:tentative="1">
+    <w:tmpl w:val="3574FCA6"/>
+    <w:lvl w:ilvl="0" w:tplc="1C1247AA">
+      <w:start w:val="1"/>
+      <w:numFmt w:val="decimal"/>
+      <w:lvlText w:val="%1."/>
+      <w:lvlJc w:val="left"/>
+      <w:pPr>
+        <w:ind w:left="360" w:hanging="300"/>
+      </w:pPr>
+    </w:lvl>
+    <w:lvl w:ilvl="1" w:tplc="D444E78C" w:tentative="1">
+      <w:start w:val="1"/>
+      <w:numFmt w:val="lowerLetter"/>
+      <w:lvlText w:val="%2."/>
+      <w:lvlJc w:val="left"/>
+      <w:pPr>
+        <w:ind w:left="720" w:hanging="300"/>
+      </w:pPr>
+    </w:lvl>
+    <w:lvl w:ilvl="2" w:tplc="99DE6152">
+      <w:numFmt w:val="decimal"/>
+      <w:lvlText w:val=""/>
+      <w:lvlJc w:val="left"/>
+    </w:lvl>
+    <w:lvl w:ilvl="3" w:tplc="E430B72C">
+      <w:numFmt w:val="decimal"/>
+      <w:lvlText w:val=""/>
+      <w:lvlJc w:val="left"/>
+    </w:lvl>
+    <w:lvl w:ilvl="4" w:tplc="CB82E77C">
+      <w:numFmt w:val="decimal"/>
+      <w:lvlText w:val=""/>
+      <w:lvlJc w:val="left"/>
+    </w:lvl>
+    <w:lvl w:ilvl="5" w:tplc="22D214DE">
+      <w:numFmt w:val="decimal"/>
+      <w:lvlText w:val=""/>
+      <w:lvlJc w:val="left"/>
+    </w:lvl>
+    <w:lvl w:ilvl="6" w:tplc="F754F4F8">
+      <w:numFmt w:val="decimal"/>
+      <w:lvlText w:val=""/>
+      <w:lvlJc w:val="left"/>
+    </w:lvl>
+    <w:lvl w:ilvl="7" w:tplc="80747CD8">
+      <w:numFmt w:val="decimal"/>
+      <w:lvlText w:val=""/>
+      <w:lvlJc w:val="left"/>
+    </w:lvl>
+    <w:lvl w:ilvl="8" w:tplc="F85EC3D6">
+      <w:numFmt w:val="decimal"/>
+      <w:lvlText w:val=""/>
+      <w:lvlJc w:val="left"/>
+    </w:lvl>
+  </w:abstractNum>
+  <w:abstractNum w:abstractNumId="2" w15:restartNumberingAfterBreak="0">
+    <w:nsid w:val="26357651"/>
+    <w:multiLevelType w:val="hybridMultilevel"/>
+    <w:tmpl w:val="8E0032B0"/>
+    <w:lvl w:ilvl="0" w:tplc="E604BAAE">
+      <w:start w:val="1"/>
+      <w:numFmt w:val="decimal"/>
+      <w:lvlText w:val="%1."/>
+      <w:lvlJc w:val="left"/>
+      <w:pPr>
+        <w:ind w:left="360" w:hanging="300"/>
+      </w:pPr>
+    </w:lvl>
+    <w:lvl w:ilvl="1" w:tplc="547EFD86" w:tentative="1">
+      <w:start w:val="1"/>
+      <w:numFmt w:val="lowerLetter"/>
+      <w:lvlText w:val="%2."/>
+      <w:lvlJc w:val="left"/>
+      <w:pPr>
+        <w:ind w:left="720" w:hanging="300"/>
+      </w:pPr>
+    </w:lvl>
+    <w:lvl w:ilvl="2" w:tplc="93E4F6BE">
+      <w:numFmt w:val="decimal"/>
+      <w:lvlText w:val=""/>
+      <w:lvlJc w:val="left"/>
+    </w:lvl>
+    <w:lvl w:ilvl="3" w:tplc="9C3E8AF0">
+      <w:numFmt w:val="decimal"/>
+      <w:lvlText w:val=""/>
+      <w:lvlJc w:val="left"/>
+    </w:lvl>
+    <w:lvl w:ilvl="4" w:tplc="7DFA56E8">
+      <w:numFmt w:val="decimal"/>
+      <w:lvlText w:val=""/>
+      <w:lvlJc w:val="left"/>
+    </w:lvl>
+    <w:lvl w:ilvl="5" w:tplc="703AD2D0">
+      <w:numFmt w:val="decimal"/>
+      <w:lvlText w:val=""/>
+      <w:lvlJc w:val="left"/>
+    </w:lvl>
+    <w:lvl w:ilvl="6" w:tplc="30823E30">
+      <w:numFmt w:val="decimal"/>
+      <w:lvlText w:val=""/>
+      <w:lvlJc w:val="left"/>
+    </w:lvl>
+    <w:lvl w:ilvl="7" w:tplc="282C66BE">
+      <w:numFmt w:val="decimal"/>
+      <w:lvlText w:val=""/>
+      <w:lvlJc w:val="left"/>
+    </w:lvl>
+    <w:lvl w:ilvl="8" w:tplc="0B3EA88C">
+      <w:numFmt w:val="decimal"/>
+      <w:lvlText w:val=""/>
+      <w:lvlJc w:val="left"/>
+    </w:lvl>
+  </w:abstractNum>
+  <w:abstractNum w:abstractNumId="3" w15:restartNumberingAfterBreak="0">
+    <w:nsid w:val="534F4BE9"/>
+    <w:multiLevelType w:val="hybridMultilevel"/>
+    <w:tmpl w:val="E0163C60"/>
+    <w:lvl w:ilvl="0" w:tplc="C1F0C0D6">
+      <w:start w:val="1"/>
+      <w:numFmt w:val="decimal"/>
+      <w:lvlText w:val="%1."/>
+      <w:lvlJc w:val="left"/>
+      <w:pPr>
+        <w:ind w:left="360" w:hanging="300"/>
+      </w:pPr>
+    </w:lvl>
+    <w:lvl w:ilvl="1" w:tplc="4758821C" w:tentative="1">
+      <w:start w:val="1"/>
+      <w:numFmt w:val="lowerLetter"/>
+      <w:lvlText w:val="%2."/>
+      <w:lvlJc w:val="left"/>
+      <w:pPr>
+        <w:ind w:left="720" w:hanging="300"/>
+      </w:pPr>
+    </w:lvl>
+    <w:lvl w:ilvl="2" w:tplc="FA7AD6FE">
+      <w:numFmt w:val="decimal"/>
+      <w:lvlText w:val=""/>
+      <w:lvlJc w:val="left"/>
+    </w:lvl>
+    <w:lvl w:ilvl="3" w:tplc="58A41408">
+      <w:numFmt w:val="decimal"/>
+      <w:lvlText w:val=""/>
+      <w:lvlJc w:val="left"/>
+    </w:lvl>
+    <w:lvl w:ilvl="4" w:tplc="E0CA604C">
+      <w:numFmt w:val="decimal"/>
+      <w:lvlText w:val=""/>
+      <w:lvlJc w:val="left"/>
+    </w:lvl>
+    <w:lvl w:ilvl="5" w:tplc="E1841006">
+      <w:numFmt w:val="decimal"/>
+      <w:lvlText w:val=""/>
+      <w:lvlJc w:val="left"/>
+    </w:lvl>
+    <w:lvl w:ilvl="6" w:tplc="1E46BB24">
+      <w:numFmt w:val="decimal"/>
+      <w:lvlText w:val=""/>
+      <w:lvlJc w:val="left"/>
+    </w:lvl>
+    <w:lvl w:ilvl="7" w:tplc="E7367EC6">
+      <w:numFmt w:val="decimal"/>
+      <w:lvlText w:val=""/>
+      <w:lvlJc w:val="left"/>
+    </w:lvl>
+    <w:lvl w:ilvl="8" w:tplc="D8B8856A">
+      <w:numFmt w:val="decimal"/>
+      <w:lvlText w:val=""/>
+      <w:lvlJc w:val="left"/>
+    </w:lvl>
+  </w:abstractNum>
+  <w:abstractNum w:abstractNumId="4" w15:restartNumberingAfterBreak="0">
+    <w:nsid w:val="5F22624E"/>
+    <w:multiLevelType w:val="hybridMultilevel"/>
+    <w:tmpl w:val="1DB62E52"/>
+    <w:lvl w:ilvl="0" w:tplc="54580DDA" w:tentative="1">
+      <w:start w:val="1"/>
+      <w:numFmt w:val="bullet"/>
+      <w:lvlText w:val="●"/>
+      <w:lvlJc w:val="left"/>
+      <w:pPr>
+        <w:ind w:left="720" w:hanging="360"/>
+      </w:pPr>
+    </w:lvl>
+    <w:lvl w:ilvl="1" w:tplc="C0E48F18" w:tentative="1">
+      <w:start w:val="1"/>
+      <w:numFmt w:val="bullet"/>
+      <w:lvlText w:val="○"/>
+      <w:lvlJc w:val="left"/>
+      <w:pPr>
+        <w:ind w:left="1440" w:hanging="360"/>
+      </w:pPr>
+    </w:lvl>
+    <w:lvl w:ilvl="2" w:tplc="15A6019A" w:tentative="1">
+      <w:start w:val="1"/>
+      <w:numFmt w:val="bullet"/>
+      <w:lvlText w:val="■"/>
+      <w:lvlJc w:val="left"/>
+      <w:pPr>
+        <w:ind w:left="2160" w:hanging="360"/>
+      </w:pPr>
+    </w:lvl>
+    <w:lvl w:ilvl="3" w:tplc="B1B60A14" w:tentative="1">
+      <w:start w:val="1"/>
+      <w:numFmt w:val="bullet"/>
+      <w:lvlText w:val="●"/>
+      <w:lvlJc w:val="left"/>
+      <w:pPr>
+        <w:ind w:left="2880" w:hanging="360"/>
+      </w:pPr>
+    </w:lvl>
+    <w:lvl w:ilvl="4" w:tplc="DAD495F4" w:tentative="1">
+      <w:start w:val="1"/>
+      <w:numFmt w:val="bullet"/>
+      <w:lvlText w:val="○"/>
+      <w:lvlJc w:val="left"/>
+      <w:pPr>
+        <w:ind w:left="3600" w:hanging="360"/>
+      </w:pPr>
+    </w:lvl>
+    <w:lvl w:ilvl="5" w:tplc="3F169660" w:tentative="1">
+      <w:start w:val="1"/>
+      <w:numFmt w:val="bullet"/>
+      <w:lvlText w:val="■"/>
+      <w:lvlJc w:val="left"/>
+      <w:pPr>
+        <w:ind w:left="4320" w:hanging="360"/>
+      </w:pPr>
+    </w:lvl>
+    <w:lvl w:ilvl="6" w:tplc="5A38A46A" w:tentative="1">
+      <w:start w:val="1"/>
+      <w:numFmt w:val="bullet"/>
+      <w:lvlText w:val="●"/>
+      <w:lvlJc w:val="left"/>
+      <w:pPr>
+        <w:ind w:left="5040" w:hanging="360"/>
+      </w:pPr>
+    </w:lvl>
+    <w:lvl w:ilvl="7" w:tplc="E58CAEA6" w:tentative="1">
+      <w:start w:val="1"/>
+      <w:numFmt w:val="bullet"/>
+      <w:lvlText w:val="●"/>
+      <w:lvlJc w:val="left"/>
+      <w:pPr>
+        <w:ind w:left="5760" w:hanging="360"/>
+      </w:pPr>
+    </w:lvl>
+    <w:lvl w:ilvl="8" w:tplc="B2BA1180" w:tentative="1">
+      <w:start w:val="1"/>
+      <w:numFmt w:val="bullet"/>
+      <w:lvlText w:val="●"/>
+      <w:lvlJc w:val="left"/>
+      <w:pPr>
+        <w:ind w:left="6480" w:hanging="360"/>
+      </w:pPr>
+    </w:lvl>
+  </w:abstractNum>
+  <w:abstractNum w:abstractNumId="5" w15:restartNumberingAfterBreak="0">
+    <w:nsid w:val="656A4FFC"/>
+    <w:multiLevelType w:val="hybridMultilevel"/>
+    <w:tmpl w:val="6EC4DD74"/>
+    <w:lvl w:ilvl="0" w:tplc="47D2B034">
+      <w:start w:val="1"/>
+      <w:numFmt w:val="decimal"/>
+      <w:lvlText w:val="%1."/>
+      <w:lvlJc w:val="left"/>
+      <w:pPr>
+        <w:ind w:left="360" w:hanging="300"/>
+      </w:pPr>
+    </w:lvl>
+    <w:lvl w:ilvl="1" w:tplc="38D22624" w:tentative="1">
+      <w:start w:val="1"/>
+      <w:numFmt w:val="lowerLetter"/>
+      <w:lvlText w:val="%2."/>
+      <w:lvlJc w:val="left"/>
+      <w:pPr>
+        <w:ind w:left="720" w:hanging="300"/>
+      </w:pPr>
+    </w:lvl>
+    <w:lvl w:ilvl="2" w:tplc="A09E36F4">
+      <w:numFmt w:val="decimal"/>
+      <w:lvlText w:val=""/>
+      <w:lvlJc w:val="left"/>
+    </w:lvl>
+    <w:lvl w:ilvl="3" w:tplc="BE4E6E4E">
+      <w:numFmt w:val="decimal"/>
+      <w:lvlText w:val=""/>
+      <w:lvlJc w:val="left"/>
+    </w:lvl>
+    <w:lvl w:ilvl="4" w:tplc="299E0E0A">
+      <w:numFmt w:val="decimal"/>
+      <w:lvlText w:val=""/>
+      <w:lvlJc w:val="left"/>
+    </w:lvl>
+    <w:lvl w:ilvl="5" w:tplc="0A522B24">
+      <w:numFmt w:val="decimal"/>
+      <w:lvlText w:val=""/>
+      <w:lvlJc w:val="left"/>
+    </w:lvl>
+    <w:lvl w:ilvl="6" w:tplc="8D208130">
+      <w:numFmt w:val="decimal"/>
+      <w:lvlText w:val=""/>
+      <w:lvlJc w:val="left"/>
+    </w:lvl>
+    <w:lvl w:ilvl="7" w:tplc="6BB43352">
+      <w:numFmt w:val="decimal"/>
+      <w:lvlText w:val=""/>
+      <w:lvlJc w:val="left"/>
+    </w:lvl>
+    <w:lvl w:ilvl="8" w:tplc="2CDA1076">
+      <w:numFmt w:val="decimal"/>
+      <w:lvlText w:val=""/>
+      <w:lvlJc w:val="left"/>
+    </w:lvl>
+  </w:abstractNum>
+  <w:abstractNum w:abstractNumId="6" w15:restartNumberingAfterBreak="0">
+    <w:nsid w:val="69C20CD5"/>
+    <w:multiLevelType w:val="hybridMultilevel"/>
+    <w:tmpl w:val="EC6A48FA"/>
+    <w:lvl w:ilvl="0" w:tplc="1A689240" w:tentative="1">
       <w:start w:val="1"/>
       <w:numFmt w:val="bullet"/>
       <w:lvlText w:val="•"/>
@@ -3475,7 +3793,7 @@
         <w:ind w:left="360" w:hanging="260"/>
       </w:pPr>
     </w:lvl>
-    <w:lvl w:ilvl="1" w:tplc="0D7007CC" w:tentative="1">
+    <w:lvl w:ilvl="1" w:tplc="2132EEE2" w:tentative="1">
       <w:start w:val="1"/>
       <w:numFmt w:val="bullet"/>
       <w:lvlText w:val="–"/>
@@ -3484,391 +3802,73 @@
         <w:ind w:left="720" w:hanging="260"/>
       </w:pPr>
     </w:lvl>
-    <w:lvl w:ilvl="2" w:tplc="85741E24">
+    <w:lvl w:ilvl="2" w:tplc="E00A7FBC">
       <w:numFmt w:val="decimal"/>
       <w:lvlText w:val=""/>
       <w:lvlJc w:val="left"/>
     </w:lvl>
-    <w:lvl w:ilvl="3" w:tplc="BE50A46E">
+    <w:lvl w:ilvl="3" w:tplc="F6047C34">
       <w:numFmt w:val="decimal"/>
       <w:lvlText w:val=""/>
       <w:lvlJc w:val="left"/>
     </w:lvl>
-    <w:lvl w:ilvl="4" w:tplc="A8C05866">
+    <w:lvl w:ilvl="4" w:tplc="762CFADC">
       <w:numFmt w:val="decimal"/>
       <w:lvlText w:val=""/>
       <w:lvlJc w:val="left"/>
     </w:lvl>
-    <w:lvl w:ilvl="5" w:tplc="ABF09F12">
+    <w:lvl w:ilvl="5" w:tplc="6120A5BA">
       <w:numFmt w:val="decimal"/>
       <w:lvlText w:val=""/>
       <w:lvlJc w:val="left"/>
     </w:lvl>
-    <w:lvl w:ilvl="6" w:tplc="190E9486">
+    <w:lvl w:ilvl="6" w:tplc="5EEAAEBC">
       <w:numFmt w:val="decimal"/>
       <w:lvlText w:val=""/>
       <w:lvlJc w:val="left"/>
     </w:lvl>
-    <w:lvl w:ilvl="7" w:tplc="6BB0A80A">
+    <w:lvl w:ilvl="7" w:tplc="0360CA7E">
       <w:numFmt w:val="decimal"/>
       <w:lvlText w:val=""/>
       <w:lvlJc w:val="left"/>
     </w:lvl>
-    <w:lvl w:ilvl="8" w:tplc="0506071E">
+    <w:lvl w:ilvl="8" w:tplc="CD4C5C36">
       <w:numFmt w:val="decimal"/>
       <w:lvlText w:val=""/>
       <w:lvlJc w:val="left"/>
     </w:lvl>
   </w:abstractNum>
-  <w:abstractNum w:abstractNumId="2" w15:restartNumberingAfterBreak="0">
-    <w:nsid w:val="31333D03"/>
-    <w:multiLevelType w:val="hybridMultilevel"/>
-    <w:tmpl w:val="B36A8E34"/>
-    <w:lvl w:ilvl="0" w:tplc="03BA6472">
-      <w:start w:val="1"/>
-      <w:numFmt w:val="decimal"/>
-      <w:lvlText w:val="%1."/>
-      <w:lvlJc w:val="left"/>
-      <w:pPr>
-        <w:ind w:left="360" w:hanging="300"/>
-      </w:pPr>
-    </w:lvl>
-    <w:lvl w:ilvl="1" w:tplc="05922FFC" w:tentative="1">
-      <w:start w:val="1"/>
-      <w:numFmt w:val="lowerLetter"/>
-      <w:lvlText w:val="%2."/>
-      <w:lvlJc w:val="left"/>
-      <w:pPr>
-        <w:ind w:left="720" w:hanging="300"/>
-      </w:pPr>
-    </w:lvl>
-    <w:lvl w:ilvl="2" w:tplc="35AC5586">
-      <w:numFmt w:val="decimal"/>
-      <w:lvlText w:val=""/>
-      <w:lvlJc w:val="left"/>
-    </w:lvl>
-    <w:lvl w:ilvl="3" w:tplc="75A48458">
-      <w:numFmt w:val="decimal"/>
-      <w:lvlText w:val=""/>
-      <w:lvlJc w:val="left"/>
-    </w:lvl>
-    <w:lvl w:ilvl="4" w:tplc="8A789CC6">
-      <w:numFmt w:val="decimal"/>
-      <w:lvlText w:val=""/>
-      <w:lvlJc w:val="left"/>
-    </w:lvl>
-    <w:lvl w:ilvl="5" w:tplc="DECCE7DC">
-      <w:numFmt w:val="decimal"/>
-      <w:lvlText w:val=""/>
-      <w:lvlJc w:val="left"/>
-    </w:lvl>
-    <w:lvl w:ilvl="6" w:tplc="5EF68B4E">
-      <w:numFmt w:val="decimal"/>
-      <w:lvlText w:val=""/>
-      <w:lvlJc w:val="left"/>
-    </w:lvl>
-    <w:lvl w:ilvl="7" w:tplc="983A78E0">
-      <w:numFmt w:val="decimal"/>
-      <w:lvlText w:val=""/>
-      <w:lvlJc w:val="left"/>
-    </w:lvl>
-    <w:lvl w:ilvl="8" w:tplc="AE0EE28A">
-      <w:numFmt w:val="decimal"/>
-      <w:lvlText w:val=""/>
-      <w:lvlJc w:val="left"/>
-    </w:lvl>
-  </w:abstractNum>
-  <w:abstractNum w:abstractNumId="3" w15:restartNumberingAfterBreak="0">
-    <w:nsid w:val="56C62418"/>
-    <w:multiLevelType w:val="hybridMultilevel"/>
-    <w:tmpl w:val="AB044068"/>
-    <w:lvl w:ilvl="0" w:tplc="67A21B6C">
-      <w:start w:val="1"/>
-      <w:numFmt w:val="decimal"/>
-      <w:lvlText w:val="%1."/>
-      <w:lvlJc w:val="left"/>
-      <w:pPr>
-        <w:ind w:left="360" w:hanging="300"/>
-      </w:pPr>
-    </w:lvl>
-    <w:lvl w:ilvl="1" w:tplc="76C4DDA6" w:tentative="1">
-      <w:start w:val="1"/>
-      <w:numFmt w:val="lowerLetter"/>
-      <w:lvlText w:val="%2."/>
-      <w:lvlJc w:val="left"/>
-      <w:pPr>
-        <w:ind w:left="720" w:hanging="300"/>
-      </w:pPr>
-    </w:lvl>
-    <w:lvl w:ilvl="2" w:tplc="C59EBCA2">
-      <w:numFmt w:val="decimal"/>
-      <w:lvlText w:val=""/>
-      <w:lvlJc w:val="left"/>
-    </w:lvl>
-    <w:lvl w:ilvl="3" w:tplc="05D895C4">
-      <w:numFmt w:val="decimal"/>
-      <w:lvlText w:val=""/>
-      <w:lvlJc w:val="left"/>
-    </w:lvl>
-    <w:lvl w:ilvl="4" w:tplc="15E69EFE">
-      <w:numFmt w:val="decimal"/>
-      <w:lvlText w:val=""/>
-      <w:lvlJc w:val="left"/>
-    </w:lvl>
-    <w:lvl w:ilvl="5" w:tplc="1ED2A7D6">
-      <w:numFmt w:val="decimal"/>
-      <w:lvlText w:val=""/>
-      <w:lvlJc w:val="left"/>
-    </w:lvl>
-    <w:lvl w:ilvl="6" w:tplc="31C0F49A">
-      <w:numFmt w:val="decimal"/>
-      <w:lvlText w:val=""/>
-      <w:lvlJc w:val="left"/>
-    </w:lvl>
-    <w:lvl w:ilvl="7" w:tplc="5A8C1A72">
-      <w:numFmt w:val="decimal"/>
-      <w:lvlText w:val=""/>
-      <w:lvlJc w:val="left"/>
-    </w:lvl>
-    <w:lvl w:ilvl="8" w:tplc="099E58FE">
-      <w:numFmt w:val="decimal"/>
-      <w:lvlText w:val=""/>
-      <w:lvlJc w:val="left"/>
-    </w:lvl>
-  </w:abstractNum>
-  <w:abstractNum w:abstractNumId="4" w15:restartNumberingAfterBreak="0">
-    <w:nsid w:val="5A890404"/>
-    <w:multiLevelType w:val="hybridMultilevel"/>
-    <w:tmpl w:val="86D0605E"/>
-    <w:lvl w:ilvl="0" w:tplc="81FC257A" w:tentative="1">
-      <w:start w:val="1"/>
-      <w:numFmt w:val="bullet"/>
-      <w:lvlText w:val="●"/>
-      <w:lvlJc w:val="left"/>
-      <w:pPr>
-        <w:ind w:left="720" w:hanging="360"/>
-      </w:pPr>
-    </w:lvl>
-    <w:lvl w:ilvl="1" w:tplc="2A428BC2" w:tentative="1">
-      <w:start w:val="1"/>
-      <w:numFmt w:val="bullet"/>
-      <w:lvlText w:val="○"/>
-      <w:lvlJc w:val="left"/>
-      <w:pPr>
-        <w:ind w:left="1440" w:hanging="360"/>
-      </w:pPr>
-    </w:lvl>
-    <w:lvl w:ilvl="2" w:tplc="0672B8BC" w:tentative="1">
-      <w:start w:val="1"/>
-      <w:numFmt w:val="bullet"/>
-      <w:lvlText w:val="■"/>
-      <w:lvlJc w:val="left"/>
-      <w:pPr>
-        <w:ind w:left="2160" w:hanging="360"/>
-      </w:pPr>
-    </w:lvl>
-    <w:lvl w:ilvl="3" w:tplc="B5A04E2E" w:tentative="1">
-      <w:start w:val="1"/>
-      <w:numFmt w:val="bullet"/>
-      <w:lvlText w:val="●"/>
-      <w:lvlJc w:val="left"/>
-      <w:pPr>
-        <w:ind w:left="2880" w:hanging="360"/>
-      </w:pPr>
-    </w:lvl>
-    <w:lvl w:ilvl="4" w:tplc="A964E022" w:tentative="1">
-      <w:start w:val="1"/>
-      <w:numFmt w:val="bullet"/>
-      <w:lvlText w:val="○"/>
-      <w:lvlJc w:val="left"/>
-      <w:pPr>
-        <w:ind w:left="3600" w:hanging="360"/>
-      </w:pPr>
-    </w:lvl>
-    <w:lvl w:ilvl="5" w:tplc="1D406A24" w:tentative="1">
-      <w:start w:val="1"/>
-      <w:numFmt w:val="bullet"/>
-      <w:lvlText w:val="■"/>
-      <w:lvlJc w:val="left"/>
-      <w:pPr>
-        <w:ind w:left="4320" w:hanging="360"/>
-      </w:pPr>
-    </w:lvl>
-    <w:lvl w:ilvl="6" w:tplc="682261AC" w:tentative="1">
-      <w:start w:val="1"/>
-      <w:numFmt w:val="bullet"/>
-      <w:lvlText w:val="●"/>
-      <w:lvlJc w:val="left"/>
-      <w:pPr>
-        <w:ind w:left="5040" w:hanging="360"/>
-      </w:pPr>
-    </w:lvl>
-    <w:lvl w:ilvl="7" w:tplc="A0E4D99C" w:tentative="1">
-      <w:start w:val="1"/>
-      <w:numFmt w:val="bullet"/>
-      <w:lvlText w:val="●"/>
-      <w:lvlJc w:val="left"/>
-      <w:pPr>
-        <w:ind w:left="5760" w:hanging="360"/>
-      </w:pPr>
-    </w:lvl>
-    <w:lvl w:ilvl="8" w:tplc="C4849922" w:tentative="1">
-      <w:start w:val="1"/>
-      <w:numFmt w:val="bullet"/>
-      <w:lvlText w:val="●"/>
-      <w:lvlJc w:val="left"/>
-      <w:pPr>
-        <w:ind w:left="6480" w:hanging="360"/>
-      </w:pPr>
-    </w:lvl>
-  </w:abstractNum>
-  <w:abstractNum w:abstractNumId="5" w15:restartNumberingAfterBreak="0">
-    <w:nsid w:val="5CFA2859"/>
-    <w:multiLevelType w:val="hybridMultilevel"/>
-    <w:tmpl w:val="23FA8332"/>
-    <w:lvl w:ilvl="0" w:tplc="B3F67852">
-      <w:start w:val="1"/>
-      <w:numFmt w:val="decimal"/>
-      <w:lvlText w:val="%1."/>
-      <w:lvlJc w:val="left"/>
-      <w:pPr>
-        <w:ind w:left="360" w:hanging="300"/>
-      </w:pPr>
-    </w:lvl>
-    <w:lvl w:ilvl="1" w:tplc="4CB2C534" w:tentative="1">
-      <w:start w:val="1"/>
-      <w:numFmt w:val="lowerLetter"/>
-      <w:lvlText w:val="%2."/>
-      <w:lvlJc w:val="left"/>
-      <w:pPr>
-        <w:ind w:left="720" w:hanging="300"/>
-      </w:pPr>
-    </w:lvl>
-    <w:lvl w:ilvl="2" w:tplc="E0B28750">
-      <w:numFmt w:val="decimal"/>
-      <w:lvlText w:val=""/>
-      <w:lvlJc w:val="left"/>
-    </w:lvl>
-    <w:lvl w:ilvl="3" w:tplc="95EC0B96">
-      <w:numFmt w:val="decimal"/>
-      <w:lvlText w:val=""/>
-      <w:lvlJc w:val="left"/>
-    </w:lvl>
-    <w:lvl w:ilvl="4" w:tplc="B3E27670">
-      <w:numFmt w:val="decimal"/>
-      <w:lvlText w:val=""/>
-      <w:lvlJc w:val="left"/>
-    </w:lvl>
-    <w:lvl w:ilvl="5" w:tplc="3BD61118">
-      <w:numFmt w:val="decimal"/>
-      <w:lvlText w:val=""/>
-      <w:lvlJc w:val="left"/>
-    </w:lvl>
-    <w:lvl w:ilvl="6" w:tplc="054ED07C">
-      <w:numFmt w:val="decimal"/>
-      <w:lvlText w:val=""/>
-      <w:lvlJc w:val="left"/>
-    </w:lvl>
-    <w:lvl w:ilvl="7" w:tplc="C9B2316A">
-      <w:numFmt w:val="decimal"/>
-      <w:lvlText w:val=""/>
-      <w:lvlJc w:val="left"/>
-    </w:lvl>
-    <w:lvl w:ilvl="8" w:tplc="1C4006D8">
-      <w:numFmt w:val="decimal"/>
-      <w:lvlText w:val=""/>
-      <w:lvlJc w:val="left"/>
-    </w:lvl>
-  </w:abstractNum>
-  <w:abstractNum w:abstractNumId="6" w15:restartNumberingAfterBreak="0">
-    <w:nsid w:val="7FF125FB"/>
-    <w:multiLevelType w:val="hybridMultilevel"/>
-    <w:tmpl w:val="9194421C"/>
-    <w:lvl w:ilvl="0" w:tplc="A8762378">
-      <w:start w:val="1"/>
-      <w:numFmt w:val="decimal"/>
-      <w:lvlText w:val="%1."/>
-      <w:lvlJc w:val="left"/>
-      <w:pPr>
-        <w:ind w:left="360" w:hanging="300"/>
-      </w:pPr>
-    </w:lvl>
-    <w:lvl w:ilvl="1" w:tplc="25ACBFE2" w:tentative="1">
-      <w:start w:val="1"/>
-      <w:numFmt w:val="lowerLetter"/>
-      <w:lvlText w:val="%2."/>
-      <w:lvlJc w:val="left"/>
-      <w:pPr>
-        <w:ind w:left="720" w:hanging="300"/>
-      </w:pPr>
-    </w:lvl>
-    <w:lvl w:ilvl="2" w:tplc="B9CA2BA2">
-      <w:numFmt w:val="decimal"/>
-      <w:lvlText w:val=""/>
-      <w:lvlJc w:val="left"/>
-    </w:lvl>
-    <w:lvl w:ilvl="3" w:tplc="3D486C4C">
-      <w:numFmt w:val="decimal"/>
-      <w:lvlText w:val=""/>
-      <w:lvlJc w:val="left"/>
-    </w:lvl>
-    <w:lvl w:ilvl="4" w:tplc="2318BDEA">
-      <w:numFmt w:val="decimal"/>
-      <w:lvlText w:val=""/>
-      <w:lvlJc w:val="left"/>
-    </w:lvl>
-    <w:lvl w:ilvl="5" w:tplc="45D42BD0">
-      <w:numFmt w:val="decimal"/>
-      <w:lvlText w:val=""/>
-      <w:lvlJc w:val="left"/>
-    </w:lvl>
-    <w:lvl w:ilvl="6" w:tplc="3C7019D2">
-      <w:numFmt w:val="decimal"/>
-      <w:lvlText w:val=""/>
-      <w:lvlJc w:val="left"/>
-    </w:lvl>
-    <w:lvl w:ilvl="7" w:tplc="E9587B7C">
-      <w:numFmt w:val="decimal"/>
-      <w:lvlText w:val=""/>
-      <w:lvlJc w:val="left"/>
-    </w:lvl>
-    <w:lvl w:ilvl="8" w:tplc="D61A656A">
-      <w:numFmt w:val="decimal"/>
-      <w:lvlText w:val=""/>
-      <w:lvlJc w:val="left"/>
-    </w:lvl>
-  </w:abstractNum>
-  <w:num w:numId="1" w16cid:durableId="1668358727">
+  <w:num w:numId="1" w16cid:durableId="1380979688">
     <w:abstractNumId w:val="4"/>
     <w:lvlOverride w:ilvl="0">
       <w:startOverride w:val="1"/>
     </w:lvlOverride>
   </w:num>
-  <w:num w:numId="2" w16cid:durableId="1128233103">
-    <w:abstractNumId w:val="6"/>
+  <w:num w:numId="2" w16cid:durableId="703747557">
+    <w:abstractNumId w:val="0"/>
     <w:lvlOverride w:ilvl="0">
       <w:startOverride w:val="1"/>
     </w:lvlOverride>
   </w:num>
-  <w:num w:numId="3" w16cid:durableId="1791824038">
+  <w:num w:numId="3" w16cid:durableId="790788698">
     <w:abstractNumId w:val="5"/>
     <w:lvlOverride w:ilvl="0">
       <w:startOverride w:val="1"/>
     </w:lvlOverride>
   </w:num>
-  <w:num w:numId="4" w16cid:durableId="1770999450">
-    <w:abstractNumId w:val="0"/>
-    <w:lvlOverride w:ilvl="0">
-      <w:startOverride w:val="1"/>
-    </w:lvlOverride>
-  </w:num>
-  <w:num w:numId="5" w16cid:durableId="95949565">
+  <w:num w:numId="4" w16cid:durableId="1254895261">
     <w:abstractNumId w:val="3"/>
     <w:lvlOverride w:ilvl="0">
       <w:startOverride w:val="1"/>
     </w:lvlOverride>
   </w:num>
-  <w:num w:numId="6" w16cid:durableId="152375707">
+  <w:num w:numId="5" w16cid:durableId="2005938058">
+    <w:abstractNumId w:val="1"/>
+    <w:lvlOverride w:ilvl="0">
+      <w:startOverride w:val="1"/>
+    </w:lvlOverride>
+  </w:num>
+  <w:num w:numId="6" w16cid:durableId="939484156">
     <w:abstractNumId w:val="2"/>
     <w:lvlOverride w:ilvl="0">
       <w:startOverride w:val="1"/>
@@ -4550,7 +4550,7 @@
     <w:autoRedefine/>
     <w:uiPriority w:val="39"/>
     <w:unhideWhenUsed/>
-    <w:rsid w:val="00E87395"/>
+    <w:rsid w:val="00DB46C4"/>
     <w:pPr>
       <w:spacing w:after="100"/>
     </w:pPr>

--- a/discoverer-neo/docs/user-guide/manual/Discoverer-Neo-VIEWER-Guide-Quick-en.docx
+++ b/discoverer-neo/docs/user-guide/manual/Discoverer-Neo-VIEWER-Guide-Quick-en.docx
@@ -74,7 +74,7 @@
     <w:sdt>
       <w:sdtPr>
         <w:alias w:val="Contents"/>
-        <w:id w:val="-581365100"/>
+        <w:id w:val="-968422697"/>
       </w:sdtPr>
       <w:sdtEndPr/>
       <w:sdtContent>
@@ -102,7 +102,7 @@
           <w:r>
             <w:fldChar w:fldCharType="separate"/>
           </w:r>
-          <w:hyperlink w:anchor="_Toc241697162" w:history="1">
+          <w:hyperlink w:anchor="_Toc241746034" w:history="1">
             <w:r>
               <w:rPr>
                 <w:rStyle w:val="Hiperligao"/>
@@ -126,7 +126,7 @@
               <w:rPr>
                 <w:noProof/>
               </w:rPr>
-              <w:instrText xml:space="preserve"> PAGEREF _Toc241697162 \h </w:instrText>
+              <w:instrText xml:space="preserve"> PAGEREF _Toc241746034 \h </w:instrText>
             </w:r>
             <w:r>
               <w:rPr>
@@ -168,7 +168,7 @@
               <w14:ligatures w14:val="standardContextual"/>
             </w:rPr>
           </w:pPr>
-          <w:hyperlink w:anchor="_Toc241697163" w:history="1">
+          <w:hyperlink w:anchor="_Toc241746035" w:history="1">
             <w:r>
               <w:rPr>
                 <w:rStyle w:val="Hiperligao"/>
@@ -192,7 +192,7 @@
               <w:rPr>
                 <w:noProof/>
               </w:rPr>
-              <w:instrText xml:space="preserve"> PAGEREF _Toc241697163 \h </w:instrText>
+              <w:instrText xml:space="preserve"> PAGEREF _Toc241746035 \h </w:instrText>
             </w:r>
             <w:r>
               <w:rPr>
@@ -234,7 +234,7 @@
               <w14:ligatures w14:val="standardContextual"/>
             </w:rPr>
           </w:pPr>
-          <w:hyperlink w:anchor="_Toc241697164" w:history="1">
+          <w:hyperlink w:anchor="_Toc241746036" w:history="1">
             <w:r>
               <w:rPr>
                 <w:rStyle w:val="Hiperligao"/>
@@ -258,7 +258,7 @@
               <w:rPr>
                 <w:noProof/>
               </w:rPr>
-              <w:instrText xml:space="preserve"> PAGEREF _Toc241697164 \h </w:instrText>
+              <w:instrText xml:space="preserve"> PAGEREF _Toc241746036 \h </w:instrText>
             </w:r>
             <w:r>
               <w:rPr>
@@ -300,7 +300,7 @@
               <w14:ligatures w14:val="standardContextual"/>
             </w:rPr>
           </w:pPr>
-          <w:hyperlink w:anchor="_Toc241697165" w:history="1">
+          <w:hyperlink w:anchor="_Toc241746037" w:history="1">
             <w:r>
               <w:rPr>
                 <w:rStyle w:val="Hiperligao"/>
@@ -324,7 +324,7 @@
               <w:rPr>
                 <w:noProof/>
               </w:rPr>
-              <w:instrText xml:space="preserve"> PAGEREF _Toc241697165 \h </w:instrText>
+              <w:instrText xml:space="preserve"> PAGEREF _Toc241746037 \h </w:instrText>
             </w:r>
             <w:r>
               <w:rPr>
@@ -366,7 +366,7 @@
               <w14:ligatures w14:val="standardContextual"/>
             </w:rPr>
           </w:pPr>
-          <w:hyperlink w:anchor="_Toc241697166" w:history="1">
+          <w:hyperlink w:anchor="_Toc241746038" w:history="1">
             <w:r>
               <w:rPr>
                 <w:rStyle w:val="Hiperligao"/>
@@ -390,7 +390,7 @@
               <w:rPr>
                 <w:noProof/>
               </w:rPr>
-              <w:instrText xml:space="preserve"> PAGEREF _Toc241697166 \h </w:instrText>
+              <w:instrText xml:space="preserve"> PAGEREF _Toc241746038 \h </w:instrText>
             </w:r>
             <w:r>
               <w:rPr>
@@ -432,7 +432,7 @@
               <w14:ligatures w14:val="standardContextual"/>
             </w:rPr>
           </w:pPr>
-          <w:hyperlink w:anchor="_Toc241697167" w:history="1">
+          <w:hyperlink w:anchor="_Toc241746039" w:history="1">
             <w:r>
               <w:rPr>
                 <w:rStyle w:val="Hiperligao"/>
@@ -456,7 +456,7 @@
               <w:rPr>
                 <w:noProof/>
               </w:rPr>
-              <w:instrText xml:space="preserve"> PAGEREF _Toc241697167 \h </w:instrText>
+              <w:instrText xml:space="preserve"> PAGEREF _Toc241746039 \h </w:instrText>
             </w:r>
             <w:r>
               <w:rPr>
@@ -504,7 +504,7 @@
       <w:pPr>
         <w:pStyle w:val="Ttulo1"/>
       </w:pPr>
-      <w:bookmarkStart w:id="0" w:name="_Toc241697162"/>
+      <w:bookmarkStart w:id="0" w:name="_Toc241746034"/>
       <w:r>
         <w:lastRenderedPageBreak/>
         <w:t>Your role in one page</w:t>
@@ -561,7 +561,7 @@
           <w:left w:w="10" w:type="dxa"/>
           <w:right w:w="10" w:type="dxa"/>
         </w:tblCellMar>
-        <w:tblLook w:val="0000" w:firstRow="0" w:lastRow="0" w:firstColumn="0" w:lastColumn="0" w:noHBand="0" w:noVBand="0"/>
+        <w:tblLook w:val="04A0" w:firstRow="1" w:lastRow="0" w:firstColumn="1" w:lastColumn="0" w:noHBand="0" w:noVBand="1"/>
       </w:tblPr>
       <w:tblGrid>
         <w:gridCol w:w="4011"/>
@@ -1010,7 +1010,7 @@
           <w:noProof/>
         </w:rPr>
         <w:drawing>
-          <wp:inline distT="0" distB="0" distL="0" distR="0" wp14:anchorId="223AE1F5" wp14:editId="47FB4587">
+          <wp:inline distT="0" distB="0" distL="0" distR="0" wp14:anchorId="40909A12" wp14:editId="06737025">
             <wp:extent cx="5715000" cy="3571875"/>
             <wp:effectExtent l="0" t="0" r="0" b="0"/>
             <wp:docPr id="429" name="01-login.png" descr="The sign-in page with Email, Password, Remember me and the Sign in button." title="The sign-in page with Email, Password, Remember me and the Sign in button."/>
@@ -1063,7 +1063,7 @@
         <w:pStyle w:val="Ttulo1"/>
         <w:pageBreakBefore/>
       </w:pPr>
-      <w:bookmarkStart w:id="1" w:name="_Toc241697163"/>
+      <w:bookmarkStart w:id="1" w:name="_Toc241746035"/>
       <w:r>
         <w:lastRenderedPageBreak/>
         <w:t>Dashboard and Maps</w:t>
@@ -1103,7 +1103,7 @@
           <w:noProof/>
         </w:rPr>
         <w:drawing>
-          <wp:inline distT="0" distB="0" distL="0" distR="0" wp14:anchorId="0DA71780" wp14:editId="5E3D399A">
+          <wp:inline distT="0" distB="0" distL="0" distR="0" wp14:anchorId="15A1F97C" wp14:editId="01ECCCD0">
             <wp:extent cx="5715000" cy="3429000"/>
             <wp:effectExtent l="0" t="0" r="0" b="0"/>
             <wp:docPr id="430" name="03-maps-all.png" descr="The Maps list, All tab, where each map has only the Open icon." title="The Maps list, All tab, where each map has only the Open icon."/>
@@ -1263,7 +1263,7 @@
           <w:left w:w="10" w:type="dxa"/>
           <w:right w:w="10" w:type="dxa"/>
         </w:tblCellMar>
-        <w:tblLook w:val="0000" w:firstRow="0" w:lastRow="0" w:firstColumn="0" w:lastColumn="0" w:noHBand="0" w:noVBand="0"/>
+        <w:tblLook w:val="04A0" w:firstRow="1" w:lastRow="0" w:firstColumn="1" w:lastColumn="0" w:noHBand="0" w:noVBand="1"/>
       </w:tblPr>
       <w:tblGrid>
         <w:gridCol w:w="4513"/>
@@ -1575,7 +1575,7 @@
         <w:pStyle w:val="Ttulo1"/>
         <w:pageBreakBefore/>
       </w:pPr>
-      <w:bookmarkStart w:id="2" w:name="_Toc241697164"/>
+      <w:bookmarkStart w:id="2" w:name="_Toc241746036"/>
       <w:r>
         <w:lastRenderedPageBreak/>
         <w:t>Run and read a map</w:t>
@@ -1598,7 +1598,7 @@
           <w:noProof/>
         </w:rPr>
         <w:drawing>
-          <wp:inline distT="0" distB="0" distL="0" distR="0" wp14:anchorId="6DD7BA4F" wp14:editId="08136216">
+          <wp:inline distT="0" distB="0" distL="0" distR="0" wp14:anchorId="7479F4F7" wp14:editId="05B7AAC9">
             <wp:extent cx="5715000" cy="3571875"/>
             <wp:effectExtent l="0" t="0" r="0" b="0"/>
             <wp:docPr id="431" name="06-viewer-results.png" descr="A completed run with Excel, CSV and PDF buttons over the results grid." title="A completed run with Excel, CSV and PDF buttons over the results grid."/>
@@ -1791,7 +1791,7 @@
           <w:left w:w="10" w:type="dxa"/>
           <w:right w:w="10" w:type="dxa"/>
         </w:tblCellMar>
-        <w:tblLook w:val="0000" w:firstRow="0" w:lastRow="0" w:firstColumn="0" w:lastColumn="0" w:noHBand="0" w:noVBand="0"/>
+        <w:tblLook w:val="04A0" w:firstRow="1" w:lastRow="0" w:firstColumn="1" w:lastColumn="0" w:noHBand="0" w:noVBand="1"/>
       </w:tblPr>
       <w:tblGrid>
         <w:gridCol w:w="4513"/>
@@ -2114,7 +2114,7 @@
         <w:pStyle w:val="Ttulo1"/>
         <w:pageBreakBefore/>
       </w:pPr>
-      <w:bookmarkStart w:id="3" w:name="_Toc241697165"/>
+      <w:bookmarkStart w:id="3" w:name="_Toc241746037"/>
       <w:r>
         <w:lastRenderedPageBreak/>
         <w:t>Runs and Exports</w:t>
@@ -2154,7 +2154,7 @@
           <w:noProof/>
         </w:rPr>
         <w:drawing>
-          <wp:inline distT="0" distB="0" distL="0" distR="0" wp14:anchorId="6AA6A35B" wp14:editId="15D5D133">
+          <wp:inline distT="0" distB="0" distL="0" distR="0" wp14:anchorId="721F9F95" wp14:editId="423A0AAB">
             <wp:extent cx="5715000" cy="3571875"/>
             <wp:effectExtent l="0" t="0" r="0" b="0"/>
             <wp:docPr id="432" name="07-runs.png" descr="The Runs page listing the Viewer's own runs." title="The Runs page listing the Viewer's own runs."/>
@@ -2321,7 +2321,7 @@
           <w:left w:w="10" w:type="dxa"/>
           <w:right w:w="10" w:type="dxa"/>
         </w:tblCellMar>
-        <w:tblLook w:val="0000" w:firstRow="0" w:lastRow="0" w:firstColumn="0" w:lastColumn="0" w:noHBand="0" w:noVBand="0"/>
+        <w:tblLook w:val="04A0" w:firstRow="1" w:lastRow="0" w:firstColumn="1" w:lastColumn="0" w:noHBand="0" w:noVBand="1"/>
       </w:tblPr>
       <w:tblGrid>
         <w:gridCol w:w="4513"/>
@@ -2535,7 +2535,7 @@
         <w:pStyle w:val="Ttulo1"/>
         <w:pageBreakBefore/>
       </w:pPr>
-      <w:bookmarkStart w:id="4" w:name="_Toc241697166"/>
+      <w:bookmarkStart w:id="4" w:name="_Toc241746038"/>
       <w:r>
         <w:lastRenderedPageBreak/>
         <w:t>Schedules</w:t>
@@ -2588,7 +2588,7 @@
           <w:noProof/>
         </w:rPr>
         <w:drawing>
-          <wp:inline distT="0" distB="0" distL="0" distR="0" wp14:anchorId="46C73DA9" wp14:editId="649555B5">
+          <wp:inline distT="0" distB="0" distL="0" distR="0" wp14:anchorId="47B81F8E" wp14:editId="7D9F77D4">
             <wp:extent cx="5715000" cy="3571875"/>
             <wp:effectExtent l="0" t="0" r="0" b="0"/>
             <wp:docPr id="433" name="09-schedules.png" descr="The Schedules page with the message No schedules yet." title="The Schedules page with the message No schedules yet."/>
@@ -2788,7 +2788,7 @@
           <w:left w:w="10" w:type="dxa"/>
           <w:right w:w="10" w:type="dxa"/>
         </w:tblCellMar>
-        <w:tblLook w:val="0000" w:firstRow="0" w:lastRow="0" w:firstColumn="0" w:lastColumn="0" w:noHBand="0" w:noVBand="0"/>
+        <w:tblLook w:val="04A0" w:firstRow="1" w:lastRow="0" w:firstColumn="1" w:lastColumn="0" w:noHBand="0" w:noVBand="1"/>
       </w:tblPr>
       <w:tblGrid>
         <w:gridCol w:w="4513"/>
@@ -3054,7 +3054,7 @@
         <w:pStyle w:val="Ttulo1"/>
         <w:pageBreakBefore/>
       </w:pPr>
-      <w:bookmarkStart w:id="5" w:name="_Toc241697167"/>
+      <w:bookmarkStart w:id="5" w:name="_Toc241746039"/>
       <w:r>
         <w:lastRenderedPageBreak/>
         <w:t>Settings</w:t>
@@ -3087,7 +3087,7 @@
           <w:noProof/>
         </w:rPr>
         <w:drawing>
-          <wp:inline distT="0" distB="0" distL="0" distR="0" wp14:anchorId="5005EE60" wp14:editId="0E96A8C0">
+          <wp:inline distT="0" distB="0" distL="0" distR="0" wp14:anchorId="69C4F9C6" wp14:editId="44AF0136">
             <wp:extent cx="5715000" cy="3571875"/>
             <wp:effectExtent l="0" t="0" r="0" b="0"/>
             <wp:docPr id="434" name="04-settings.png" descr="The Settings page with the Language, Theme and Color palette cards." title="The Settings page with the Language, Theme and Color palette cards."/>
@@ -3405,10 +3405,96 @@
 <file path=word/numbering.xml><?xml version="1.0" encoding="utf-8"?>
 <w:numbering xmlns:wpc="http://schemas.microsoft.com/office/word/2010/wordprocessingCanvas" xmlns:cx="http://schemas.microsoft.com/office/drawing/2014/chartex" xmlns:cx1="http://schemas.microsoft.com/office/drawing/2015/9/8/chartex" xmlns:cx2="http://schemas.microsoft.com/office/drawing/2015/10/21/chartex" xmlns:cx3="http://schemas.microsoft.com/office/drawing/2016/5/9/chartex" xmlns:cx4="http://schemas.microsoft.com/office/drawing/2016/5/10/chartex" xmlns:cx5="http://schemas.microsoft.com/office/drawing/2016/5/11/chartex" xmlns:cx6="http://schemas.microsoft.com/office/drawing/2016/5/12/chartex" xmlns:cx7="http://schemas.microsoft.com/office/drawing/2016/5/13/chartex" xmlns:cx8="http://schemas.microsoft.com/office/drawing/2016/5/14/chartex" xmlns:mc="http://schemas.openxmlformats.org/markup-compatibility/2006" xmlns:aink="http://schemas.microsoft.com/office/drawing/2016/ink" xmlns:am3d="http://schemas.microsoft.com/office/drawing/2017/model3d" xmlns:o="urn:schemas-microsoft-com:office:office" xmlns:oel="http://schemas.microsoft.com/office/2019/extlst" xmlns:r="http://schemas.openxmlformats.org/officeDocument/2006/relationships" xmlns:m="http://schemas.openxmlformats.org/officeDocument/2006/math" xmlns:v="urn:schemas-microsoft-com:vml" xmlns:wp14="http://schemas.microsoft.com/office/word/2010/wordprocessingDrawing" xmlns:wp="http://schemas.openxmlformats.org/drawingml/2006/wordprocessingDrawing" xmlns:w10="urn:schemas-microsoft-com:office:word" xmlns:w="http://schemas.openxmlformats.org/wordprocessingml/2006/main" xmlns:w14="http://schemas.microsoft.com/office/word/2010/wordml" xmlns:w15="http://schemas.microsoft.com/office/word/2012/wordml" xmlns:w16cex="http://schemas.microsoft.com/office/word/2018/wordml/cex" xmlns:w16cid="http://schemas.microsoft.com/office/word/2016/wordml/cid" xmlns:w16="http://schemas.microsoft.com/office/word/2018/wordml" xmlns:w16sdtdh="http://schemas.microsoft.com/office/word/2020/wordml/sdtdatahash" xmlns:w16se="http://schemas.microsoft.com/office/word/2015/wordml/symex" xmlns:wpg="http://schemas.microsoft.com/office/word/2010/wordprocessingGroup" xmlns:wpi="http://schemas.microsoft.com/office/word/2010/wordprocessingInk" xmlns:wne="http://schemas.microsoft.com/office/word/2006/wordml" xmlns:wps="http://schemas.microsoft.com/office/word/2010/wordprocessingShape" mc:Ignorable="w14 w15 w16se w16cid w16 w16cex w16sdtdh wp14">
   <w:abstractNum w:abstractNumId="0" w15:restartNumberingAfterBreak="0">
-    <w:nsid w:val="05F35D42"/>
+    <w:nsid w:val="169C129B"/>
     <w:multiLevelType w:val="hybridMultilevel"/>
-    <w:tmpl w:val="12DAAECA"/>
-    <w:lvl w:ilvl="0" w:tplc="E98E8A7A">
+    <w:tmpl w:val="E2FC8CFE"/>
+    <w:lvl w:ilvl="0" w:tplc="8716F1DC" w:tentative="1">
+      <w:start w:val="1"/>
+      <w:numFmt w:val="bullet"/>
+      <w:lvlText w:val="●"/>
+      <w:lvlJc w:val="left"/>
+      <w:pPr>
+        <w:ind w:left="720" w:hanging="360"/>
+      </w:pPr>
+    </w:lvl>
+    <w:lvl w:ilvl="1" w:tplc="3132B658" w:tentative="1">
+      <w:start w:val="1"/>
+      <w:numFmt w:val="bullet"/>
+      <w:lvlText w:val="○"/>
+      <w:lvlJc w:val="left"/>
+      <w:pPr>
+        <w:ind w:left="1440" w:hanging="360"/>
+      </w:pPr>
+    </w:lvl>
+    <w:lvl w:ilvl="2" w:tplc="BEAC5974" w:tentative="1">
+      <w:start w:val="1"/>
+      <w:numFmt w:val="bullet"/>
+      <w:lvlText w:val="■"/>
+      <w:lvlJc w:val="left"/>
+      <w:pPr>
+        <w:ind w:left="2160" w:hanging="360"/>
+      </w:pPr>
+    </w:lvl>
+    <w:lvl w:ilvl="3" w:tplc="2DE6454A" w:tentative="1">
+      <w:start w:val="1"/>
+      <w:numFmt w:val="bullet"/>
+      <w:lvlText w:val="●"/>
+      <w:lvlJc w:val="left"/>
+      <w:pPr>
+        <w:ind w:left="2880" w:hanging="360"/>
+      </w:pPr>
+    </w:lvl>
+    <w:lvl w:ilvl="4" w:tplc="83B2D696" w:tentative="1">
+      <w:start w:val="1"/>
+      <w:numFmt w:val="bullet"/>
+      <w:lvlText w:val="○"/>
+      <w:lvlJc w:val="left"/>
+      <w:pPr>
+        <w:ind w:left="3600" w:hanging="360"/>
+      </w:pPr>
+    </w:lvl>
+    <w:lvl w:ilvl="5" w:tplc="E33AA630" w:tentative="1">
+      <w:start w:val="1"/>
+      <w:numFmt w:val="bullet"/>
+      <w:lvlText w:val="■"/>
+      <w:lvlJc w:val="left"/>
+      <w:pPr>
+        <w:ind w:left="4320" w:hanging="360"/>
+      </w:pPr>
+    </w:lvl>
+    <w:lvl w:ilvl="6" w:tplc="EDDEE9C0" w:tentative="1">
+      <w:start w:val="1"/>
+      <w:numFmt w:val="bullet"/>
+      <w:lvlText w:val="●"/>
+      <w:lvlJc w:val="left"/>
+      <w:pPr>
+        <w:ind w:left="5040" w:hanging="360"/>
+      </w:pPr>
+    </w:lvl>
+    <w:lvl w:ilvl="7" w:tplc="274041E4" w:tentative="1">
+      <w:start w:val="1"/>
+      <w:numFmt w:val="bullet"/>
+      <w:lvlText w:val="●"/>
+      <w:lvlJc w:val="left"/>
+      <w:pPr>
+        <w:ind w:left="5760" w:hanging="360"/>
+      </w:pPr>
+    </w:lvl>
+    <w:lvl w:ilvl="8" w:tplc="30AA7A32" w:tentative="1">
+      <w:start w:val="1"/>
+      <w:numFmt w:val="bullet"/>
+      <w:lvlText w:val="●"/>
+      <w:lvlJc w:val="left"/>
+      <w:pPr>
+        <w:ind w:left="6480" w:hanging="360"/>
+      </w:pPr>
+    </w:lvl>
+  </w:abstractNum>
+  <w:abstractNum w:abstractNumId="1" w15:restartNumberingAfterBreak="0">
+    <w:nsid w:val="2F2147F5"/>
+    <w:multiLevelType w:val="hybridMultilevel"/>
+    <w:tmpl w:val="99946D66"/>
+    <w:lvl w:ilvl="0" w:tplc="6150AB4E">
       <w:start w:val="1"/>
       <w:numFmt w:val="decimal"/>
       <w:lvlText w:val="%1."/>
@@ -3417,7 +3503,7 @@
         <w:ind w:left="360" w:hanging="300"/>
       </w:pPr>
     </w:lvl>
-    <w:lvl w:ilvl="1" w:tplc="DE8889B8" w:tentative="1">
+    <w:lvl w:ilvl="1" w:tplc="73B2EAD0" w:tentative="1">
       <w:start w:val="1"/>
       <w:numFmt w:val="lowerLetter"/>
       <w:lvlText w:val="%2."/>
@@ -3426,47 +3512,47 @@
         <w:ind w:left="720" w:hanging="300"/>
       </w:pPr>
     </w:lvl>
-    <w:lvl w:ilvl="2" w:tplc="C660F132">
+    <w:lvl w:ilvl="2" w:tplc="C7989356">
       <w:numFmt w:val="decimal"/>
       <w:lvlText w:val=""/>
       <w:lvlJc w:val="left"/>
     </w:lvl>
-    <w:lvl w:ilvl="3" w:tplc="A9885D2A">
+    <w:lvl w:ilvl="3" w:tplc="ADECE614">
       <w:numFmt w:val="decimal"/>
       <w:lvlText w:val=""/>
       <w:lvlJc w:val="left"/>
     </w:lvl>
-    <w:lvl w:ilvl="4" w:tplc="9B50D100">
+    <w:lvl w:ilvl="4" w:tplc="14348422">
       <w:numFmt w:val="decimal"/>
       <w:lvlText w:val=""/>
       <w:lvlJc w:val="left"/>
     </w:lvl>
-    <w:lvl w:ilvl="5" w:tplc="6C0C8794">
+    <w:lvl w:ilvl="5" w:tplc="77AEF158">
       <w:numFmt w:val="decimal"/>
       <w:lvlText w:val=""/>
       <w:lvlJc w:val="left"/>
     </w:lvl>
-    <w:lvl w:ilvl="6" w:tplc="B9A45258">
+    <w:lvl w:ilvl="6" w:tplc="45D8F30E">
       <w:numFmt w:val="decimal"/>
       <w:lvlText w:val=""/>
       <w:lvlJc w:val="left"/>
     </w:lvl>
-    <w:lvl w:ilvl="7" w:tplc="5E74DBD0">
+    <w:lvl w:ilvl="7" w:tplc="22244530">
       <w:numFmt w:val="decimal"/>
       <w:lvlText w:val=""/>
       <w:lvlJc w:val="left"/>
     </w:lvl>
-    <w:lvl w:ilvl="8" w:tplc="7DB288FA">
+    <w:lvl w:ilvl="8" w:tplc="C2108C1E">
       <w:numFmt w:val="decimal"/>
       <w:lvlText w:val=""/>
       <w:lvlJc w:val="left"/>
     </w:lvl>
   </w:abstractNum>
-  <w:abstractNum w:abstractNumId="1" w15:restartNumberingAfterBreak="0">
-    <w:nsid w:val="21556DDA"/>
+  <w:abstractNum w:abstractNumId="2" w15:restartNumberingAfterBreak="0">
+    <w:nsid w:val="313D3390"/>
     <w:multiLevelType w:val="hybridMultilevel"/>
-    <w:tmpl w:val="3574FCA6"/>
-    <w:lvl w:ilvl="0" w:tplc="1C1247AA">
+    <w:tmpl w:val="C0BA12C4"/>
+    <w:lvl w:ilvl="0" w:tplc="55EA5636">
       <w:start w:val="1"/>
       <w:numFmt w:val="decimal"/>
       <w:lvlText w:val="%1."/>
@@ -3475,7 +3561,7 @@
         <w:ind w:left="360" w:hanging="300"/>
       </w:pPr>
     </w:lvl>
-    <w:lvl w:ilvl="1" w:tplc="D444E78C" w:tentative="1">
+    <w:lvl w:ilvl="1" w:tplc="D7EE4C1E" w:tentative="1">
       <w:start w:val="1"/>
       <w:numFmt w:val="lowerLetter"/>
       <w:lvlText w:val="%2."/>
@@ -3484,47 +3570,47 @@
         <w:ind w:left="720" w:hanging="300"/>
       </w:pPr>
     </w:lvl>
-    <w:lvl w:ilvl="2" w:tplc="99DE6152">
+    <w:lvl w:ilvl="2" w:tplc="7E5E53D4">
       <w:numFmt w:val="decimal"/>
       <w:lvlText w:val=""/>
       <w:lvlJc w:val="left"/>
     </w:lvl>
-    <w:lvl w:ilvl="3" w:tplc="E430B72C">
+    <w:lvl w:ilvl="3" w:tplc="5E2C1168">
       <w:numFmt w:val="decimal"/>
       <w:lvlText w:val=""/>
       <w:lvlJc w:val="left"/>
     </w:lvl>
-    <w:lvl w:ilvl="4" w:tplc="CB82E77C">
+    <w:lvl w:ilvl="4" w:tplc="1D7EEDE0">
       <w:numFmt w:val="decimal"/>
       <w:lvlText w:val=""/>
       <w:lvlJc w:val="left"/>
     </w:lvl>
-    <w:lvl w:ilvl="5" w:tplc="22D214DE">
+    <w:lvl w:ilvl="5" w:tplc="6FAC7E22">
       <w:numFmt w:val="decimal"/>
       <w:lvlText w:val=""/>
       <w:lvlJc w:val="left"/>
     </w:lvl>
-    <w:lvl w:ilvl="6" w:tplc="F754F4F8">
+    <w:lvl w:ilvl="6" w:tplc="3E7C72B0">
       <w:numFmt w:val="decimal"/>
       <w:lvlText w:val=""/>
       <w:lvlJc w:val="left"/>
     </w:lvl>
-    <w:lvl w:ilvl="7" w:tplc="80747CD8">
+    <w:lvl w:ilvl="7" w:tplc="43707460">
       <w:numFmt w:val="decimal"/>
       <w:lvlText w:val=""/>
       <w:lvlJc w:val="left"/>
     </w:lvl>
-    <w:lvl w:ilvl="8" w:tplc="F85EC3D6">
+    <w:lvl w:ilvl="8" w:tplc="2778920E">
       <w:numFmt w:val="decimal"/>
       <w:lvlText w:val=""/>
       <w:lvlJc w:val="left"/>
     </w:lvl>
   </w:abstractNum>
-  <w:abstractNum w:abstractNumId="2" w15:restartNumberingAfterBreak="0">
-    <w:nsid w:val="26357651"/>
+  <w:abstractNum w:abstractNumId="3" w15:restartNumberingAfterBreak="0">
+    <w:nsid w:val="35E1464A"/>
     <w:multiLevelType w:val="hybridMultilevel"/>
-    <w:tmpl w:val="8E0032B0"/>
-    <w:lvl w:ilvl="0" w:tplc="E604BAAE">
+    <w:tmpl w:val="B67C4186"/>
+    <w:lvl w:ilvl="0" w:tplc="28103D72">
       <w:start w:val="1"/>
       <w:numFmt w:val="decimal"/>
       <w:lvlText w:val="%1."/>
@@ -3533,7 +3619,7 @@
         <w:ind w:left="360" w:hanging="300"/>
       </w:pPr>
     </w:lvl>
-    <w:lvl w:ilvl="1" w:tplc="547EFD86" w:tentative="1">
+    <w:lvl w:ilvl="1" w:tplc="8B745DC0" w:tentative="1">
       <w:start w:val="1"/>
       <w:numFmt w:val="lowerLetter"/>
       <w:lvlText w:val="%2."/>
@@ -3542,47 +3628,47 @@
         <w:ind w:left="720" w:hanging="300"/>
       </w:pPr>
     </w:lvl>
-    <w:lvl w:ilvl="2" w:tplc="93E4F6BE">
+    <w:lvl w:ilvl="2" w:tplc="11E86C2C">
       <w:numFmt w:val="decimal"/>
       <w:lvlText w:val=""/>
       <w:lvlJc w:val="left"/>
     </w:lvl>
-    <w:lvl w:ilvl="3" w:tplc="9C3E8AF0">
+    <w:lvl w:ilvl="3" w:tplc="49441FCE">
       <w:numFmt w:val="decimal"/>
       <w:lvlText w:val=""/>
       <w:lvlJc w:val="left"/>
     </w:lvl>
-    <w:lvl w:ilvl="4" w:tplc="7DFA56E8">
+    <w:lvl w:ilvl="4" w:tplc="70689F5E">
       <w:numFmt w:val="decimal"/>
       <w:lvlText w:val=""/>
       <w:lvlJc w:val="left"/>
     </w:lvl>
-    <w:lvl w:ilvl="5" w:tplc="703AD2D0">
+    <w:lvl w:ilvl="5" w:tplc="48929D50">
       <w:numFmt w:val="decimal"/>
       <w:lvlText w:val=""/>
       <w:lvlJc w:val="left"/>
     </w:lvl>
-    <w:lvl w:ilvl="6" w:tplc="30823E30">
+    <w:lvl w:ilvl="6" w:tplc="A502D252">
       <w:numFmt w:val="decimal"/>
       <w:lvlText w:val=""/>
       <w:lvlJc w:val="left"/>
     </w:lvl>
-    <w:lvl w:ilvl="7" w:tplc="282C66BE">
+    <w:lvl w:ilvl="7" w:tplc="0D688926">
       <w:numFmt w:val="decimal"/>
       <w:lvlText w:val=""/>
       <w:lvlJc w:val="left"/>
     </w:lvl>
-    <w:lvl w:ilvl="8" w:tplc="0B3EA88C">
+    <w:lvl w:ilvl="8" w:tplc="1D52211A">
       <w:numFmt w:val="decimal"/>
       <w:lvlText w:val=""/>
       <w:lvlJc w:val="left"/>
     </w:lvl>
   </w:abstractNum>
-  <w:abstractNum w:abstractNumId="3" w15:restartNumberingAfterBreak="0">
-    <w:nsid w:val="534F4BE9"/>
+  <w:abstractNum w:abstractNumId="4" w15:restartNumberingAfterBreak="0">
+    <w:nsid w:val="3D675EA3"/>
     <w:multiLevelType w:val="hybridMultilevel"/>
-    <w:tmpl w:val="E0163C60"/>
-    <w:lvl w:ilvl="0" w:tplc="C1F0C0D6">
+    <w:tmpl w:val="AE22FB94"/>
+    <w:lvl w:ilvl="0" w:tplc="F596448A">
       <w:start w:val="1"/>
       <w:numFmt w:val="decimal"/>
       <w:lvlText w:val="%1."/>
@@ -3591,7 +3677,7 @@
         <w:ind w:left="360" w:hanging="300"/>
       </w:pPr>
     </w:lvl>
-    <w:lvl w:ilvl="1" w:tplc="4758821C" w:tentative="1">
+    <w:lvl w:ilvl="1" w:tplc="D23A82B0" w:tentative="1">
       <w:start w:val="1"/>
       <w:numFmt w:val="lowerLetter"/>
       <w:lvlText w:val="%2."/>
@@ -3600,133 +3686,105 @@
         <w:ind w:left="720" w:hanging="300"/>
       </w:pPr>
     </w:lvl>
-    <w:lvl w:ilvl="2" w:tplc="FA7AD6FE">
+    <w:lvl w:ilvl="2" w:tplc="2D50BA88">
       <w:numFmt w:val="decimal"/>
       <w:lvlText w:val=""/>
       <w:lvlJc w:val="left"/>
     </w:lvl>
-    <w:lvl w:ilvl="3" w:tplc="58A41408">
+    <w:lvl w:ilvl="3" w:tplc="82A09FFE">
       <w:numFmt w:val="decimal"/>
       <w:lvlText w:val=""/>
       <w:lvlJc w:val="left"/>
     </w:lvl>
-    <w:lvl w:ilvl="4" w:tplc="E0CA604C">
+    <w:lvl w:ilvl="4" w:tplc="5426CC40">
       <w:numFmt w:val="decimal"/>
       <w:lvlText w:val=""/>
       <w:lvlJc w:val="left"/>
     </w:lvl>
-    <w:lvl w:ilvl="5" w:tplc="E1841006">
+    <w:lvl w:ilvl="5" w:tplc="6B54FF34">
       <w:numFmt w:val="decimal"/>
       <w:lvlText w:val=""/>
       <w:lvlJc w:val="left"/>
     </w:lvl>
-    <w:lvl w:ilvl="6" w:tplc="1E46BB24">
+    <w:lvl w:ilvl="6" w:tplc="31CA9EB8">
       <w:numFmt w:val="decimal"/>
       <w:lvlText w:val=""/>
       <w:lvlJc w:val="left"/>
     </w:lvl>
-    <w:lvl w:ilvl="7" w:tplc="E7367EC6">
+    <w:lvl w:ilvl="7" w:tplc="83F6F096">
       <w:numFmt w:val="decimal"/>
       <w:lvlText w:val=""/>
       <w:lvlJc w:val="left"/>
     </w:lvl>
-    <w:lvl w:ilvl="8" w:tplc="D8B8856A">
+    <w:lvl w:ilvl="8" w:tplc="373E96E8">
       <w:numFmt w:val="decimal"/>
       <w:lvlText w:val=""/>
       <w:lvlJc w:val="left"/>
     </w:lvl>
   </w:abstractNum>
-  <w:abstractNum w:abstractNumId="4" w15:restartNumberingAfterBreak="0">
-    <w:nsid w:val="5F22624E"/>
+  <w:abstractNum w:abstractNumId="5" w15:restartNumberingAfterBreak="0">
+    <w:nsid w:val="49F20218"/>
     <w:multiLevelType w:val="hybridMultilevel"/>
-    <w:tmpl w:val="1DB62E52"/>
-    <w:lvl w:ilvl="0" w:tplc="54580DDA" w:tentative="1">
+    <w:tmpl w:val="0A90A25A"/>
+    <w:lvl w:ilvl="0" w:tplc="DA2C5B68" w:tentative="1">
       <w:start w:val="1"/>
       <w:numFmt w:val="bullet"/>
-      <w:lvlText w:val="●"/>
-      <w:lvlJc w:val="left"/>
-      <w:pPr>
-        <w:ind w:left="720" w:hanging="360"/>
-      </w:pPr>
-    </w:lvl>
-    <w:lvl w:ilvl="1" w:tplc="C0E48F18" w:tentative="1">
+      <w:lvlText w:val="•"/>
+      <w:lvlJc w:val="left"/>
+      <w:pPr>
+        <w:ind w:left="360" w:hanging="260"/>
+      </w:pPr>
+    </w:lvl>
+    <w:lvl w:ilvl="1" w:tplc="0FEE5DF0" w:tentative="1">
       <w:start w:val="1"/>
       <w:numFmt w:val="bullet"/>
-      <w:lvlText w:val="○"/>
-      <w:lvlJc w:val="left"/>
-      <w:pPr>
-        <w:ind w:left="1440" w:hanging="360"/>
-      </w:pPr>
-    </w:lvl>
-    <w:lvl w:ilvl="2" w:tplc="15A6019A" w:tentative="1">
-      <w:start w:val="1"/>
-      <w:numFmt w:val="bullet"/>
-      <w:lvlText w:val="■"/>
-      <w:lvlJc w:val="left"/>
-      <w:pPr>
-        <w:ind w:left="2160" w:hanging="360"/>
-      </w:pPr>
-    </w:lvl>
-    <w:lvl w:ilvl="3" w:tplc="B1B60A14" w:tentative="1">
-      <w:start w:val="1"/>
-      <w:numFmt w:val="bullet"/>
-      <w:lvlText w:val="●"/>
-      <w:lvlJc w:val="left"/>
-      <w:pPr>
-        <w:ind w:left="2880" w:hanging="360"/>
-      </w:pPr>
-    </w:lvl>
-    <w:lvl w:ilvl="4" w:tplc="DAD495F4" w:tentative="1">
-      <w:start w:val="1"/>
-      <w:numFmt w:val="bullet"/>
-      <w:lvlText w:val="○"/>
-      <w:lvlJc w:val="left"/>
-      <w:pPr>
-        <w:ind w:left="3600" w:hanging="360"/>
-      </w:pPr>
-    </w:lvl>
-    <w:lvl w:ilvl="5" w:tplc="3F169660" w:tentative="1">
-      <w:start w:val="1"/>
-      <w:numFmt w:val="bullet"/>
-      <w:lvlText w:val="■"/>
-      <w:lvlJc w:val="left"/>
-      <w:pPr>
-        <w:ind w:left="4320" w:hanging="360"/>
-      </w:pPr>
-    </w:lvl>
-    <w:lvl w:ilvl="6" w:tplc="5A38A46A" w:tentative="1">
-      <w:start w:val="1"/>
-      <w:numFmt w:val="bullet"/>
-      <w:lvlText w:val="●"/>
-      <w:lvlJc w:val="left"/>
-      <w:pPr>
-        <w:ind w:left="5040" w:hanging="360"/>
-      </w:pPr>
-    </w:lvl>
-    <w:lvl w:ilvl="7" w:tplc="E58CAEA6" w:tentative="1">
-      <w:start w:val="1"/>
-      <w:numFmt w:val="bullet"/>
-      <w:lvlText w:val="●"/>
-      <w:lvlJc w:val="left"/>
-      <w:pPr>
-        <w:ind w:left="5760" w:hanging="360"/>
-      </w:pPr>
-    </w:lvl>
-    <w:lvl w:ilvl="8" w:tplc="B2BA1180" w:tentative="1">
-      <w:start w:val="1"/>
-      <w:numFmt w:val="bullet"/>
-      <w:lvlText w:val="●"/>
-      <w:lvlJc w:val="left"/>
-      <w:pPr>
-        <w:ind w:left="6480" w:hanging="360"/>
-      </w:pPr>
+      <w:lvlText w:val="–"/>
+      <w:lvlJc w:val="left"/>
+      <w:pPr>
+        <w:ind w:left="720" w:hanging="260"/>
+      </w:pPr>
+    </w:lvl>
+    <w:lvl w:ilvl="2" w:tplc="3920E5B6">
+      <w:numFmt w:val="decimal"/>
+      <w:lvlText w:val=""/>
+      <w:lvlJc w:val="left"/>
+    </w:lvl>
+    <w:lvl w:ilvl="3" w:tplc="19D8C8E6">
+      <w:numFmt w:val="decimal"/>
+      <w:lvlText w:val=""/>
+      <w:lvlJc w:val="left"/>
+    </w:lvl>
+    <w:lvl w:ilvl="4" w:tplc="AF5E4716">
+      <w:numFmt w:val="decimal"/>
+      <w:lvlText w:val=""/>
+      <w:lvlJc w:val="left"/>
+    </w:lvl>
+    <w:lvl w:ilvl="5" w:tplc="63F055C8">
+      <w:numFmt w:val="decimal"/>
+      <w:lvlText w:val=""/>
+      <w:lvlJc w:val="left"/>
+    </w:lvl>
+    <w:lvl w:ilvl="6" w:tplc="6164C384">
+      <w:numFmt w:val="decimal"/>
+      <w:lvlText w:val=""/>
+      <w:lvlJc w:val="left"/>
+    </w:lvl>
+    <w:lvl w:ilvl="7" w:tplc="1BBA023E">
+      <w:numFmt w:val="decimal"/>
+      <w:lvlText w:val=""/>
+      <w:lvlJc w:val="left"/>
+    </w:lvl>
+    <w:lvl w:ilvl="8" w:tplc="5E9AB5F2">
+      <w:numFmt w:val="decimal"/>
+      <w:lvlText w:val=""/>
+      <w:lvlJc w:val="left"/>
     </w:lvl>
   </w:abstractNum>
-  <w:abstractNum w:abstractNumId="5" w15:restartNumberingAfterBreak="0">
-    <w:nsid w:val="656A4FFC"/>
+  <w:abstractNum w:abstractNumId="6" w15:restartNumberingAfterBreak="0">
+    <w:nsid w:val="7C004FCA"/>
     <w:multiLevelType w:val="hybridMultilevel"/>
-    <w:tmpl w:val="6EC4DD74"/>
-    <w:lvl w:ilvl="0" w:tplc="47D2B034">
+    <w:tmpl w:val="769261B0"/>
+    <w:lvl w:ilvl="0" w:tplc="24E021E6">
       <w:start w:val="1"/>
       <w:numFmt w:val="decimal"/>
       <w:lvlText w:val="%1."/>
@@ -3735,7 +3793,7 @@
         <w:ind w:left="360" w:hanging="300"/>
       </w:pPr>
     </w:lvl>
-    <w:lvl w:ilvl="1" w:tplc="38D22624" w:tentative="1">
+    <w:lvl w:ilvl="1" w:tplc="CF4C42FC" w:tentative="1">
       <w:start w:val="1"/>
       <w:numFmt w:val="lowerLetter"/>
       <w:lvlText w:val="%2."/>
@@ -3744,132 +3802,74 @@
         <w:ind w:left="720" w:hanging="300"/>
       </w:pPr>
     </w:lvl>
-    <w:lvl w:ilvl="2" w:tplc="A09E36F4">
+    <w:lvl w:ilvl="2" w:tplc="42FC2272">
       <w:numFmt w:val="decimal"/>
       <w:lvlText w:val=""/>
       <w:lvlJc w:val="left"/>
     </w:lvl>
-    <w:lvl w:ilvl="3" w:tplc="BE4E6E4E">
+    <w:lvl w:ilvl="3" w:tplc="E500F4D8">
       <w:numFmt w:val="decimal"/>
       <w:lvlText w:val=""/>
       <w:lvlJc w:val="left"/>
     </w:lvl>
-    <w:lvl w:ilvl="4" w:tplc="299E0E0A">
+    <w:lvl w:ilvl="4" w:tplc="AA96E11A">
       <w:numFmt w:val="decimal"/>
       <w:lvlText w:val=""/>
       <w:lvlJc w:val="left"/>
     </w:lvl>
-    <w:lvl w:ilvl="5" w:tplc="0A522B24">
+    <w:lvl w:ilvl="5" w:tplc="218C4270">
       <w:numFmt w:val="decimal"/>
       <w:lvlText w:val=""/>
       <w:lvlJc w:val="left"/>
     </w:lvl>
-    <w:lvl w:ilvl="6" w:tplc="8D208130">
+    <w:lvl w:ilvl="6" w:tplc="25187BD8">
       <w:numFmt w:val="decimal"/>
       <w:lvlText w:val=""/>
       <w:lvlJc w:val="left"/>
     </w:lvl>
-    <w:lvl w:ilvl="7" w:tplc="6BB43352">
+    <w:lvl w:ilvl="7" w:tplc="7E7E3B1C">
       <w:numFmt w:val="decimal"/>
       <w:lvlText w:val=""/>
       <w:lvlJc w:val="left"/>
     </w:lvl>
-    <w:lvl w:ilvl="8" w:tplc="2CDA1076">
+    <w:lvl w:ilvl="8" w:tplc="F88CAF76">
       <w:numFmt w:val="decimal"/>
       <w:lvlText w:val=""/>
       <w:lvlJc w:val="left"/>
     </w:lvl>
   </w:abstractNum>
-  <w:abstractNum w:abstractNumId="6" w15:restartNumberingAfterBreak="0">
-    <w:nsid w:val="69C20CD5"/>
-    <w:multiLevelType w:val="hybridMultilevel"/>
-    <w:tmpl w:val="EC6A48FA"/>
-    <w:lvl w:ilvl="0" w:tplc="1A689240" w:tentative="1">
-      <w:start w:val="1"/>
-      <w:numFmt w:val="bullet"/>
-      <w:lvlText w:val="•"/>
-      <w:lvlJc w:val="left"/>
-      <w:pPr>
-        <w:ind w:left="360" w:hanging="260"/>
-      </w:pPr>
-    </w:lvl>
-    <w:lvl w:ilvl="1" w:tplc="2132EEE2" w:tentative="1">
-      <w:start w:val="1"/>
-      <w:numFmt w:val="bullet"/>
-      <w:lvlText w:val="–"/>
-      <w:lvlJc w:val="left"/>
-      <w:pPr>
-        <w:ind w:left="720" w:hanging="260"/>
-      </w:pPr>
-    </w:lvl>
-    <w:lvl w:ilvl="2" w:tplc="E00A7FBC">
-      <w:numFmt w:val="decimal"/>
-      <w:lvlText w:val=""/>
-      <w:lvlJc w:val="left"/>
-    </w:lvl>
-    <w:lvl w:ilvl="3" w:tplc="F6047C34">
-      <w:numFmt w:val="decimal"/>
-      <w:lvlText w:val=""/>
-      <w:lvlJc w:val="left"/>
-    </w:lvl>
-    <w:lvl w:ilvl="4" w:tplc="762CFADC">
-      <w:numFmt w:val="decimal"/>
-      <w:lvlText w:val=""/>
-      <w:lvlJc w:val="left"/>
-    </w:lvl>
-    <w:lvl w:ilvl="5" w:tplc="6120A5BA">
-      <w:numFmt w:val="decimal"/>
-      <w:lvlText w:val=""/>
-      <w:lvlJc w:val="left"/>
-    </w:lvl>
-    <w:lvl w:ilvl="6" w:tplc="5EEAAEBC">
-      <w:numFmt w:val="decimal"/>
-      <w:lvlText w:val=""/>
-      <w:lvlJc w:val="left"/>
-    </w:lvl>
-    <w:lvl w:ilvl="7" w:tplc="0360CA7E">
-      <w:numFmt w:val="decimal"/>
-      <w:lvlText w:val=""/>
-      <w:lvlJc w:val="left"/>
-    </w:lvl>
-    <w:lvl w:ilvl="8" w:tplc="CD4C5C36">
-      <w:numFmt w:val="decimal"/>
-      <w:lvlText w:val=""/>
-      <w:lvlJc w:val="left"/>
-    </w:lvl>
-  </w:abstractNum>
-  <w:num w:numId="1" w16cid:durableId="1380979688">
-    <w:abstractNumId w:val="4"/>
-    <w:lvlOverride w:ilvl="0">
-      <w:startOverride w:val="1"/>
-    </w:lvlOverride>
-  </w:num>
-  <w:num w:numId="2" w16cid:durableId="703747557">
+  <w:num w:numId="1" w16cid:durableId="1950046184">
     <w:abstractNumId w:val="0"/>
     <w:lvlOverride w:ilvl="0">
       <w:startOverride w:val="1"/>
     </w:lvlOverride>
   </w:num>
-  <w:num w:numId="3" w16cid:durableId="790788698">
-    <w:abstractNumId w:val="5"/>
-    <w:lvlOverride w:ilvl="0">
-      <w:startOverride w:val="1"/>
-    </w:lvlOverride>
-  </w:num>
-  <w:num w:numId="4" w16cid:durableId="1254895261">
+  <w:num w:numId="2" w16cid:durableId="896892333">
     <w:abstractNumId w:val="3"/>
     <w:lvlOverride w:ilvl="0">
       <w:startOverride w:val="1"/>
     </w:lvlOverride>
   </w:num>
-  <w:num w:numId="5" w16cid:durableId="2005938058">
+  <w:num w:numId="3" w16cid:durableId="921841538">
+    <w:abstractNumId w:val="2"/>
+    <w:lvlOverride w:ilvl="0">
+      <w:startOverride w:val="1"/>
+    </w:lvlOverride>
+  </w:num>
+  <w:num w:numId="4" w16cid:durableId="1366633364">
+    <w:abstractNumId w:val="6"/>
+    <w:lvlOverride w:ilvl="0">
+      <w:startOverride w:val="1"/>
+    </w:lvlOverride>
+  </w:num>
+  <w:num w:numId="5" w16cid:durableId="1065371600">
     <w:abstractNumId w:val="1"/>
     <w:lvlOverride w:ilvl="0">
       <w:startOverride w:val="1"/>
     </w:lvlOverride>
   </w:num>
-  <w:num w:numId="6" w16cid:durableId="939484156">
-    <w:abstractNumId w:val="2"/>
+  <w:num w:numId="6" w16cid:durableId="1553880830">
+    <w:abstractNumId w:val="4"/>
     <w:lvlOverride w:ilvl="0">
       <w:startOverride w:val="1"/>
     </w:lvlOverride>
@@ -4550,7 +4550,7 @@
     <w:autoRedefine/>
     <w:uiPriority w:val="39"/>
     <w:unhideWhenUsed/>
-    <w:rsid w:val="00DB46C4"/>
+    <w:rsid w:val="00070FE6"/>
     <w:pPr>
       <w:spacing w:after="100"/>
     </w:pPr>

--- a/discoverer-neo/docs/user-guide/manual/Discoverer-Neo-VIEWER-Guide-Quick-en.docx
+++ b/discoverer-neo/docs/user-guide/manual/Discoverer-Neo-VIEWER-Guide-Quick-en.docx
@@ -54,7 +54,7 @@
           <w:sz w:val="22"/>
           <w:szCs w:val="22"/>
         </w:rPr>
-        <w:t>Version 2.1.0</w:t>
+        <w:t>Version 2.1.1</w:t>
       </w:r>
     </w:p>
     <w:p>
@@ -74,7 +74,7 @@
     <w:sdt>
       <w:sdtPr>
         <w:alias w:val="Contents"/>
-        <w:id w:val="-968422697"/>
+        <w:id w:val="-723678497"/>
       </w:sdtPr>
       <w:sdtEndPr/>
       <w:sdtContent>
@@ -102,7 +102,7 @@
           <w:r>
             <w:fldChar w:fldCharType="separate"/>
           </w:r>
-          <w:hyperlink w:anchor="_Toc241746034" w:history="1">
+          <w:hyperlink w:anchor="_Toc241748874" w:history="1">
             <w:r>
               <w:rPr>
                 <w:rStyle w:val="Hiperligao"/>
@@ -126,7 +126,7 @@
               <w:rPr>
                 <w:noProof/>
               </w:rPr>
-              <w:instrText xml:space="preserve"> PAGEREF _Toc241746034 \h </w:instrText>
+              <w:instrText xml:space="preserve"> PAGEREF _Toc241748874 \h </w:instrText>
             </w:r>
             <w:r>
               <w:rPr>
@@ -168,7 +168,7 @@
               <w14:ligatures w14:val="standardContextual"/>
             </w:rPr>
           </w:pPr>
-          <w:hyperlink w:anchor="_Toc241746035" w:history="1">
+          <w:hyperlink w:anchor="_Toc241748875" w:history="1">
             <w:r>
               <w:rPr>
                 <w:rStyle w:val="Hiperligao"/>
@@ -192,7 +192,7 @@
               <w:rPr>
                 <w:noProof/>
               </w:rPr>
-              <w:instrText xml:space="preserve"> PAGEREF _Toc241746035 \h </w:instrText>
+              <w:instrText xml:space="preserve"> PAGEREF _Toc241748875 \h </w:instrText>
             </w:r>
             <w:r>
               <w:rPr>
@@ -234,7 +234,7 @@
               <w14:ligatures w14:val="standardContextual"/>
             </w:rPr>
           </w:pPr>
-          <w:hyperlink w:anchor="_Toc241746036" w:history="1">
+          <w:hyperlink w:anchor="_Toc241748876" w:history="1">
             <w:r>
               <w:rPr>
                 <w:rStyle w:val="Hiperligao"/>
@@ -258,7 +258,7 @@
               <w:rPr>
                 <w:noProof/>
               </w:rPr>
-              <w:instrText xml:space="preserve"> PAGEREF _Toc241746036 \h </w:instrText>
+              <w:instrText xml:space="preserve"> PAGEREF _Toc241748876 \h </w:instrText>
             </w:r>
             <w:r>
               <w:rPr>
@@ -300,7 +300,7 @@
               <w14:ligatures w14:val="standardContextual"/>
             </w:rPr>
           </w:pPr>
-          <w:hyperlink w:anchor="_Toc241746037" w:history="1">
+          <w:hyperlink w:anchor="_Toc241748877" w:history="1">
             <w:r>
               <w:rPr>
                 <w:rStyle w:val="Hiperligao"/>
@@ -324,7 +324,7 @@
               <w:rPr>
                 <w:noProof/>
               </w:rPr>
-              <w:instrText xml:space="preserve"> PAGEREF _Toc241746037 \h </w:instrText>
+              <w:instrText xml:space="preserve"> PAGEREF _Toc241748877 \h </w:instrText>
             </w:r>
             <w:r>
               <w:rPr>
@@ -366,7 +366,7 @@
               <w14:ligatures w14:val="standardContextual"/>
             </w:rPr>
           </w:pPr>
-          <w:hyperlink w:anchor="_Toc241746038" w:history="1">
+          <w:hyperlink w:anchor="_Toc241748878" w:history="1">
             <w:r>
               <w:rPr>
                 <w:rStyle w:val="Hiperligao"/>
@@ -390,7 +390,7 @@
               <w:rPr>
                 <w:noProof/>
               </w:rPr>
-              <w:instrText xml:space="preserve"> PAGEREF _Toc241746038 \h </w:instrText>
+              <w:instrText xml:space="preserve"> PAGEREF _Toc241748878 \h </w:instrText>
             </w:r>
             <w:r>
               <w:rPr>
@@ -432,7 +432,7 @@
               <w14:ligatures w14:val="standardContextual"/>
             </w:rPr>
           </w:pPr>
-          <w:hyperlink w:anchor="_Toc241746039" w:history="1">
+          <w:hyperlink w:anchor="_Toc241748879" w:history="1">
             <w:r>
               <w:rPr>
                 <w:rStyle w:val="Hiperligao"/>
@@ -456,7 +456,7 @@
               <w:rPr>
                 <w:noProof/>
               </w:rPr>
-              <w:instrText xml:space="preserve"> PAGEREF _Toc241746039 \h </w:instrText>
+              <w:instrText xml:space="preserve"> PAGEREF _Toc241748879 \h </w:instrText>
             </w:r>
             <w:r>
               <w:rPr>
@@ -504,7 +504,7 @@
       <w:pPr>
         <w:pStyle w:val="Ttulo1"/>
       </w:pPr>
-      <w:bookmarkStart w:id="0" w:name="_Toc241746034"/>
+      <w:bookmarkStart w:id="0" w:name="_Toc241748874"/>
       <w:r>
         <w:lastRenderedPageBreak/>
         <w:t>Your role in one page</w:t>
@@ -1010,7 +1010,7 @@
           <w:noProof/>
         </w:rPr>
         <w:drawing>
-          <wp:inline distT="0" distB="0" distL="0" distR="0" wp14:anchorId="40909A12" wp14:editId="06737025">
+          <wp:inline distT="0" distB="0" distL="0" distR="0" wp14:anchorId="73BACDB9" wp14:editId="60732B4A">
             <wp:extent cx="5715000" cy="3571875"/>
             <wp:effectExtent l="0" t="0" r="0" b="0"/>
             <wp:docPr id="429" name="01-login.png" descr="The sign-in page with Email, Password, Remember me and the Sign in button." title="The sign-in page with Email, Password, Remember me and the Sign in button."/>
@@ -1063,7 +1063,7 @@
         <w:pStyle w:val="Ttulo1"/>
         <w:pageBreakBefore/>
       </w:pPr>
-      <w:bookmarkStart w:id="1" w:name="_Toc241746035"/>
+      <w:bookmarkStart w:id="1" w:name="_Toc241748875"/>
       <w:r>
         <w:lastRenderedPageBreak/>
         <w:t>Dashboard and Maps</w:t>
@@ -1103,7 +1103,7 @@
           <w:noProof/>
         </w:rPr>
         <w:drawing>
-          <wp:inline distT="0" distB="0" distL="0" distR="0" wp14:anchorId="15A1F97C" wp14:editId="01ECCCD0">
+          <wp:inline distT="0" distB="0" distL="0" distR="0" wp14:anchorId="3D50A41A" wp14:editId="59B45AB3">
             <wp:extent cx="5715000" cy="3429000"/>
             <wp:effectExtent l="0" t="0" r="0" b="0"/>
             <wp:docPr id="430" name="03-maps-all.png" descr="The Maps list, All tab, where each map has only the Open icon." title="The Maps list, All tab, where each map has only the Open icon."/>
@@ -1575,7 +1575,7 @@
         <w:pStyle w:val="Ttulo1"/>
         <w:pageBreakBefore/>
       </w:pPr>
-      <w:bookmarkStart w:id="2" w:name="_Toc241746036"/>
+      <w:bookmarkStart w:id="2" w:name="_Toc241748876"/>
       <w:r>
         <w:lastRenderedPageBreak/>
         <w:t>Run and read a map</w:t>
@@ -1598,7 +1598,7 @@
           <w:noProof/>
         </w:rPr>
         <w:drawing>
-          <wp:inline distT="0" distB="0" distL="0" distR="0" wp14:anchorId="7479F4F7" wp14:editId="05B7AAC9">
+          <wp:inline distT="0" distB="0" distL="0" distR="0" wp14:anchorId="77087C63" wp14:editId="1B98C95E">
             <wp:extent cx="5715000" cy="3571875"/>
             <wp:effectExtent l="0" t="0" r="0" b="0"/>
             <wp:docPr id="431" name="06-viewer-results.png" descr="A completed run with Excel, CSV and PDF buttons over the results grid." title="A completed run with Excel, CSV and PDF buttons over the results grid."/>
@@ -2114,7 +2114,7 @@
         <w:pStyle w:val="Ttulo1"/>
         <w:pageBreakBefore/>
       </w:pPr>
-      <w:bookmarkStart w:id="3" w:name="_Toc241746037"/>
+      <w:bookmarkStart w:id="3" w:name="_Toc241748877"/>
       <w:r>
         <w:lastRenderedPageBreak/>
         <w:t>Runs and Exports</w:t>
@@ -2154,7 +2154,7 @@
           <w:noProof/>
         </w:rPr>
         <w:drawing>
-          <wp:inline distT="0" distB="0" distL="0" distR="0" wp14:anchorId="721F9F95" wp14:editId="423A0AAB">
+          <wp:inline distT="0" distB="0" distL="0" distR="0" wp14:anchorId="4F71E819" wp14:editId="5FE1F5D3">
             <wp:extent cx="5715000" cy="3571875"/>
             <wp:effectExtent l="0" t="0" r="0" b="0"/>
             <wp:docPr id="432" name="07-runs.png" descr="The Runs page listing the Viewer's own runs." title="The Runs page listing the Viewer's own runs."/>
@@ -2535,7 +2535,7 @@
         <w:pStyle w:val="Ttulo1"/>
         <w:pageBreakBefore/>
       </w:pPr>
-      <w:bookmarkStart w:id="4" w:name="_Toc241746038"/>
+      <w:bookmarkStart w:id="4" w:name="_Toc241748878"/>
       <w:r>
         <w:lastRenderedPageBreak/>
         <w:t>Schedules</w:t>
@@ -2588,7 +2588,7 @@
           <w:noProof/>
         </w:rPr>
         <w:drawing>
-          <wp:inline distT="0" distB="0" distL="0" distR="0" wp14:anchorId="47B81F8E" wp14:editId="7D9F77D4">
+          <wp:inline distT="0" distB="0" distL="0" distR="0" wp14:anchorId="7AA08B52" wp14:editId="7C0DC9AA">
             <wp:extent cx="5715000" cy="3571875"/>
             <wp:effectExtent l="0" t="0" r="0" b="0"/>
             <wp:docPr id="433" name="09-schedules.png" descr="The Schedules page with the message No schedules yet." title="The Schedules page with the message No schedules yet."/>
@@ -3054,7 +3054,7 @@
         <w:pStyle w:val="Ttulo1"/>
         <w:pageBreakBefore/>
       </w:pPr>
-      <w:bookmarkStart w:id="5" w:name="_Toc241746039"/>
+      <w:bookmarkStart w:id="5" w:name="_Toc241748879"/>
       <w:r>
         <w:lastRenderedPageBreak/>
         <w:t>Settings</w:t>
@@ -3087,7 +3087,7 @@
           <w:noProof/>
         </w:rPr>
         <w:drawing>
-          <wp:inline distT="0" distB="0" distL="0" distR="0" wp14:anchorId="69C4F9C6" wp14:editId="44AF0136">
+          <wp:inline distT="0" distB="0" distL="0" distR="0" wp14:anchorId="37FE68C8" wp14:editId="36069B65">
             <wp:extent cx="5715000" cy="3571875"/>
             <wp:effectExtent l="0" t="0" r="0" b="0"/>
             <wp:docPr id="434" name="04-settings.png" descr="The Settings page with the Language, Theme and Color palette cards." title="The Settings page with the Language, Theme and Color palette cards."/>
@@ -3396,7 +3396,7 @@
         <w:sz w:val="16"/>
         <w:szCs w:val="16"/>
       </w:rPr>
-      <w:t>Discoverer Neo 2.1.0 · Quick guide · VIEWER</w:t>
+      <w:t>Discoverer Neo 2.1.1 · Quick guide · VIEWER</w:t>
     </w:r>
   </w:p>
 </w:hdr>
@@ -3405,10 +3405,68 @@
 <file path=word/numbering.xml><?xml version="1.0" encoding="utf-8"?>
 <w:numbering xmlns:wpc="http://schemas.microsoft.com/office/word/2010/wordprocessingCanvas" xmlns:cx="http://schemas.microsoft.com/office/drawing/2014/chartex" xmlns:cx1="http://schemas.microsoft.com/office/drawing/2015/9/8/chartex" xmlns:cx2="http://schemas.microsoft.com/office/drawing/2015/10/21/chartex" xmlns:cx3="http://schemas.microsoft.com/office/drawing/2016/5/9/chartex" xmlns:cx4="http://schemas.microsoft.com/office/drawing/2016/5/10/chartex" xmlns:cx5="http://schemas.microsoft.com/office/drawing/2016/5/11/chartex" xmlns:cx6="http://schemas.microsoft.com/office/drawing/2016/5/12/chartex" xmlns:cx7="http://schemas.microsoft.com/office/drawing/2016/5/13/chartex" xmlns:cx8="http://schemas.microsoft.com/office/drawing/2016/5/14/chartex" xmlns:mc="http://schemas.openxmlformats.org/markup-compatibility/2006" xmlns:aink="http://schemas.microsoft.com/office/drawing/2016/ink" xmlns:am3d="http://schemas.microsoft.com/office/drawing/2017/model3d" xmlns:o="urn:schemas-microsoft-com:office:office" xmlns:oel="http://schemas.microsoft.com/office/2019/extlst" xmlns:r="http://schemas.openxmlformats.org/officeDocument/2006/relationships" xmlns:m="http://schemas.openxmlformats.org/officeDocument/2006/math" xmlns:v="urn:schemas-microsoft-com:vml" xmlns:wp14="http://schemas.microsoft.com/office/word/2010/wordprocessingDrawing" xmlns:wp="http://schemas.openxmlformats.org/drawingml/2006/wordprocessingDrawing" xmlns:w10="urn:schemas-microsoft-com:office:word" xmlns:w="http://schemas.openxmlformats.org/wordprocessingml/2006/main" xmlns:w14="http://schemas.microsoft.com/office/word/2010/wordml" xmlns:w15="http://schemas.microsoft.com/office/word/2012/wordml" xmlns:w16cex="http://schemas.microsoft.com/office/word/2018/wordml/cex" xmlns:w16cid="http://schemas.microsoft.com/office/word/2016/wordml/cid" xmlns:w16="http://schemas.microsoft.com/office/word/2018/wordml" xmlns:w16sdtdh="http://schemas.microsoft.com/office/word/2020/wordml/sdtdatahash" xmlns:w16se="http://schemas.microsoft.com/office/word/2015/wordml/symex" xmlns:wpg="http://schemas.microsoft.com/office/word/2010/wordprocessingGroup" xmlns:wpi="http://schemas.microsoft.com/office/word/2010/wordprocessingInk" xmlns:wne="http://schemas.microsoft.com/office/word/2006/wordml" xmlns:wps="http://schemas.microsoft.com/office/word/2010/wordprocessingShape" mc:Ignorable="w14 w15 w16se w16cid w16 w16cex w16sdtdh wp14">
   <w:abstractNum w:abstractNumId="0" w15:restartNumberingAfterBreak="0">
-    <w:nsid w:val="169C129B"/>
+    <w:nsid w:val="160D14DB"/>
     <w:multiLevelType w:val="hybridMultilevel"/>
-    <w:tmpl w:val="E2FC8CFE"/>
-    <w:lvl w:ilvl="0" w:tplc="8716F1DC" w:tentative="1">
+    <w:tmpl w:val="807ECF1E"/>
+    <w:lvl w:ilvl="0" w:tplc="61A8E25A">
+      <w:start w:val="1"/>
+      <w:numFmt w:val="decimal"/>
+      <w:lvlText w:val="%1."/>
+      <w:lvlJc w:val="left"/>
+      <w:pPr>
+        <w:ind w:left="360" w:hanging="300"/>
+      </w:pPr>
+    </w:lvl>
+    <w:lvl w:ilvl="1" w:tplc="1D48B0D6" w:tentative="1">
+      <w:start w:val="1"/>
+      <w:numFmt w:val="lowerLetter"/>
+      <w:lvlText w:val="%2."/>
+      <w:lvlJc w:val="left"/>
+      <w:pPr>
+        <w:ind w:left="720" w:hanging="300"/>
+      </w:pPr>
+    </w:lvl>
+    <w:lvl w:ilvl="2" w:tplc="A2C2877E">
+      <w:numFmt w:val="decimal"/>
+      <w:lvlText w:val=""/>
+      <w:lvlJc w:val="left"/>
+    </w:lvl>
+    <w:lvl w:ilvl="3" w:tplc="5A40A0C4">
+      <w:numFmt w:val="decimal"/>
+      <w:lvlText w:val=""/>
+      <w:lvlJc w:val="left"/>
+    </w:lvl>
+    <w:lvl w:ilvl="4" w:tplc="1F46282C">
+      <w:numFmt w:val="decimal"/>
+      <w:lvlText w:val=""/>
+      <w:lvlJc w:val="left"/>
+    </w:lvl>
+    <w:lvl w:ilvl="5" w:tplc="67046180">
+      <w:numFmt w:val="decimal"/>
+      <w:lvlText w:val=""/>
+      <w:lvlJc w:val="left"/>
+    </w:lvl>
+    <w:lvl w:ilvl="6" w:tplc="0B76EF12">
+      <w:numFmt w:val="decimal"/>
+      <w:lvlText w:val=""/>
+      <w:lvlJc w:val="left"/>
+    </w:lvl>
+    <w:lvl w:ilvl="7" w:tplc="4202B296">
+      <w:numFmt w:val="decimal"/>
+      <w:lvlText w:val=""/>
+      <w:lvlJc w:val="left"/>
+    </w:lvl>
+    <w:lvl w:ilvl="8" w:tplc="C4D820B6">
+      <w:numFmt w:val="decimal"/>
+      <w:lvlText w:val=""/>
+      <w:lvlJc w:val="left"/>
+    </w:lvl>
+  </w:abstractNum>
+  <w:abstractNum w:abstractNumId="1" w15:restartNumberingAfterBreak="0">
+    <w:nsid w:val="1B1942C5"/>
+    <w:multiLevelType w:val="hybridMultilevel"/>
+    <w:tmpl w:val="913E9DB0"/>
+    <w:lvl w:ilvl="0" w:tplc="DC089D0A" w:tentative="1">
       <w:start w:val="1"/>
       <w:numFmt w:val="bullet"/>
       <w:lvlText w:val="●"/>
@@ -3417,7 +3475,7 @@
         <w:ind w:left="720" w:hanging="360"/>
       </w:pPr>
     </w:lvl>
-    <w:lvl w:ilvl="1" w:tplc="3132B658" w:tentative="1">
+    <w:lvl w:ilvl="1" w:tplc="F05EC4BE" w:tentative="1">
       <w:start w:val="1"/>
       <w:numFmt w:val="bullet"/>
       <w:lvlText w:val="○"/>
@@ -3426,7 +3484,7 @@
         <w:ind w:left="1440" w:hanging="360"/>
       </w:pPr>
     </w:lvl>
-    <w:lvl w:ilvl="2" w:tplc="BEAC5974" w:tentative="1">
+    <w:lvl w:ilvl="2" w:tplc="68224EE6" w:tentative="1">
       <w:start w:val="1"/>
       <w:numFmt w:val="bullet"/>
       <w:lvlText w:val="■"/>
@@ -3435,7 +3493,7 @@
         <w:ind w:left="2160" w:hanging="360"/>
       </w:pPr>
     </w:lvl>
-    <w:lvl w:ilvl="3" w:tplc="2DE6454A" w:tentative="1">
+    <w:lvl w:ilvl="3" w:tplc="3EF006C4" w:tentative="1">
       <w:start w:val="1"/>
       <w:numFmt w:val="bullet"/>
       <w:lvlText w:val="●"/>
@@ -3444,7 +3502,7 @@
         <w:ind w:left="2880" w:hanging="360"/>
       </w:pPr>
     </w:lvl>
-    <w:lvl w:ilvl="4" w:tplc="83B2D696" w:tentative="1">
+    <w:lvl w:ilvl="4" w:tplc="CD78F758" w:tentative="1">
       <w:start w:val="1"/>
       <w:numFmt w:val="bullet"/>
       <w:lvlText w:val="○"/>
@@ -3453,7 +3511,7 @@
         <w:ind w:left="3600" w:hanging="360"/>
       </w:pPr>
     </w:lvl>
-    <w:lvl w:ilvl="5" w:tplc="E33AA630" w:tentative="1">
+    <w:lvl w:ilvl="5" w:tplc="8A10150E" w:tentative="1">
       <w:start w:val="1"/>
       <w:numFmt w:val="bullet"/>
       <w:lvlText w:val="■"/>
@@ -3462,7 +3520,7 @@
         <w:ind w:left="4320" w:hanging="360"/>
       </w:pPr>
     </w:lvl>
-    <w:lvl w:ilvl="6" w:tplc="EDDEE9C0" w:tentative="1">
+    <w:lvl w:ilvl="6" w:tplc="29DC5172" w:tentative="1">
       <w:start w:val="1"/>
       <w:numFmt w:val="bullet"/>
       <w:lvlText w:val="●"/>
@@ -3471,7 +3529,7 @@
         <w:ind w:left="5040" w:hanging="360"/>
       </w:pPr>
     </w:lvl>
-    <w:lvl w:ilvl="7" w:tplc="274041E4" w:tentative="1">
+    <w:lvl w:ilvl="7" w:tplc="F4D2C992" w:tentative="1">
       <w:start w:val="1"/>
       <w:numFmt w:val="bullet"/>
       <w:lvlText w:val="●"/>
@@ -3480,7 +3538,7 @@
         <w:ind w:left="5760" w:hanging="360"/>
       </w:pPr>
     </w:lvl>
-    <w:lvl w:ilvl="8" w:tplc="30AA7A32" w:tentative="1">
+    <w:lvl w:ilvl="8" w:tplc="96CCBCC2" w:tentative="1">
       <w:start w:val="1"/>
       <w:numFmt w:val="bullet"/>
       <w:lvlText w:val="●"/>
@@ -3490,11 +3548,11 @@
       </w:pPr>
     </w:lvl>
   </w:abstractNum>
-  <w:abstractNum w:abstractNumId="1" w15:restartNumberingAfterBreak="0">
-    <w:nsid w:val="2F2147F5"/>
+  <w:abstractNum w:abstractNumId="2" w15:restartNumberingAfterBreak="0">
+    <w:nsid w:val="3D9001B7"/>
     <w:multiLevelType w:val="hybridMultilevel"/>
-    <w:tmpl w:val="99946D66"/>
-    <w:lvl w:ilvl="0" w:tplc="6150AB4E">
+    <w:tmpl w:val="0940319C"/>
+    <w:lvl w:ilvl="0" w:tplc="A7723794">
       <w:start w:val="1"/>
       <w:numFmt w:val="decimal"/>
       <w:lvlText w:val="%1."/>
@@ -3503,7 +3561,7 @@
         <w:ind w:left="360" w:hanging="300"/>
       </w:pPr>
     </w:lvl>
-    <w:lvl w:ilvl="1" w:tplc="73B2EAD0" w:tentative="1">
+    <w:lvl w:ilvl="1" w:tplc="79369886" w:tentative="1">
       <w:start w:val="1"/>
       <w:numFmt w:val="lowerLetter"/>
       <w:lvlText w:val="%2."/>
@@ -3512,47 +3570,105 @@
         <w:ind w:left="720" w:hanging="300"/>
       </w:pPr>
     </w:lvl>
-    <w:lvl w:ilvl="2" w:tplc="C7989356">
+    <w:lvl w:ilvl="2" w:tplc="E2C67688">
       <w:numFmt w:val="decimal"/>
       <w:lvlText w:val=""/>
       <w:lvlJc w:val="left"/>
     </w:lvl>
-    <w:lvl w:ilvl="3" w:tplc="ADECE614">
+    <w:lvl w:ilvl="3" w:tplc="BCAC8E10">
       <w:numFmt w:val="decimal"/>
       <w:lvlText w:val=""/>
       <w:lvlJc w:val="left"/>
     </w:lvl>
-    <w:lvl w:ilvl="4" w:tplc="14348422">
+    <w:lvl w:ilvl="4" w:tplc="7B725ECE">
       <w:numFmt w:val="decimal"/>
       <w:lvlText w:val=""/>
       <w:lvlJc w:val="left"/>
     </w:lvl>
-    <w:lvl w:ilvl="5" w:tplc="77AEF158">
+    <w:lvl w:ilvl="5" w:tplc="8AA2CC74">
       <w:numFmt w:val="decimal"/>
       <w:lvlText w:val=""/>
       <w:lvlJc w:val="left"/>
     </w:lvl>
-    <w:lvl w:ilvl="6" w:tplc="45D8F30E">
+    <w:lvl w:ilvl="6" w:tplc="11263784">
       <w:numFmt w:val="decimal"/>
       <w:lvlText w:val=""/>
       <w:lvlJc w:val="left"/>
     </w:lvl>
-    <w:lvl w:ilvl="7" w:tplc="22244530">
+    <w:lvl w:ilvl="7" w:tplc="2318A330">
       <w:numFmt w:val="decimal"/>
       <w:lvlText w:val=""/>
       <w:lvlJc w:val="left"/>
     </w:lvl>
-    <w:lvl w:ilvl="8" w:tplc="C2108C1E">
+    <w:lvl w:ilvl="8" w:tplc="07BE7BB4">
       <w:numFmt w:val="decimal"/>
       <w:lvlText w:val=""/>
       <w:lvlJc w:val="left"/>
     </w:lvl>
   </w:abstractNum>
-  <w:abstractNum w:abstractNumId="2" w15:restartNumberingAfterBreak="0">
-    <w:nsid w:val="313D3390"/>
+  <w:abstractNum w:abstractNumId="3" w15:restartNumberingAfterBreak="0">
+    <w:nsid w:val="47461E52"/>
     <w:multiLevelType w:val="hybridMultilevel"/>
-    <w:tmpl w:val="C0BA12C4"/>
-    <w:lvl w:ilvl="0" w:tplc="55EA5636">
+    <w:tmpl w:val="CF20BD20"/>
+    <w:lvl w:ilvl="0" w:tplc="21B45F0E" w:tentative="1">
+      <w:start w:val="1"/>
+      <w:numFmt w:val="bullet"/>
+      <w:lvlText w:val="•"/>
+      <w:lvlJc w:val="left"/>
+      <w:pPr>
+        <w:ind w:left="360" w:hanging="260"/>
+      </w:pPr>
+    </w:lvl>
+    <w:lvl w:ilvl="1" w:tplc="355C5C8A" w:tentative="1">
+      <w:start w:val="1"/>
+      <w:numFmt w:val="bullet"/>
+      <w:lvlText w:val="–"/>
+      <w:lvlJc w:val="left"/>
+      <w:pPr>
+        <w:ind w:left="720" w:hanging="260"/>
+      </w:pPr>
+    </w:lvl>
+    <w:lvl w:ilvl="2" w:tplc="98F69302">
+      <w:numFmt w:val="decimal"/>
+      <w:lvlText w:val=""/>
+      <w:lvlJc w:val="left"/>
+    </w:lvl>
+    <w:lvl w:ilvl="3" w:tplc="46E40508">
+      <w:numFmt w:val="decimal"/>
+      <w:lvlText w:val=""/>
+      <w:lvlJc w:val="left"/>
+    </w:lvl>
+    <w:lvl w:ilvl="4" w:tplc="673CE7FE">
+      <w:numFmt w:val="decimal"/>
+      <w:lvlText w:val=""/>
+      <w:lvlJc w:val="left"/>
+    </w:lvl>
+    <w:lvl w:ilvl="5" w:tplc="8C063B82">
+      <w:numFmt w:val="decimal"/>
+      <w:lvlText w:val=""/>
+      <w:lvlJc w:val="left"/>
+    </w:lvl>
+    <w:lvl w:ilvl="6" w:tplc="5A0264D2">
+      <w:numFmt w:val="decimal"/>
+      <w:lvlText w:val=""/>
+      <w:lvlJc w:val="left"/>
+    </w:lvl>
+    <w:lvl w:ilvl="7" w:tplc="33165422">
+      <w:numFmt w:val="decimal"/>
+      <w:lvlText w:val=""/>
+      <w:lvlJc w:val="left"/>
+    </w:lvl>
+    <w:lvl w:ilvl="8" w:tplc="05EEC642">
+      <w:numFmt w:val="decimal"/>
+      <w:lvlText w:val=""/>
+      <w:lvlJc w:val="left"/>
+    </w:lvl>
+  </w:abstractNum>
+  <w:abstractNum w:abstractNumId="4" w15:restartNumberingAfterBreak="0">
+    <w:nsid w:val="5D6D568F"/>
+    <w:multiLevelType w:val="hybridMultilevel"/>
+    <w:tmpl w:val="0E70454A"/>
+    <w:lvl w:ilvl="0" w:tplc="9A1CA964">
       <w:start w:val="1"/>
       <w:numFmt w:val="decimal"/>
       <w:lvlText w:val="%1."/>
@@ -3561,7 +3677,7 @@
         <w:ind w:left="360" w:hanging="300"/>
       </w:pPr>
     </w:lvl>
-    <w:lvl w:ilvl="1" w:tplc="D7EE4C1E" w:tentative="1">
+    <w:lvl w:ilvl="1" w:tplc="E028FA10" w:tentative="1">
       <w:start w:val="1"/>
       <w:numFmt w:val="lowerLetter"/>
       <w:lvlText w:val="%2."/>
@@ -3570,47 +3686,47 @@
         <w:ind w:left="720" w:hanging="300"/>
       </w:pPr>
     </w:lvl>
-    <w:lvl w:ilvl="2" w:tplc="7E5E53D4">
+    <w:lvl w:ilvl="2" w:tplc="C756C490">
       <w:numFmt w:val="decimal"/>
       <w:lvlText w:val=""/>
       <w:lvlJc w:val="left"/>
     </w:lvl>
-    <w:lvl w:ilvl="3" w:tplc="5E2C1168">
+    <w:lvl w:ilvl="3" w:tplc="6E2043CA">
       <w:numFmt w:val="decimal"/>
       <w:lvlText w:val=""/>
       <w:lvlJc w:val="left"/>
     </w:lvl>
-    <w:lvl w:ilvl="4" w:tplc="1D7EEDE0">
+    <w:lvl w:ilvl="4" w:tplc="0D889CC4">
       <w:numFmt w:val="decimal"/>
       <w:lvlText w:val=""/>
       <w:lvlJc w:val="left"/>
     </w:lvl>
-    <w:lvl w:ilvl="5" w:tplc="6FAC7E22">
+    <w:lvl w:ilvl="5" w:tplc="B0845B0C">
       <w:numFmt w:val="decimal"/>
       <w:lvlText w:val=""/>
       <w:lvlJc w:val="left"/>
     </w:lvl>
-    <w:lvl w:ilvl="6" w:tplc="3E7C72B0">
+    <w:lvl w:ilvl="6" w:tplc="5D9CAF7C">
       <w:numFmt w:val="decimal"/>
       <w:lvlText w:val=""/>
       <w:lvlJc w:val="left"/>
     </w:lvl>
-    <w:lvl w:ilvl="7" w:tplc="43707460">
+    <w:lvl w:ilvl="7" w:tplc="DE202696">
       <w:numFmt w:val="decimal"/>
       <w:lvlText w:val=""/>
       <w:lvlJc w:val="left"/>
     </w:lvl>
-    <w:lvl w:ilvl="8" w:tplc="2778920E">
+    <w:lvl w:ilvl="8" w:tplc="D3585960">
       <w:numFmt w:val="decimal"/>
       <w:lvlText w:val=""/>
       <w:lvlJc w:val="left"/>
     </w:lvl>
   </w:abstractNum>
-  <w:abstractNum w:abstractNumId="3" w15:restartNumberingAfterBreak="0">
-    <w:nsid w:val="35E1464A"/>
+  <w:abstractNum w:abstractNumId="5" w15:restartNumberingAfterBreak="0">
+    <w:nsid w:val="64457F8C"/>
     <w:multiLevelType w:val="hybridMultilevel"/>
-    <w:tmpl w:val="B67C4186"/>
-    <w:lvl w:ilvl="0" w:tplc="28103D72">
+    <w:tmpl w:val="EFCE307A"/>
+    <w:lvl w:ilvl="0" w:tplc="37BA3E84">
       <w:start w:val="1"/>
       <w:numFmt w:val="decimal"/>
       <w:lvlText w:val="%1."/>
@@ -3619,7 +3735,7 @@
         <w:ind w:left="360" w:hanging="300"/>
       </w:pPr>
     </w:lvl>
-    <w:lvl w:ilvl="1" w:tplc="8B745DC0" w:tentative="1">
+    <w:lvl w:ilvl="1" w:tplc="AF96995C" w:tentative="1">
       <w:start w:val="1"/>
       <w:numFmt w:val="lowerLetter"/>
       <w:lvlText w:val="%2."/>
@@ -3628,47 +3744,47 @@
         <w:ind w:left="720" w:hanging="300"/>
       </w:pPr>
     </w:lvl>
-    <w:lvl w:ilvl="2" w:tplc="11E86C2C">
+    <w:lvl w:ilvl="2" w:tplc="EFA04D04">
       <w:numFmt w:val="decimal"/>
       <w:lvlText w:val=""/>
       <w:lvlJc w:val="left"/>
     </w:lvl>
-    <w:lvl w:ilvl="3" w:tplc="49441FCE">
+    <w:lvl w:ilvl="3" w:tplc="F83A7D00">
       <w:numFmt w:val="decimal"/>
       <w:lvlText w:val=""/>
       <w:lvlJc w:val="left"/>
     </w:lvl>
-    <w:lvl w:ilvl="4" w:tplc="70689F5E">
+    <w:lvl w:ilvl="4" w:tplc="D9505896">
       <w:numFmt w:val="decimal"/>
       <w:lvlText w:val=""/>
       <w:lvlJc w:val="left"/>
     </w:lvl>
-    <w:lvl w:ilvl="5" w:tplc="48929D50">
+    <w:lvl w:ilvl="5" w:tplc="EE98FAF0">
       <w:numFmt w:val="decimal"/>
       <w:lvlText w:val=""/>
       <w:lvlJc w:val="left"/>
     </w:lvl>
-    <w:lvl w:ilvl="6" w:tplc="A502D252">
+    <w:lvl w:ilvl="6" w:tplc="7D6875FC">
       <w:numFmt w:val="decimal"/>
       <w:lvlText w:val=""/>
       <w:lvlJc w:val="left"/>
     </w:lvl>
-    <w:lvl w:ilvl="7" w:tplc="0D688926">
+    <w:lvl w:ilvl="7" w:tplc="C02AA764">
       <w:numFmt w:val="decimal"/>
       <w:lvlText w:val=""/>
       <w:lvlJc w:val="left"/>
     </w:lvl>
-    <w:lvl w:ilvl="8" w:tplc="1D52211A">
+    <w:lvl w:ilvl="8" w:tplc="2CECE25C">
       <w:numFmt w:val="decimal"/>
       <w:lvlText w:val=""/>
       <w:lvlJc w:val="left"/>
     </w:lvl>
   </w:abstractNum>
-  <w:abstractNum w:abstractNumId="4" w15:restartNumberingAfterBreak="0">
-    <w:nsid w:val="3D675EA3"/>
+  <w:abstractNum w:abstractNumId="6" w15:restartNumberingAfterBreak="0">
+    <w:nsid w:val="6D1E677C"/>
     <w:multiLevelType w:val="hybridMultilevel"/>
-    <w:tmpl w:val="AE22FB94"/>
-    <w:lvl w:ilvl="0" w:tplc="F596448A">
+    <w:tmpl w:val="B3A44DBC"/>
+    <w:lvl w:ilvl="0" w:tplc="946205AE">
       <w:start w:val="1"/>
       <w:numFmt w:val="decimal"/>
       <w:lvlText w:val="%1."/>
@@ -3677,7 +3793,7 @@
         <w:ind w:left="360" w:hanging="300"/>
       </w:pPr>
     </w:lvl>
-    <w:lvl w:ilvl="1" w:tplc="D23A82B0" w:tentative="1">
+    <w:lvl w:ilvl="1" w:tplc="249606DE" w:tentative="1">
       <w:start w:val="1"/>
       <w:numFmt w:val="lowerLetter"/>
       <w:lvlText w:val="%2."/>
@@ -3686,190 +3802,74 @@
         <w:ind w:left="720" w:hanging="300"/>
       </w:pPr>
     </w:lvl>
-    <w:lvl w:ilvl="2" w:tplc="2D50BA88">
+    <w:lvl w:ilvl="2" w:tplc="B72EECDC">
       <w:numFmt w:val="decimal"/>
       <w:lvlText w:val=""/>
       <w:lvlJc w:val="left"/>
     </w:lvl>
-    <w:lvl w:ilvl="3" w:tplc="82A09FFE">
+    <w:lvl w:ilvl="3" w:tplc="7932D778">
       <w:numFmt w:val="decimal"/>
       <w:lvlText w:val=""/>
       <w:lvlJc w:val="left"/>
     </w:lvl>
-    <w:lvl w:ilvl="4" w:tplc="5426CC40">
+    <w:lvl w:ilvl="4" w:tplc="8E8AA7E6">
       <w:numFmt w:val="decimal"/>
       <w:lvlText w:val=""/>
       <w:lvlJc w:val="left"/>
     </w:lvl>
-    <w:lvl w:ilvl="5" w:tplc="6B54FF34">
+    <w:lvl w:ilvl="5" w:tplc="CD76ADF2">
       <w:numFmt w:val="decimal"/>
       <w:lvlText w:val=""/>
       <w:lvlJc w:val="left"/>
     </w:lvl>
-    <w:lvl w:ilvl="6" w:tplc="31CA9EB8">
+    <w:lvl w:ilvl="6" w:tplc="CC6E23CA">
       <w:numFmt w:val="decimal"/>
       <w:lvlText w:val=""/>
       <w:lvlJc w:val="left"/>
     </w:lvl>
-    <w:lvl w:ilvl="7" w:tplc="83F6F096">
+    <w:lvl w:ilvl="7" w:tplc="74EE3FC0">
       <w:numFmt w:val="decimal"/>
       <w:lvlText w:val=""/>
       <w:lvlJc w:val="left"/>
     </w:lvl>
-    <w:lvl w:ilvl="8" w:tplc="373E96E8">
+    <w:lvl w:ilvl="8" w:tplc="F71A572E">
       <w:numFmt w:val="decimal"/>
       <w:lvlText w:val=""/>
       <w:lvlJc w:val="left"/>
     </w:lvl>
   </w:abstractNum>
-  <w:abstractNum w:abstractNumId="5" w15:restartNumberingAfterBreak="0">
-    <w:nsid w:val="49F20218"/>
-    <w:multiLevelType w:val="hybridMultilevel"/>
-    <w:tmpl w:val="0A90A25A"/>
-    <w:lvl w:ilvl="0" w:tplc="DA2C5B68" w:tentative="1">
-      <w:start w:val="1"/>
-      <w:numFmt w:val="bullet"/>
-      <w:lvlText w:val="•"/>
-      <w:lvlJc w:val="left"/>
-      <w:pPr>
-        <w:ind w:left="360" w:hanging="260"/>
-      </w:pPr>
-    </w:lvl>
-    <w:lvl w:ilvl="1" w:tplc="0FEE5DF0" w:tentative="1">
-      <w:start w:val="1"/>
-      <w:numFmt w:val="bullet"/>
-      <w:lvlText w:val="–"/>
-      <w:lvlJc w:val="left"/>
-      <w:pPr>
-        <w:ind w:left="720" w:hanging="260"/>
-      </w:pPr>
-    </w:lvl>
-    <w:lvl w:ilvl="2" w:tplc="3920E5B6">
-      <w:numFmt w:val="decimal"/>
-      <w:lvlText w:val=""/>
-      <w:lvlJc w:val="left"/>
-    </w:lvl>
-    <w:lvl w:ilvl="3" w:tplc="19D8C8E6">
-      <w:numFmt w:val="decimal"/>
-      <w:lvlText w:val=""/>
-      <w:lvlJc w:val="left"/>
-    </w:lvl>
-    <w:lvl w:ilvl="4" w:tplc="AF5E4716">
-      <w:numFmt w:val="decimal"/>
-      <w:lvlText w:val=""/>
-      <w:lvlJc w:val="left"/>
-    </w:lvl>
-    <w:lvl w:ilvl="5" w:tplc="63F055C8">
-      <w:numFmt w:val="decimal"/>
-      <w:lvlText w:val=""/>
-      <w:lvlJc w:val="left"/>
-    </w:lvl>
-    <w:lvl w:ilvl="6" w:tplc="6164C384">
-      <w:numFmt w:val="decimal"/>
-      <w:lvlText w:val=""/>
-      <w:lvlJc w:val="left"/>
-    </w:lvl>
-    <w:lvl w:ilvl="7" w:tplc="1BBA023E">
-      <w:numFmt w:val="decimal"/>
-      <w:lvlText w:val=""/>
-      <w:lvlJc w:val="left"/>
-    </w:lvl>
-    <w:lvl w:ilvl="8" w:tplc="5E9AB5F2">
-      <w:numFmt w:val="decimal"/>
-      <w:lvlText w:val=""/>
-      <w:lvlJc w:val="left"/>
-    </w:lvl>
-  </w:abstractNum>
-  <w:abstractNum w:abstractNumId="6" w15:restartNumberingAfterBreak="0">
-    <w:nsid w:val="7C004FCA"/>
-    <w:multiLevelType w:val="hybridMultilevel"/>
-    <w:tmpl w:val="769261B0"/>
-    <w:lvl w:ilvl="0" w:tplc="24E021E6">
-      <w:start w:val="1"/>
-      <w:numFmt w:val="decimal"/>
-      <w:lvlText w:val="%1."/>
-      <w:lvlJc w:val="left"/>
-      <w:pPr>
-        <w:ind w:left="360" w:hanging="300"/>
-      </w:pPr>
-    </w:lvl>
-    <w:lvl w:ilvl="1" w:tplc="CF4C42FC" w:tentative="1">
-      <w:start w:val="1"/>
-      <w:numFmt w:val="lowerLetter"/>
-      <w:lvlText w:val="%2."/>
-      <w:lvlJc w:val="left"/>
-      <w:pPr>
-        <w:ind w:left="720" w:hanging="300"/>
-      </w:pPr>
-    </w:lvl>
-    <w:lvl w:ilvl="2" w:tplc="42FC2272">
-      <w:numFmt w:val="decimal"/>
-      <w:lvlText w:val=""/>
-      <w:lvlJc w:val="left"/>
-    </w:lvl>
-    <w:lvl w:ilvl="3" w:tplc="E500F4D8">
-      <w:numFmt w:val="decimal"/>
-      <w:lvlText w:val=""/>
-      <w:lvlJc w:val="left"/>
-    </w:lvl>
-    <w:lvl w:ilvl="4" w:tplc="AA96E11A">
-      <w:numFmt w:val="decimal"/>
-      <w:lvlText w:val=""/>
-      <w:lvlJc w:val="left"/>
-    </w:lvl>
-    <w:lvl w:ilvl="5" w:tplc="218C4270">
-      <w:numFmt w:val="decimal"/>
-      <w:lvlText w:val=""/>
-      <w:lvlJc w:val="left"/>
-    </w:lvl>
-    <w:lvl w:ilvl="6" w:tplc="25187BD8">
-      <w:numFmt w:val="decimal"/>
-      <w:lvlText w:val=""/>
-      <w:lvlJc w:val="left"/>
-    </w:lvl>
-    <w:lvl w:ilvl="7" w:tplc="7E7E3B1C">
-      <w:numFmt w:val="decimal"/>
-      <w:lvlText w:val=""/>
-      <w:lvlJc w:val="left"/>
-    </w:lvl>
-    <w:lvl w:ilvl="8" w:tplc="F88CAF76">
-      <w:numFmt w:val="decimal"/>
-      <w:lvlText w:val=""/>
-      <w:lvlJc w:val="left"/>
-    </w:lvl>
-  </w:abstractNum>
-  <w:num w:numId="1" w16cid:durableId="1950046184">
+  <w:num w:numId="1" w16cid:durableId="1838691319">
+    <w:abstractNumId w:val="1"/>
+    <w:lvlOverride w:ilvl="0">
+      <w:startOverride w:val="1"/>
+    </w:lvlOverride>
+  </w:num>
+  <w:num w:numId="2" w16cid:durableId="1961766243">
     <w:abstractNumId w:val="0"/>
     <w:lvlOverride w:ilvl="0">
       <w:startOverride w:val="1"/>
     </w:lvlOverride>
   </w:num>
-  <w:num w:numId="2" w16cid:durableId="896892333">
-    <w:abstractNumId w:val="3"/>
+  <w:num w:numId="3" w16cid:durableId="1863588757">
+    <w:abstractNumId w:val="5"/>
     <w:lvlOverride w:ilvl="0">
       <w:startOverride w:val="1"/>
     </w:lvlOverride>
   </w:num>
-  <w:num w:numId="3" w16cid:durableId="921841538">
-    <w:abstractNumId w:val="2"/>
-    <w:lvlOverride w:ilvl="0">
-      <w:startOverride w:val="1"/>
-    </w:lvlOverride>
-  </w:num>
-  <w:num w:numId="4" w16cid:durableId="1366633364">
+  <w:num w:numId="4" w16cid:durableId="1331718427">
     <w:abstractNumId w:val="6"/>
     <w:lvlOverride w:ilvl="0">
       <w:startOverride w:val="1"/>
     </w:lvlOverride>
   </w:num>
-  <w:num w:numId="5" w16cid:durableId="1065371600">
-    <w:abstractNumId w:val="1"/>
+  <w:num w:numId="5" w16cid:durableId="1491018500">
+    <w:abstractNumId w:val="4"/>
     <w:lvlOverride w:ilvl="0">
       <w:startOverride w:val="1"/>
     </w:lvlOverride>
   </w:num>
-  <w:num w:numId="6" w16cid:durableId="1553880830">
-    <w:abstractNumId w:val="4"/>
+  <w:num w:numId="6" w16cid:durableId="1360156708">
+    <w:abstractNumId w:val="2"/>
     <w:lvlOverride w:ilvl="0">
       <w:startOverride w:val="1"/>
     </w:lvlOverride>
@@ -4550,7 +4550,7 @@
     <w:autoRedefine/>
     <w:uiPriority w:val="39"/>
     <w:unhideWhenUsed/>
-    <w:rsid w:val="00070FE6"/>
+    <w:rsid w:val="00B419B5"/>
     <w:pPr>
       <w:spacing w:after="100"/>
     </w:pPr>

--- a/discoverer-neo/docs/user-guide/manual/Discoverer-Neo-VIEWER-Guide-Quick-en.docx
+++ b/discoverer-neo/docs/user-guide/manual/Discoverer-Neo-VIEWER-Guide-Quick-en.docx
@@ -54,7 +54,7 @@
           <w:sz w:val="22"/>
           <w:szCs w:val="22"/>
         </w:rPr>
-        <w:t>Version 2.1.1</w:t>
+        <w:t>Version 2.2.0</w:t>
       </w:r>
     </w:p>
     <w:p>
@@ -74,7 +74,7 @@
     <w:sdt>
       <w:sdtPr>
         <w:alias w:val="Contents"/>
-        <w:id w:val="-723678497"/>
+        <w:id w:val="-1513671229"/>
       </w:sdtPr>
       <w:sdtEndPr/>
       <w:sdtContent>
@@ -102,7 +102,7 @@
           <w:r>
             <w:fldChar w:fldCharType="separate"/>
           </w:r>
-          <w:hyperlink w:anchor="_Toc241748874" w:history="1">
+          <w:hyperlink w:anchor="_Toc241849122" w:history="1">
             <w:r>
               <w:rPr>
                 <w:rStyle w:val="Hiperligao"/>
@@ -126,7 +126,7 @@
               <w:rPr>
                 <w:noProof/>
               </w:rPr>
-              <w:instrText xml:space="preserve"> PAGEREF _Toc241748874 \h </w:instrText>
+              <w:instrText xml:space="preserve"> PAGEREF _Toc241849122 \h </w:instrText>
             </w:r>
             <w:r>
               <w:rPr>
@@ -168,7 +168,7 @@
               <w14:ligatures w14:val="standardContextual"/>
             </w:rPr>
           </w:pPr>
-          <w:hyperlink w:anchor="_Toc241748875" w:history="1">
+          <w:hyperlink w:anchor="_Toc241849123" w:history="1">
             <w:r>
               <w:rPr>
                 <w:rStyle w:val="Hiperligao"/>
@@ -192,7 +192,7 @@
               <w:rPr>
                 <w:noProof/>
               </w:rPr>
-              <w:instrText xml:space="preserve"> PAGEREF _Toc241748875 \h </w:instrText>
+              <w:instrText xml:space="preserve"> PAGEREF _Toc241849123 \h </w:instrText>
             </w:r>
             <w:r>
               <w:rPr>
@@ -234,7 +234,7 @@
               <w14:ligatures w14:val="standardContextual"/>
             </w:rPr>
           </w:pPr>
-          <w:hyperlink w:anchor="_Toc241748876" w:history="1">
+          <w:hyperlink w:anchor="_Toc241849124" w:history="1">
             <w:r>
               <w:rPr>
                 <w:rStyle w:val="Hiperligao"/>
@@ -258,7 +258,7 @@
               <w:rPr>
                 <w:noProof/>
               </w:rPr>
-              <w:instrText xml:space="preserve"> PAGEREF _Toc241748876 \h </w:instrText>
+              <w:instrText xml:space="preserve"> PAGEREF _Toc241849124 \h </w:instrText>
             </w:r>
             <w:r>
               <w:rPr>
@@ -300,7 +300,7 @@
               <w14:ligatures w14:val="standardContextual"/>
             </w:rPr>
           </w:pPr>
-          <w:hyperlink w:anchor="_Toc241748877" w:history="1">
+          <w:hyperlink w:anchor="_Toc241849125" w:history="1">
             <w:r>
               <w:rPr>
                 <w:rStyle w:val="Hiperligao"/>
@@ -324,7 +324,7 @@
               <w:rPr>
                 <w:noProof/>
               </w:rPr>
-              <w:instrText xml:space="preserve"> PAGEREF _Toc241748877 \h </w:instrText>
+              <w:instrText xml:space="preserve"> PAGEREF _Toc241849125 \h </w:instrText>
             </w:r>
             <w:r>
               <w:rPr>
@@ -366,7 +366,7 @@
               <w14:ligatures w14:val="standardContextual"/>
             </w:rPr>
           </w:pPr>
-          <w:hyperlink w:anchor="_Toc241748878" w:history="1">
+          <w:hyperlink w:anchor="_Toc241849126" w:history="1">
             <w:r>
               <w:rPr>
                 <w:rStyle w:val="Hiperligao"/>
@@ -390,7 +390,7 @@
               <w:rPr>
                 <w:noProof/>
               </w:rPr>
-              <w:instrText xml:space="preserve"> PAGEREF _Toc241748878 \h </w:instrText>
+              <w:instrText xml:space="preserve"> PAGEREF _Toc241849126 \h </w:instrText>
             </w:r>
             <w:r>
               <w:rPr>
@@ -432,7 +432,7 @@
               <w14:ligatures w14:val="standardContextual"/>
             </w:rPr>
           </w:pPr>
-          <w:hyperlink w:anchor="_Toc241748879" w:history="1">
+          <w:hyperlink w:anchor="_Toc241849127" w:history="1">
             <w:r>
               <w:rPr>
                 <w:rStyle w:val="Hiperligao"/>
@@ -456,7 +456,7 @@
               <w:rPr>
                 <w:noProof/>
               </w:rPr>
-              <w:instrText xml:space="preserve"> PAGEREF _Toc241748879 \h </w:instrText>
+              <w:instrText xml:space="preserve"> PAGEREF _Toc241849127 \h </w:instrText>
             </w:r>
             <w:r>
               <w:rPr>
@@ -504,7 +504,7 @@
       <w:pPr>
         <w:pStyle w:val="Ttulo1"/>
       </w:pPr>
-      <w:bookmarkStart w:id="0" w:name="_Toc241748874"/>
+      <w:bookmarkStart w:id="0" w:name="_Toc241849122"/>
       <w:r>
         <w:lastRenderedPageBreak/>
         <w:t>Your role in one page</w:t>
@@ -561,7 +561,7 @@
           <w:left w:w="10" w:type="dxa"/>
           <w:right w:w="10" w:type="dxa"/>
         </w:tblCellMar>
-        <w:tblLook w:val="04A0" w:firstRow="1" w:lastRow="0" w:firstColumn="1" w:lastColumn="0" w:noHBand="0" w:noVBand="1"/>
+        <w:tblLook w:val="0000" w:firstRow="0" w:lastRow="0" w:firstColumn="0" w:lastColumn="0" w:noHBand="0" w:noVBand="0"/>
       </w:tblPr>
       <w:tblGrid>
         <w:gridCol w:w="4011"/>
@@ -1010,10 +1010,10 @@
           <w:noProof/>
         </w:rPr>
         <w:drawing>
-          <wp:inline distT="0" distB="0" distL="0" distR="0" wp14:anchorId="73BACDB9" wp14:editId="60732B4A">
+          <wp:inline distT="0" distB="0" distL="0" distR="0" wp14:anchorId="024437AB" wp14:editId="0E185259">
             <wp:extent cx="5715000" cy="3571875"/>
             <wp:effectExtent l="0" t="0" r="0" b="0"/>
-            <wp:docPr id="429" name="01-login.png" descr="The sign-in page with Email, Password, Remember me and the Sign in button." title="The sign-in page with Email, Password, Remember me and the Sign in button."/>
+            <wp:docPr id="441" name="01-login.png" descr="The sign-in page with Email, Password, Remember me and the Sign in button." title="The sign-in page with Email, Password, Remember me and the Sign in button."/>
             <wp:cNvGraphicFramePr>
               <a:graphicFrameLocks xmlns:a="http://schemas.openxmlformats.org/drawingml/2006/main" noChangeAspect="1"/>
             </wp:cNvGraphicFramePr>
@@ -1063,7 +1063,7 @@
         <w:pStyle w:val="Ttulo1"/>
         <w:pageBreakBefore/>
       </w:pPr>
-      <w:bookmarkStart w:id="1" w:name="_Toc241748875"/>
+      <w:bookmarkStart w:id="1" w:name="_Toc241849123"/>
       <w:r>
         <w:lastRenderedPageBreak/>
         <w:t>Dashboard and Maps</w:t>
@@ -1103,10 +1103,10 @@
           <w:noProof/>
         </w:rPr>
         <w:drawing>
-          <wp:inline distT="0" distB="0" distL="0" distR="0" wp14:anchorId="3D50A41A" wp14:editId="59B45AB3">
+          <wp:inline distT="0" distB="0" distL="0" distR="0" wp14:anchorId="561BCECA" wp14:editId="03D8FD8B">
             <wp:extent cx="5715000" cy="3429000"/>
             <wp:effectExtent l="0" t="0" r="0" b="0"/>
-            <wp:docPr id="430" name="03-maps-all.png" descr="The Maps list, All tab, where each map has only the Open icon." title="The Maps list, All tab, where each map has only the Open icon."/>
+            <wp:docPr id="442" name="03-maps-all.png" descr="The Maps list, All tab, where each map has only the Open icon." title="The Maps list, All tab, where each map has only the Open icon."/>
             <wp:cNvGraphicFramePr>
               <a:graphicFrameLocks xmlns:a="http://schemas.openxmlformats.org/drawingml/2006/main" noChangeAspect="1"/>
             </wp:cNvGraphicFramePr>
@@ -1263,7 +1263,7 @@
           <w:left w:w="10" w:type="dxa"/>
           <w:right w:w="10" w:type="dxa"/>
         </w:tblCellMar>
-        <w:tblLook w:val="04A0" w:firstRow="1" w:lastRow="0" w:firstColumn="1" w:lastColumn="0" w:noHBand="0" w:noVBand="1"/>
+        <w:tblLook w:val="0000" w:firstRow="0" w:lastRow="0" w:firstColumn="0" w:lastColumn="0" w:noHBand="0" w:noVBand="0"/>
       </w:tblPr>
       <w:tblGrid>
         <w:gridCol w:w="4513"/>
@@ -1575,7 +1575,7 @@
         <w:pStyle w:val="Ttulo1"/>
         <w:pageBreakBefore/>
       </w:pPr>
-      <w:bookmarkStart w:id="2" w:name="_Toc241748876"/>
+      <w:bookmarkStart w:id="2" w:name="_Toc241849124"/>
       <w:r>
         <w:lastRenderedPageBreak/>
         <w:t>Run and read a map</w:t>
@@ -1598,10 +1598,10 @@
           <w:noProof/>
         </w:rPr>
         <w:drawing>
-          <wp:inline distT="0" distB="0" distL="0" distR="0" wp14:anchorId="77087C63" wp14:editId="1B98C95E">
+          <wp:inline distT="0" distB="0" distL="0" distR="0" wp14:anchorId="36836F06" wp14:editId="6B47157D">
             <wp:extent cx="5715000" cy="3571875"/>
             <wp:effectExtent l="0" t="0" r="0" b="0"/>
-            <wp:docPr id="431" name="06-viewer-results.png" descr="A completed run with Excel, CSV and PDF buttons over the results grid." title="A completed run with Excel, CSV and PDF buttons over the results grid."/>
+            <wp:docPr id="443" name="06-viewer-results.png" descr="A completed run with Excel, CSV and PDF buttons over the results grid." title="A completed run with Excel, CSV and PDF buttons over the results grid."/>
             <wp:cNvGraphicFramePr>
               <a:graphicFrameLocks xmlns:a="http://schemas.openxmlformats.org/drawingml/2006/main" noChangeAspect="1"/>
             </wp:cNvGraphicFramePr>
@@ -1791,7 +1791,7 @@
           <w:left w:w="10" w:type="dxa"/>
           <w:right w:w="10" w:type="dxa"/>
         </w:tblCellMar>
-        <w:tblLook w:val="04A0" w:firstRow="1" w:lastRow="0" w:firstColumn="1" w:lastColumn="0" w:noHBand="0" w:noVBand="1"/>
+        <w:tblLook w:val="0000" w:firstRow="0" w:lastRow="0" w:firstColumn="0" w:lastColumn="0" w:noHBand="0" w:noVBand="0"/>
       </w:tblPr>
       <w:tblGrid>
         <w:gridCol w:w="4513"/>
@@ -2114,7 +2114,7 @@
         <w:pStyle w:val="Ttulo1"/>
         <w:pageBreakBefore/>
       </w:pPr>
-      <w:bookmarkStart w:id="3" w:name="_Toc241748877"/>
+      <w:bookmarkStart w:id="3" w:name="_Toc241849125"/>
       <w:r>
         <w:lastRenderedPageBreak/>
         <w:t>Runs and Exports</w:t>
@@ -2154,10 +2154,10 @@
           <w:noProof/>
         </w:rPr>
         <w:drawing>
-          <wp:inline distT="0" distB="0" distL="0" distR="0" wp14:anchorId="4F71E819" wp14:editId="5FE1F5D3">
+          <wp:inline distT="0" distB="0" distL="0" distR="0" wp14:anchorId="21105439" wp14:editId="0A7BD345">
             <wp:extent cx="5715000" cy="3571875"/>
             <wp:effectExtent l="0" t="0" r="0" b="0"/>
-            <wp:docPr id="432" name="07-runs.png" descr="The Runs page listing the Viewer's own runs." title="The Runs page listing the Viewer's own runs."/>
+            <wp:docPr id="444" name="07-runs.png" descr="The Runs page listing the Viewer's own runs." title="The Runs page listing the Viewer's own runs."/>
             <wp:cNvGraphicFramePr>
               <a:graphicFrameLocks xmlns:a="http://schemas.openxmlformats.org/drawingml/2006/main" noChangeAspect="1"/>
             </wp:cNvGraphicFramePr>
@@ -2321,7 +2321,7 @@
           <w:left w:w="10" w:type="dxa"/>
           <w:right w:w="10" w:type="dxa"/>
         </w:tblCellMar>
-        <w:tblLook w:val="04A0" w:firstRow="1" w:lastRow="0" w:firstColumn="1" w:lastColumn="0" w:noHBand="0" w:noVBand="1"/>
+        <w:tblLook w:val="0000" w:firstRow="0" w:lastRow="0" w:firstColumn="0" w:lastColumn="0" w:noHBand="0" w:noVBand="0"/>
       </w:tblPr>
       <w:tblGrid>
         <w:gridCol w:w="4513"/>
@@ -2535,7 +2535,7 @@
         <w:pStyle w:val="Ttulo1"/>
         <w:pageBreakBefore/>
       </w:pPr>
-      <w:bookmarkStart w:id="4" w:name="_Toc241748878"/>
+      <w:bookmarkStart w:id="4" w:name="_Toc241849126"/>
       <w:r>
         <w:lastRenderedPageBreak/>
         <w:t>Schedules</w:t>
@@ -2588,10 +2588,10 @@
           <w:noProof/>
         </w:rPr>
         <w:drawing>
-          <wp:inline distT="0" distB="0" distL="0" distR="0" wp14:anchorId="7AA08B52" wp14:editId="7C0DC9AA">
+          <wp:inline distT="0" distB="0" distL="0" distR="0" wp14:anchorId="4B64B942" wp14:editId="722405D8">
             <wp:extent cx="5715000" cy="3571875"/>
             <wp:effectExtent l="0" t="0" r="0" b="0"/>
-            <wp:docPr id="433" name="09-schedules.png" descr="The Schedules page with the message No schedules yet." title="The Schedules page with the message No schedules yet."/>
+            <wp:docPr id="445" name="09-schedules.png" descr="The Schedules page with the message No schedules yet." title="The Schedules page with the message No schedules yet."/>
             <wp:cNvGraphicFramePr>
               <a:graphicFrameLocks xmlns:a="http://schemas.openxmlformats.org/drawingml/2006/main" noChangeAspect="1"/>
             </wp:cNvGraphicFramePr>
@@ -2788,7 +2788,7 @@
           <w:left w:w="10" w:type="dxa"/>
           <w:right w:w="10" w:type="dxa"/>
         </w:tblCellMar>
-        <w:tblLook w:val="04A0" w:firstRow="1" w:lastRow="0" w:firstColumn="1" w:lastColumn="0" w:noHBand="0" w:noVBand="1"/>
+        <w:tblLook w:val="0000" w:firstRow="0" w:lastRow="0" w:firstColumn="0" w:lastColumn="0" w:noHBand="0" w:noVBand="0"/>
       </w:tblPr>
       <w:tblGrid>
         <w:gridCol w:w="4513"/>
@@ -2932,7 +2932,7 @@
                 <w:b/>
                 <w:bCs/>
               </w:rPr>
-              <w:t>Daily (midnight)</w:t>
+              <w:t>Daily</w:t>
             </w:r>
             <w:r>
               <w:t xml:space="preserve">, </w:t>
@@ -2942,7 +2942,7 @@
                 <w:b/>
                 <w:bCs/>
               </w:rPr>
-              <w:t>Weekly (Sunday, midnight)</w:t>
+              <w:t>Weekly</w:t>
             </w:r>
             <w:r>
               <w:t xml:space="preserve">, </w:t>
@@ -2952,7 +2952,7 @@
                 <w:b/>
                 <w:bCs/>
               </w:rPr>
-              <w:t>Monthly (1st, midnight)</w:t>
+              <w:t>Fortnightly</w:t>
             </w:r>
             <w:r>
               <w:t xml:space="preserve">, </w:t>
@@ -2962,7 +2962,27 @@
                 <w:b/>
                 <w:bCs/>
               </w:rPr>
-              <w:t>Custom</w:t>
+              <w:t>Monthly</w:t>
+            </w:r>
+            <w:r>
+              <w:t xml:space="preserve">, every 2, 3, 4 or 6 months, </w:t>
+            </w:r>
+            <w:r>
+              <w:rPr>
+                <w:b/>
+                <w:bCs/>
+              </w:rPr>
+              <w:t>Yearly</w:t>
+            </w:r>
+            <w:r>
+              <w:t xml:space="preserve">, or </w:t>
+            </w:r>
+            <w:r>
+              <w:rPr>
+                <w:b/>
+                <w:bCs/>
+              </w:rPr>
+              <w:t>Custom (cron)</w:t>
             </w:r>
           </w:p>
         </w:tc>
@@ -3054,7 +3074,7 @@
         <w:pStyle w:val="Ttulo1"/>
         <w:pageBreakBefore/>
       </w:pPr>
-      <w:bookmarkStart w:id="5" w:name="_Toc241748879"/>
+      <w:bookmarkStart w:id="5" w:name="_Toc241849127"/>
       <w:r>
         <w:lastRenderedPageBreak/>
         <w:t>Settings</w:t>
@@ -3087,10 +3107,10 @@
           <w:noProof/>
         </w:rPr>
         <w:drawing>
-          <wp:inline distT="0" distB="0" distL="0" distR="0" wp14:anchorId="37FE68C8" wp14:editId="36069B65">
+          <wp:inline distT="0" distB="0" distL="0" distR="0" wp14:anchorId="6B012CBF" wp14:editId="271E9034">
             <wp:extent cx="5715000" cy="3571875"/>
             <wp:effectExtent l="0" t="0" r="0" b="0"/>
-            <wp:docPr id="434" name="04-settings.png" descr="The Settings page with the Language, Theme and Color palette cards." title="The Settings page with the Language, Theme and Color palette cards."/>
+            <wp:docPr id="446" name="04-settings.png" descr="The Settings page with the Language, Theme and Color palette cards." title="The Settings page with the Language, Theme and Color palette cards."/>
             <wp:cNvGraphicFramePr>
               <a:graphicFrameLocks xmlns:a="http://schemas.openxmlformats.org/drawingml/2006/main" noChangeAspect="1"/>
             </wp:cNvGraphicFramePr>
@@ -3396,7 +3416,7 @@
         <w:sz w:val="16"/>
         <w:szCs w:val="16"/>
       </w:rPr>
-      <w:t>Discoverer Neo 2.1.1 · Quick guide · VIEWER</w:t>
+      <w:t>Discoverer Neo 2.2.0 · Quick guide · VIEWER</w:t>
     </w:r>
   </w:p>
 </w:hdr>
@@ -3405,10 +3425,10 @@
 <file path=word/numbering.xml><?xml version="1.0" encoding="utf-8"?>
 <w:numbering xmlns:wpc="http://schemas.microsoft.com/office/word/2010/wordprocessingCanvas" xmlns:cx="http://schemas.microsoft.com/office/drawing/2014/chartex" xmlns:cx1="http://schemas.microsoft.com/office/drawing/2015/9/8/chartex" xmlns:cx2="http://schemas.microsoft.com/office/drawing/2015/10/21/chartex" xmlns:cx3="http://schemas.microsoft.com/office/drawing/2016/5/9/chartex" xmlns:cx4="http://schemas.microsoft.com/office/drawing/2016/5/10/chartex" xmlns:cx5="http://schemas.microsoft.com/office/drawing/2016/5/11/chartex" xmlns:cx6="http://schemas.microsoft.com/office/drawing/2016/5/12/chartex" xmlns:cx7="http://schemas.microsoft.com/office/drawing/2016/5/13/chartex" xmlns:cx8="http://schemas.microsoft.com/office/drawing/2016/5/14/chartex" xmlns:mc="http://schemas.openxmlformats.org/markup-compatibility/2006" xmlns:aink="http://schemas.microsoft.com/office/drawing/2016/ink" xmlns:am3d="http://schemas.microsoft.com/office/drawing/2017/model3d" xmlns:o="urn:schemas-microsoft-com:office:office" xmlns:oel="http://schemas.microsoft.com/office/2019/extlst" xmlns:r="http://schemas.openxmlformats.org/officeDocument/2006/relationships" xmlns:m="http://schemas.openxmlformats.org/officeDocument/2006/math" xmlns:v="urn:schemas-microsoft-com:vml" xmlns:wp14="http://schemas.microsoft.com/office/word/2010/wordprocessingDrawing" xmlns:wp="http://schemas.openxmlformats.org/drawingml/2006/wordprocessingDrawing" xmlns:w10="urn:schemas-microsoft-com:office:word" xmlns:w="http://schemas.openxmlformats.org/wordprocessingml/2006/main" xmlns:w14="http://schemas.microsoft.com/office/word/2010/wordml" xmlns:w15="http://schemas.microsoft.com/office/word/2012/wordml" xmlns:w16cex="http://schemas.microsoft.com/office/word/2018/wordml/cex" xmlns:w16cid="http://schemas.microsoft.com/office/word/2016/wordml/cid" xmlns:w16="http://schemas.microsoft.com/office/word/2018/wordml" xmlns:w16sdtdh="http://schemas.microsoft.com/office/word/2020/wordml/sdtdatahash" xmlns:w16se="http://schemas.microsoft.com/office/word/2015/wordml/symex" xmlns:wpg="http://schemas.microsoft.com/office/word/2010/wordprocessingGroup" xmlns:wpi="http://schemas.microsoft.com/office/word/2010/wordprocessingInk" xmlns:wne="http://schemas.microsoft.com/office/word/2006/wordml" xmlns:wps="http://schemas.microsoft.com/office/word/2010/wordprocessingShape" mc:Ignorable="w14 w15 w16se w16cid w16 w16cex w16sdtdh wp14">
   <w:abstractNum w:abstractNumId="0" w15:restartNumberingAfterBreak="0">
-    <w:nsid w:val="160D14DB"/>
+    <w:nsid w:val="0C9D0E2B"/>
     <w:multiLevelType w:val="hybridMultilevel"/>
-    <w:tmpl w:val="807ECF1E"/>
-    <w:lvl w:ilvl="0" w:tplc="61A8E25A">
+    <w:tmpl w:val="696CF414"/>
+    <w:lvl w:ilvl="0" w:tplc="5CC2DF92">
       <w:start w:val="1"/>
       <w:numFmt w:val="decimal"/>
       <w:lvlText w:val="%1."/>
@@ -3417,7 +3437,7 @@
         <w:ind w:left="360" w:hanging="300"/>
       </w:pPr>
     </w:lvl>
-    <w:lvl w:ilvl="1" w:tplc="1D48B0D6" w:tentative="1">
+    <w:lvl w:ilvl="1" w:tplc="9EF6EA72" w:tentative="1">
       <w:start w:val="1"/>
       <w:numFmt w:val="lowerLetter"/>
       <w:lvlText w:val="%2."/>
@@ -3426,47 +3446,279 @@
         <w:ind w:left="720" w:hanging="300"/>
       </w:pPr>
     </w:lvl>
-    <w:lvl w:ilvl="2" w:tplc="A2C2877E">
+    <w:lvl w:ilvl="2" w:tplc="9E1C0290">
       <w:numFmt w:val="decimal"/>
       <w:lvlText w:val=""/>
       <w:lvlJc w:val="left"/>
     </w:lvl>
-    <w:lvl w:ilvl="3" w:tplc="5A40A0C4">
+    <w:lvl w:ilvl="3" w:tplc="93548EF4">
       <w:numFmt w:val="decimal"/>
       <w:lvlText w:val=""/>
       <w:lvlJc w:val="left"/>
     </w:lvl>
-    <w:lvl w:ilvl="4" w:tplc="1F46282C">
+    <w:lvl w:ilvl="4" w:tplc="BD40F308">
       <w:numFmt w:val="decimal"/>
       <w:lvlText w:val=""/>
       <w:lvlJc w:val="left"/>
     </w:lvl>
-    <w:lvl w:ilvl="5" w:tplc="67046180">
+    <w:lvl w:ilvl="5" w:tplc="3D00B7D8">
       <w:numFmt w:val="decimal"/>
       <w:lvlText w:val=""/>
       <w:lvlJc w:val="left"/>
     </w:lvl>
-    <w:lvl w:ilvl="6" w:tplc="0B76EF12">
+    <w:lvl w:ilvl="6" w:tplc="88BABB8A">
       <w:numFmt w:val="decimal"/>
       <w:lvlText w:val=""/>
       <w:lvlJc w:val="left"/>
     </w:lvl>
-    <w:lvl w:ilvl="7" w:tplc="4202B296">
+    <w:lvl w:ilvl="7" w:tplc="4ECC6546">
       <w:numFmt w:val="decimal"/>
       <w:lvlText w:val=""/>
       <w:lvlJc w:val="left"/>
     </w:lvl>
-    <w:lvl w:ilvl="8" w:tplc="C4D820B6">
+    <w:lvl w:ilvl="8" w:tplc="8E84E1EA">
       <w:numFmt w:val="decimal"/>
       <w:lvlText w:val=""/>
       <w:lvlJc w:val="left"/>
     </w:lvl>
   </w:abstractNum>
   <w:abstractNum w:abstractNumId="1" w15:restartNumberingAfterBreak="0">
-    <w:nsid w:val="1B1942C5"/>
+    <w:nsid w:val="1039107E"/>
     <w:multiLevelType w:val="hybridMultilevel"/>
-    <w:tmpl w:val="913E9DB0"/>
-    <w:lvl w:ilvl="0" w:tplc="DC089D0A" w:tentative="1">
+    <w:tmpl w:val="D062F5C8"/>
+    <w:lvl w:ilvl="0" w:tplc="7F0A07B2">
+      <w:start w:val="1"/>
+      <w:numFmt w:val="decimal"/>
+      <w:lvlText w:val="%1."/>
+      <w:lvlJc w:val="left"/>
+      <w:pPr>
+        <w:ind w:left="360" w:hanging="300"/>
+      </w:pPr>
+    </w:lvl>
+    <w:lvl w:ilvl="1" w:tplc="967EF4E8" w:tentative="1">
+      <w:start w:val="1"/>
+      <w:numFmt w:val="lowerLetter"/>
+      <w:lvlText w:val="%2."/>
+      <w:lvlJc w:val="left"/>
+      <w:pPr>
+        <w:ind w:left="720" w:hanging="300"/>
+      </w:pPr>
+    </w:lvl>
+    <w:lvl w:ilvl="2" w:tplc="EA0EA9AC">
+      <w:numFmt w:val="decimal"/>
+      <w:lvlText w:val=""/>
+      <w:lvlJc w:val="left"/>
+    </w:lvl>
+    <w:lvl w:ilvl="3" w:tplc="D52A4D02">
+      <w:numFmt w:val="decimal"/>
+      <w:lvlText w:val=""/>
+      <w:lvlJc w:val="left"/>
+    </w:lvl>
+    <w:lvl w:ilvl="4" w:tplc="95D69628">
+      <w:numFmt w:val="decimal"/>
+      <w:lvlText w:val=""/>
+      <w:lvlJc w:val="left"/>
+    </w:lvl>
+    <w:lvl w:ilvl="5" w:tplc="FFBA509E">
+      <w:numFmt w:val="decimal"/>
+      <w:lvlText w:val=""/>
+      <w:lvlJc w:val="left"/>
+    </w:lvl>
+    <w:lvl w:ilvl="6" w:tplc="45D09950">
+      <w:numFmt w:val="decimal"/>
+      <w:lvlText w:val=""/>
+      <w:lvlJc w:val="left"/>
+    </w:lvl>
+    <w:lvl w:ilvl="7" w:tplc="20E8AD00">
+      <w:numFmt w:val="decimal"/>
+      <w:lvlText w:val=""/>
+      <w:lvlJc w:val="left"/>
+    </w:lvl>
+    <w:lvl w:ilvl="8" w:tplc="515235E0">
+      <w:numFmt w:val="decimal"/>
+      <w:lvlText w:val=""/>
+      <w:lvlJc w:val="left"/>
+    </w:lvl>
+  </w:abstractNum>
+  <w:abstractNum w:abstractNumId="2" w15:restartNumberingAfterBreak="0">
+    <w:nsid w:val="1E4459EB"/>
+    <w:multiLevelType w:val="hybridMultilevel"/>
+    <w:tmpl w:val="94FE387A"/>
+    <w:lvl w:ilvl="0" w:tplc="0F1AA0EA">
+      <w:start w:val="1"/>
+      <w:numFmt w:val="decimal"/>
+      <w:lvlText w:val="%1."/>
+      <w:lvlJc w:val="left"/>
+      <w:pPr>
+        <w:ind w:left="360" w:hanging="300"/>
+      </w:pPr>
+    </w:lvl>
+    <w:lvl w:ilvl="1" w:tplc="9F005C1A" w:tentative="1">
+      <w:start w:val="1"/>
+      <w:numFmt w:val="lowerLetter"/>
+      <w:lvlText w:val="%2."/>
+      <w:lvlJc w:val="left"/>
+      <w:pPr>
+        <w:ind w:left="720" w:hanging="300"/>
+      </w:pPr>
+    </w:lvl>
+    <w:lvl w:ilvl="2" w:tplc="D382D268">
+      <w:numFmt w:val="decimal"/>
+      <w:lvlText w:val=""/>
+      <w:lvlJc w:val="left"/>
+    </w:lvl>
+    <w:lvl w:ilvl="3" w:tplc="6D467270">
+      <w:numFmt w:val="decimal"/>
+      <w:lvlText w:val=""/>
+      <w:lvlJc w:val="left"/>
+    </w:lvl>
+    <w:lvl w:ilvl="4" w:tplc="9AC4D0E4">
+      <w:numFmt w:val="decimal"/>
+      <w:lvlText w:val=""/>
+      <w:lvlJc w:val="left"/>
+    </w:lvl>
+    <w:lvl w:ilvl="5" w:tplc="5B984ABA">
+      <w:numFmt w:val="decimal"/>
+      <w:lvlText w:val=""/>
+      <w:lvlJc w:val="left"/>
+    </w:lvl>
+    <w:lvl w:ilvl="6" w:tplc="23642CD8">
+      <w:numFmt w:val="decimal"/>
+      <w:lvlText w:val=""/>
+      <w:lvlJc w:val="left"/>
+    </w:lvl>
+    <w:lvl w:ilvl="7" w:tplc="BAE0BD04">
+      <w:numFmt w:val="decimal"/>
+      <w:lvlText w:val=""/>
+      <w:lvlJc w:val="left"/>
+    </w:lvl>
+    <w:lvl w:ilvl="8" w:tplc="C40A3718">
+      <w:numFmt w:val="decimal"/>
+      <w:lvlText w:val=""/>
+      <w:lvlJc w:val="left"/>
+    </w:lvl>
+  </w:abstractNum>
+  <w:abstractNum w:abstractNumId="3" w15:restartNumberingAfterBreak="0">
+    <w:nsid w:val="4E222580"/>
+    <w:multiLevelType w:val="hybridMultilevel"/>
+    <w:tmpl w:val="CCDCC142"/>
+    <w:lvl w:ilvl="0" w:tplc="A65451D4">
+      <w:start w:val="1"/>
+      <w:numFmt w:val="decimal"/>
+      <w:lvlText w:val="%1."/>
+      <w:lvlJc w:val="left"/>
+      <w:pPr>
+        <w:ind w:left="360" w:hanging="300"/>
+      </w:pPr>
+    </w:lvl>
+    <w:lvl w:ilvl="1" w:tplc="9408A14E" w:tentative="1">
+      <w:start w:val="1"/>
+      <w:numFmt w:val="lowerLetter"/>
+      <w:lvlText w:val="%2."/>
+      <w:lvlJc w:val="left"/>
+      <w:pPr>
+        <w:ind w:left="720" w:hanging="300"/>
+      </w:pPr>
+    </w:lvl>
+    <w:lvl w:ilvl="2" w:tplc="C750ED60">
+      <w:numFmt w:val="decimal"/>
+      <w:lvlText w:val=""/>
+      <w:lvlJc w:val="left"/>
+    </w:lvl>
+    <w:lvl w:ilvl="3" w:tplc="40D0E35A">
+      <w:numFmt w:val="decimal"/>
+      <w:lvlText w:val=""/>
+      <w:lvlJc w:val="left"/>
+    </w:lvl>
+    <w:lvl w:ilvl="4" w:tplc="944CD47E">
+      <w:numFmt w:val="decimal"/>
+      <w:lvlText w:val=""/>
+      <w:lvlJc w:val="left"/>
+    </w:lvl>
+    <w:lvl w:ilvl="5" w:tplc="7F766EC0">
+      <w:numFmt w:val="decimal"/>
+      <w:lvlText w:val=""/>
+      <w:lvlJc w:val="left"/>
+    </w:lvl>
+    <w:lvl w:ilvl="6" w:tplc="24BE11A8">
+      <w:numFmt w:val="decimal"/>
+      <w:lvlText w:val=""/>
+      <w:lvlJc w:val="left"/>
+    </w:lvl>
+    <w:lvl w:ilvl="7" w:tplc="96DC0C6C">
+      <w:numFmt w:val="decimal"/>
+      <w:lvlText w:val=""/>
+      <w:lvlJc w:val="left"/>
+    </w:lvl>
+    <w:lvl w:ilvl="8" w:tplc="E6B8A106">
+      <w:numFmt w:val="decimal"/>
+      <w:lvlText w:val=""/>
+      <w:lvlJc w:val="left"/>
+    </w:lvl>
+  </w:abstractNum>
+  <w:abstractNum w:abstractNumId="4" w15:restartNumberingAfterBreak="0">
+    <w:nsid w:val="56B9411F"/>
+    <w:multiLevelType w:val="hybridMultilevel"/>
+    <w:tmpl w:val="19AAFB40"/>
+    <w:lvl w:ilvl="0" w:tplc="5EA42AEE">
+      <w:start w:val="1"/>
+      <w:numFmt w:val="decimal"/>
+      <w:lvlText w:val="%1."/>
+      <w:lvlJc w:val="left"/>
+      <w:pPr>
+        <w:ind w:left="360" w:hanging="300"/>
+      </w:pPr>
+    </w:lvl>
+    <w:lvl w:ilvl="1" w:tplc="68364390" w:tentative="1">
+      <w:start w:val="1"/>
+      <w:numFmt w:val="lowerLetter"/>
+      <w:lvlText w:val="%2."/>
+      <w:lvlJc w:val="left"/>
+      <w:pPr>
+        <w:ind w:left="720" w:hanging="300"/>
+      </w:pPr>
+    </w:lvl>
+    <w:lvl w:ilvl="2" w:tplc="44921298">
+      <w:numFmt w:val="decimal"/>
+      <w:lvlText w:val=""/>
+      <w:lvlJc w:val="left"/>
+    </w:lvl>
+    <w:lvl w:ilvl="3" w:tplc="CC7AEF1A">
+      <w:numFmt w:val="decimal"/>
+      <w:lvlText w:val=""/>
+      <w:lvlJc w:val="left"/>
+    </w:lvl>
+    <w:lvl w:ilvl="4" w:tplc="7A5810A8">
+      <w:numFmt w:val="decimal"/>
+      <w:lvlText w:val=""/>
+      <w:lvlJc w:val="left"/>
+    </w:lvl>
+    <w:lvl w:ilvl="5" w:tplc="82849930">
+      <w:numFmt w:val="decimal"/>
+      <w:lvlText w:val=""/>
+      <w:lvlJc w:val="left"/>
+    </w:lvl>
+    <w:lvl w:ilvl="6" w:tplc="33580668">
+      <w:numFmt w:val="decimal"/>
+      <w:lvlText w:val=""/>
+      <w:lvlJc w:val="left"/>
+    </w:lvl>
+    <w:lvl w:ilvl="7" w:tplc="FE8A7F06">
+      <w:numFmt w:val="decimal"/>
+      <w:lvlText w:val=""/>
+      <w:lvlJc w:val="left"/>
+    </w:lvl>
+    <w:lvl w:ilvl="8" w:tplc="702A87BA">
+      <w:numFmt w:val="decimal"/>
+      <w:lvlText w:val=""/>
+      <w:lvlJc w:val="left"/>
+    </w:lvl>
+  </w:abstractNum>
+  <w:abstractNum w:abstractNumId="5" w15:restartNumberingAfterBreak="0">
+    <w:nsid w:val="5FDA7035"/>
+    <w:multiLevelType w:val="hybridMultilevel"/>
+    <w:tmpl w:val="C21EA29A"/>
+    <w:lvl w:ilvl="0" w:tplc="66FE9210" w:tentative="1">
       <w:start w:val="1"/>
       <w:numFmt w:val="bullet"/>
       <w:lvlText w:val="●"/>
@@ -3475,7 +3727,7 @@
         <w:ind w:left="720" w:hanging="360"/>
       </w:pPr>
     </w:lvl>
-    <w:lvl w:ilvl="1" w:tplc="F05EC4BE" w:tentative="1">
+    <w:lvl w:ilvl="1" w:tplc="F62C9386" w:tentative="1">
       <w:start w:val="1"/>
       <w:numFmt w:val="bullet"/>
       <w:lvlText w:val="○"/>
@@ -3484,7 +3736,7 @@
         <w:ind w:left="1440" w:hanging="360"/>
       </w:pPr>
     </w:lvl>
-    <w:lvl w:ilvl="2" w:tplc="68224EE6" w:tentative="1">
+    <w:lvl w:ilvl="2" w:tplc="EC28803C" w:tentative="1">
       <w:start w:val="1"/>
       <w:numFmt w:val="bullet"/>
       <w:lvlText w:val="■"/>
@@ -3493,7 +3745,7 @@
         <w:ind w:left="2160" w:hanging="360"/>
       </w:pPr>
     </w:lvl>
-    <w:lvl w:ilvl="3" w:tplc="3EF006C4" w:tentative="1">
+    <w:lvl w:ilvl="3" w:tplc="004479FC" w:tentative="1">
       <w:start w:val="1"/>
       <w:numFmt w:val="bullet"/>
       <w:lvlText w:val="●"/>
@@ -3502,7 +3754,7 @@
         <w:ind w:left="2880" w:hanging="360"/>
       </w:pPr>
     </w:lvl>
-    <w:lvl w:ilvl="4" w:tplc="CD78F758" w:tentative="1">
+    <w:lvl w:ilvl="4" w:tplc="1AEC4CAC" w:tentative="1">
       <w:start w:val="1"/>
       <w:numFmt w:val="bullet"/>
       <w:lvlText w:val="○"/>
@@ -3511,7 +3763,7 @@
         <w:ind w:left="3600" w:hanging="360"/>
       </w:pPr>
     </w:lvl>
-    <w:lvl w:ilvl="5" w:tplc="8A10150E" w:tentative="1">
+    <w:lvl w:ilvl="5" w:tplc="C7629728" w:tentative="1">
       <w:start w:val="1"/>
       <w:numFmt w:val="bullet"/>
       <w:lvlText w:val="■"/>
@@ -3520,7 +3772,7 @@
         <w:ind w:left="4320" w:hanging="360"/>
       </w:pPr>
     </w:lvl>
-    <w:lvl w:ilvl="6" w:tplc="29DC5172" w:tentative="1">
+    <w:lvl w:ilvl="6" w:tplc="63B817AE" w:tentative="1">
       <w:start w:val="1"/>
       <w:numFmt w:val="bullet"/>
       <w:lvlText w:val="●"/>
@@ -3529,7 +3781,7 @@
         <w:ind w:left="5040" w:hanging="360"/>
       </w:pPr>
     </w:lvl>
-    <w:lvl w:ilvl="7" w:tplc="F4D2C992" w:tentative="1">
+    <w:lvl w:ilvl="7" w:tplc="F124B4BA" w:tentative="1">
       <w:start w:val="1"/>
       <w:numFmt w:val="bullet"/>
       <w:lvlText w:val="●"/>
@@ -3538,7 +3790,7 @@
         <w:ind w:left="5760" w:hanging="360"/>
       </w:pPr>
     </w:lvl>
-    <w:lvl w:ilvl="8" w:tplc="96CCBCC2" w:tentative="1">
+    <w:lvl w:ilvl="8" w:tplc="C7660A26" w:tentative="1">
       <w:start w:val="1"/>
       <w:numFmt w:val="bullet"/>
       <w:lvlText w:val="●"/>
@@ -3548,69 +3800,11 @@
       </w:pPr>
     </w:lvl>
   </w:abstractNum>
-  <w:abstractNum w:abstractNumId="2" w15:restartNumberingAfterBreak="0">
-    <w:nsid w:val="3D9001B7"/>
+  <w:abstractNum w:abstractNumId="6" w15:restartNumberingAfterBreak="0">
+    <w:nsid w:val="74913579"/>
     <w:multiLevelType w:val="hybridMultilevel"/>
-    <w:tmpl w:val="0940319C"/>
-    <w:lvl w:ilvl="0" w:tplc="A7723794">
-      <w:start w:val="1"/>
-      <w:numFmt w:val="decimal"/>
-      <w:lvlText w:val="%1."/>
-      <w:lvlJc w:val="left"/>
-      <w:pPr>
-        <w:ind w:left="360" w:hanging="300"/>
-      </w:pPr>
-    </w:lvl>
-    <w:lvl w:ilvl="1" w:tplc="79369886" w:tentative="1">
-      <w:start w:val="1"/>
-      <w:numFmt w:val="lowerLetter"/>
-      <w:lvlText w:val="%2."/>
-      <w:lvlJc w:val="left"/>
-      <w:pPr>
-        <w:ind w:left="720" w:hanging="300"/>
-      </w:pPr>
-    </w:lvl>
-    <w:lvl w:ilvl="2" w:tplc="E2C67688">
-      <w:numFmt w:val="decimal"/>
-      <w:lvlText w:val=""/>
-      <w:lvlJc w:val="left"/>
-    </w:lvl>
-    <w:lvl w:ilvl="3" w:tplc="BCAC8E10">
-      <w:numFmt w:val="decimal"/>
-      <w:lvlText w:val=""/>
-      <w:lvlJc w:val="left"/>
-    </w:lvl>
-    <w:lvl w:ilvl="4" w:tplc="7B725ECE">
-      <w:numFmt w:val="decimal"/>
-      <w:lvlText w:val=""/>
-      <w:lvlJc w:val="left"/>
-    </w:lvl>
-    <w:lvl w:ilvl="5" w:tplc="8AA2CC74">
-      <w:numFmt w:val="decimal"/>
-      <w:lvlText w:val=""/>
-      <w:lvlJc w:val="left"/>
-    </w:lvl>
-    <w:lvl w:ilvl="6" w:tplc="11263784">
-      <w:numFmt w:val="decimal"/>
-      <w:lvlText w:val=""/>
-      <w:lvlJc w:val="left"/>
-    </w:lvl>
-    <w:lvl w:ilvl="7" w:tplc="2318A330">
-      <w:numFmt w:val="decimal"/>
-      <w:lvlText w:val=""/>
-      <w:lvlJc w:val="left"/>
-    </w:lvl>
-    <w:lvl w:ilvl="8" w:tplc="07BE7BB4">
-      <w:numFmt w:val="decimal"/>
-      <w:lvlText w:val=""/>
-      <w:lvlJc w:val="left"/>
-    </w:lvl>
-  </w:abstractNum>
-  <w:abstractNum w:abstractNumId="3" w15:restartNumberingAfterBreak="0">
-    <w:nsid w:val="47461E52"/>
-    <w:multiLevelType w:val="hybridMultilevel"/>
-    <w:tmpl w:val="CF20BD20"/>
-    <w:lvl w:ilvl="0" w:tplc="21B45F0E" w:tentative="1">
+    <w:tmpl w:val="340C29F0"/>
+    <w:lvl w:ilvl="0" w:tplc="4C526970" w:tentative="1">
       <w:start w:val="1"/>
       <w:numFmt w:val="bullet"/>
       <w:lvlText w:val="•"/>
@@ -3619,7 +3813,7 @@
         <w:ind w:left="360" w:hanging="260"/>
       </w:pPr>
     </w:lvl>
-    <w:lvl w:ilvl="1" w:tplc="355C5C8A" w:tentative="1">
+    <w:lvl w:ilvl="1" w:tplc="4468A820" w:tentative="1">
       <w:start w:val="1"/>
       <w:numFmt w:val="bullet"/>
       <w:lvlText w:val="–"/>
@@ -3628,247 +3822,73 @@
         <w:ind w:left="720" w:hanging="260"/>
       </w:pPr>
     </w:lvl>
-    <w:lvl w:ilvl="2" w:tplc="98F69302">
+    <w:lvl w:ilvl="2" w:tplc="3DAC4972">
       <w:numFmt w:val="decimal"/>
       <w:lvlText w:val=""/>
       <w:lvlJc w:val="left"/>
     </w:lvl>
-    <w:lvl w:ilvl="3" w:tplc="46E40508">
+    <w:lvl w:ilvl="3" w:tplc="F03813CC">
       <w:numFmt w:val="decimal"/>
       <w:lvlText w:val=""/>
       <w:lvlJc w:val="left"/>
     </w:lvl>
-    <w:lvl w:ilvl="4" w:tplc="673CE7FE">
+    <w:lvl w:ilvl="4" w:tplc="CBE00AB2">
       <w:numFmt w:val="decimal"/>
       <w:lvlText w:val=""/>
       <w:lvlJc w:val="left"/>
     </w:lvl>
-    <w:lvl w:ilvl="5" w:tplc="8C063B82">
+    <w:lvl w:ilvl="5" w:tplc="CE8AFA2C">
       <w:numFmt w:val="decimal"/>
       <w:lvlText w:val=""/>
       <w:lvlJc w:val="left"/>
     </w:lvl>
-    <w:lvl w:ilvl="6" w:tplc="5A0264D2">
+    <w:lvl w:ilvl="6" w:tplc="07B60FBE">
       <w:numFmt w:val="decimal"/>
       <w:lvlText w:val=""/>
       <w:lvlJc w:val="left"/>
     </w:lvl>
-    <w:lvl w:ilvl="7" w:tplc="33165422">
+    <w:lvl w:ilvl="7" w:tplc="3AA2DBB6">
       <w:numFmt w:val="decimal"/>
       <w:lvlText w:val=""/>
       <w:lvlJc w:val="left"/>
     </w:lvl>
-    <w:lvl w:ilvl="8" w:tplc="05EEC642">
+    <w:lvl w:ilvl="8" w:tplc="5CD496E8">
       <w:numFmt w:val="decimal"/>
       <w:lvlText w:val=""/>
       <w:lvlJc w:val="left"/>
     </w:lvl>
   </w:abstractNum>
-  <w:abstractNum w:abstractNumId="4" w15:restartNumberingAfterBreak="0">
-    <w:nsid w:val="5D6D568F"/>
-    <w:multiLevelType w:val="hybridMultilevel"/>
-    <w:tmpl w:val="0E70454A"/>
-    <w:lvl w:ilvl="0" w:tplc="9A1CA964">
-      <w:start w:val="1"/>
-      <w:numFmt w:val="decimal"/>
-      <w:lvlText w:val="%1."/>
-      <w:lvlJc w:val="left"/>
-      <w:pPr>
-        <w:ind w:left="360" w:hanging="300"/>
-      </w:pPr>
-    </w:lvl>
-    <w:lvl w:ilvl="1" w:tplc="E028FA10" w:tentative="1">
-      <w:start w:val="1"/>
-      <w:numFmt w:val="lowerLetter"/>
-      <w:lvlText w:val="%2."/>
-      <w:lvlJc w:val="left"/>
-      <w:pPr>
-        <w:ind w:left="720" w:hanging="300"/>
-      </w:pPr>
-    </w:lvl>
-    <w:lvl w:ilvl="2" w:tplc="C756C490">
-      <w:numFmt w:val="decimal"/>
-      <w:lvlText w:val=""/>
-      <w:lvlJc w:val="left"/>
-    </w:lvl>
-    <w:lvl w:ilvl="3" w:tplc="6E2043CA">
-      <w:numFmt w:val="decimal"/>
-      <w:lvlText w:val=""/>
-      <w:lvlJc w:val="left"/>
-    </w:lvl>
-    <w:lvl w:ilvl="4" w:tplc="0D889CC4">
-      <w:numFmt w:val="decimal"/>
-      <w:lvlText w:val=""/>
-      <w:lvlJc w:val="left"/>
-    </w:lvl>
-    <w:lvl w:ilvl="5" w:tplc="B0845B0C">
-      <w:numFmt w:val="decimal"/>
-      <w:lvlText w:val=""/>
-      <w:lvlJc w:val="left"/>
-    </w:lvl>
-    <w:lvl w:ilvl="6" w:tplc="5D9CAF7C">
-      <w:numFmt w:val="decimal"/>
-      <w:lvlText w:val=""/>
-      <w:lvlJc w:val="left"/>
-    </w:lvl>
-    <w:lvl w:ilvl="7" w:tplc="DE202696">
-      <w:numFmt w:val="decimal"/>
-      <w:lvlText w:val=""/>
-      <w:lvlJc w:val="left"/>
-    </w:lvl>
-    <w:lvl w:ilvl="8" w:tplc="D3585960">
-      <w:numFmt w:val="decimal"/>
-      <w:lvlText w:val=""/>
-      <w:lvlJc w:val="left"/>
-    </w:lvl>
-  </w:abstractNum>
-  <w:abstractNum w:abstractNumId="5" w15:restartNumberingAfterBreak="0">
-    <w:nsid w:val="64457F8C"/>
-    <w:multiLevelType w:val="hybridMultilevel"/>
-    <w:tmpl w:val="EFCE307A"/>
-    <w:lvl w:ilvl="0" w:tplc="37BA3E84">
-      <w:start w:val="1"/>
-      <w:numFmt w:val="decimal"/>
-      <w:lvlText w:val="%1."/>
-      <w:lvlJc w:val="left"/>
-      <w:pPr>
-        <w:ind w:left="360" w:hanging="300"/>
-      </w:pPr>
-    </w:lvl>
-    <w:lvl w:ilvl="1" w:tplc="AF96995C" w:tentative="1">
-      <w:start w:val="1"/>
-      <w:numFmt w:val="lowerLetter"/>
-      <w:lvlText w:val="%2."/>
-      <w:lvlJc w:val="left"/>
-      <w:pPr>
-        <w:ind w:left="720" w:hanging="300"/>
-      </w:pPr>
-    </w:lvl>
-    <w:lvl w:ilvl="2" w:tplc="EFA04D04">
-      <w:numFmt w:val="decimal"/>
-      <w:lvlText w:val=""/>
-      <w:lvlJc w:val="left"/>
-    </w:lvl>
-    <w:lvl w:ilvl="3" w:tplc="F83A7D00">
-      <w:numFmt w:val="decimal"/>
-      <w:lvlText w:val=""/>
-      <w:lvlJc w:val="left"/>
-    </w:lvl>
-    <w:lvl w:ilvl="4" w:tplc="D9505896">
-      <w:numFmt w:val="decimal"/>
-      <w:lvlText w:val=""/>
-      <w:lvlJc w:val="left"/>
-    </w:lvl>
-    <w:lvl w:ilvl="5" w:tplc="EE98FAF0">
-      <w:numFmt w:val="decimal"/>
-      <w:lvlText w:val=""/>
-      <w:lvlJc w:val="left"/>
-    </w:lvl>
-    <w:lvl w:ilvl="6" w:tplc="7D6875FC">
-      <w:numFmt w:val="decimal"/>
-      <w:lvlText w:val=""/>
-      <w:lvlJc w:val="left"/>
-    </w:lvl>
-    <w:lvl w:ilvl="7" w:tplc="C02AA764">
-      <w:numFmt w:val="decimal"/>
-      <w:lvlText w:val=""/>
-      <w:lvlJc w:val="left"/>
-    </w:lvl>
-    <w:lvl w:ilvl="8" w:tplc="2CECE25C">
-      <w:numFmt w:val="decimal"/>
-      <w:lvlText w:val=""/>
-      <w:lvlJc w:val="left"/>
-    </w:lvl>
-  </w:abstractNum>
-  <w:abstractNum w:abstractNumId="6" w15:restartNumberingAfterBreak="0">
-    <w:nsid w:val="6D1E677C"/>
-    <w:multiLevelType w:val="hybridMultilevel"/>
-    <w:tmpl w:val="B3A44DBC"/>
-    <w:lvl w:ilvl="0" w:tplc="946205AE">
-      <w:start w:val="1"/>
-      <w:numFmt w:val="decimal"/>
-      <w:lvlText w:val="%1."/>
-      <w:lvlJc w:val="left"/>
-      <w:pPr>
-        <w:ind w:left="360" w:hanging="300"/>
-      </w:pPr>
-    </w:lvl>
-    <w:lvl w:ilvl="1" w:tplc="249606DE" w:tentative="1">
-      <w:start w:val="1"/>
-      <w:numFmt w:val="lowerLetter"/>
-      <w:lvlText w:val="%2."/>
-      <w:lvlJc w:val="left"/>
-      <w:pPr>
-        <w:ind w:left="720" w:hanging="300"/>
-      </w:pPr>
-    </w:lvl>
-    <w:lvl w:ilvl="2" w:tplc="B72EECDC">
-      <w:numFmt w:val="decimal"/>
-      <w:lvlText w:val=""/>
-      <w:lvlJc w:val="left"/>
-    </w:lvl>
-    <w:lvl w:ilvl="3" w:tplc="7932D778">
-      <w:numFmt w:val="decimal"/>
-      <w:lvlText w:val=""/>
-      <w:lvlJc w:val="left"/>
-    </w:lvl>
-    <w:lvl w:ilvl="4" w:tplc="8E8AA7E6">
-      <w:numFmt w:val="decimal"/>
-      <w:lvlText w:val=""/>
-      <w:lvlJc w:val="left"/>
-    </w:lvl>
-    <w:lvl w:ilvl="5" w:tplc="CD76ADF2">
-      <w:numFmt w:val="decimal"/>
-      <w:lvlText w:val=""/>
-      <w:lvlJc w:val="left"/>
-    </w:lvl>
-    <w:lvl w:ilvl="6" w:tplc="CC6E23CA">
-      <w:numFmt w:val="decimal"/>
-      <w:lvlText w:val=""/>
-      <w:lvlJc w:val="left"/>
-    </w:lvl>
-    <w:lvl w:ilvl="7" w:tplc="74EE3FC0">
-      <w:numFmt w:val="decimal"/>
-      <w:lvlText w:val=""/>
-      <w:lvlJc w:val="left"/>
-    </w:lvl>
-    <w:lvl w:ilvl="8" w:tplc="F71A572E">
-      <w:numFmt w:val="decimal"/>
-      <w:lvlText w:val=""/>
-      <w:lvlJc w:val="left"/>
-    </w:lvl>
-  </w:abstractNum>
-  <w:num w:numId="1" w16cid:durableId="1838691319">
+  <w:num w:numId="1" w16cid:durableId="1539392570">
+    <w:abstractNumId w:val="5"/>
+    <w:lvlOverride w:ilvl="0">
+      <w:startOverride w:val="1"/>
+    </w:lvlOverride>
+  </w:num>
+  <w:num w:numId="2" w16cid:durableId="320810724">
+    <w:abstractNumId w:val="4"/>
+    <w:lvlOverride w:ilvl="0">
+      <w:startOverride w:val="1"/>
+    </w:lvlOverride>
+  </w:num>
+  <w:num w:numId="3" w16cid:durableId="1413772340">
     <w:abstractNumId w:val="1"/>
     <w:lvlOverride w:ilvl="0">
       <w:startOverride w:val="1"/>
     </w:lvlOverride>
   </w:num>
-  <w:num w:numId="2" w16cid:durableId="1961766243">
+  <w:num w:numId="4" w16cid:durableId="1074425941">
+    <w:abstractNumId w:val="3"/>
+    <w:lvlOverride w:ilvl="0">
+      <w:startOverride w:val="1"/>
+    </w:lvlOverride>
+  </w:num>
+  <w:num w:numId="5" w16cid:durableId="1463227766">
     <w:abstractNumId w:val="0"/>
     <w:lvlOverride w:ilvl="0">
       <w:startOverride w:val="1"/>
     </w:lvlOverride>
   </w:num>
-  <w:num w:numId="3" w16cid:durableId="1863588757">
-    <w:abstractNumId w:val="5"/>
-    <w:lvlOverride w:ilvl="0">
-      <w:startOverride w:val="1"/>
-    </w:lvlOverride>
-  </w:num>
-  <w:num w:numId="4" w16cid:durableId="1331718427">
-    <w:abstractNumId w:val="6"/>
-    <w:lvlOverride w:ilvl="0">
-      <w:startOverride w:val="1"/>
-    </w:lvlOverride>
-  </w:num>
-  <w:num w:numId="5" w16cid:durableId="1491018500">
-    <w:abstractNumId w:val="4"/>
-    <w:lvlOverride w:ilvl="0">
-      <w:startOverride w:val="1"/>
-    </w:lvlOverride>
-  </w:num>
-  <w:num w:numId="6" w16cid:durableId="1360156708">
+  <w:num w:numId="6" w16cid:durableId="1288387247">
     <w:abstractNumId w:val="2"/>
     <w:lvlOverride w:ilvl="0">
       <w:startOverride w:val="1"/>
@@ -4550,7 +4570,7 @@
     <w:autoRedefine/>
     <w:uiPriority w:val="39"/>
     <w:unhideWhenUsed/>
-    <w:rsid w:val="00B419B5"/>
+    <w:rsid w:val="004469A6"/>
     <w:pPr>
       <w:spacing w:after="100"/>
     </w:pPr>
